--- a/QA-Part-2/Final Project Report - Hita and Sravani.docx
+++ b/QA-Part-2/Final Project Report - Hita and Sravani.docx
@@ -3,290 +3,4938 @@
 <w:document xmlns:wpc="http://schemas.microsoft.com/office/word/2010/wordprocessingCanvas" xmlns:cx="http://schemas.microsoft.com/office/drawing/2014/chartex" xmlns:cx1="http://schemas.microsoft.com/office/drawing/2015/9/8/chartex" xmlns:cx2="http://schemas.microsoft.com/office/drawing/2015/10/21/chartex" xmlns:cx3="http://schemas.microsoft.com/office/drawing/2016/5/9/chartex" xmlns:cx4="http://schemas.microsoft.com/office/drawing/2016/5/10/chartex" xmlns:cx5="http://schemas.microsoft.com/office/drawing/2016/5/11/chartex" xmlns:cx6="http://schemas.microsoft.com/office/drawing/2016/5/12/chartex" xmlns:cx7="http://schemas.microsoft.com/office/drawing/2016/5/13/chartex" xmlns:cx8="http://schemas.microsoft.com/office/drawing/2016/5/14/chartex" xmlns:mc="http://schemas.openxmlformats.org/markup-compatibility/2006" xmlns:aink="http://schemas.microsoft.com/office/drawing/2016/ink" xmlns:am3d="http://schemas.microsoft.com/office/drawing/2017/model3d" xmlns:o="urn:schemas-microsoft-com:office:office" xmlns:oel="http://schemas.microsoft.com/office/2019/extlst" xmlns:r="http://schemas.openxmlformats.org/officeDocument/2006/relationships" xmlns:m="http://schemas.openxmlformats.org/officeDocument/2006/math" xmlns:v="urn:schemas-microsoft-com:vml" xmlns:wp14="http://schemas.microsoft.com/office/word/2010/wordprocessingDrawing" xmlns:wp="http://schemas.openxmlformats.org/drawingml/2006/wordprocessingDrawing" xmlns:w10="urn:schemas-microsoft-com:office:word" xmlns:w="http://schemas.openxmlformats.org/wordprocessingml/2006/main" xmlns:w14="http://schemas.microsoft.com/office/word/2010/wordml" xmlns:w15="http://schemas.microsoft.com/office/word/2012/wordml" xmlns:w16cex="http://schemas.microsoft.com/office/word/2018/wordml/cex" xmlns:w16cid="http://schemas.microsoft.com/office/word/2016/wordml/cid" xmlns:w16="http://schemas.microsoft.com/office/word/2018/wordml" xmlns:w16du="http://schemas.microsoft.com/office/word/2023/wordml/word16du" xmlns:w16sdtdh="http://schemas.microsoft.com/office/word/2020/wordml/sdtdatahash" xmlns:w16sdtfl="http://schemas.microsoft.com/office/word/2024/wordml/sdtformatlock" xmlns:w16se="http://schemas.microsoft.com/office/word/2015/wordml/symex" xmlns:wpg="http://schemas.microsoft.com/office/word/2010/wordprocessingGroup" xmlns:wpi="http://schemas.microsoft.com/office/word/2010/wordprocessingInk" xmlns:wne="http://schemas.microsoft.com/office/word/2006/wordml" xmlns:wps="http://schemas.microsoft.com/office/word/2010/wordprocessingShape" mc:Ignorable="w14 w15 w16se w16cid w16 w16cex w16sdtdh w16sdtfl w16du wp14">
   <w:body>
     <w:p>
+      <w:r>
+        <w:rPr>
+          <w:rFonts w:ascii="Arial" w:hAnsi="Arial" w:cs="Arial"/>
+          <w:noProof/>
+        </w:rPr>
+        <w:drawing>
+          <wp:anchor distT="0" distB="0" distL="114300" distR="114300" simplePos="0" relativeHeight="251659264" behindDoc="0" locked="0" layoutInCell="1" allowOverlap="1" wp14:anchorId="4618EDB0" wp14:editId="45635746">
+            <wp:simplePos x="0" y="0"/>
+            <wp:positionH relativeFrom="margin">
+              <wp:posOffset>-389255</wp:posOffset>
+            </wp:positionH>
+            <wp:positionV relativeFrom="paragraph">
+              <wp:posOffset>281387</wp:posOffset>
+            </wp:positionV>
+            <wp:extent cx="678180" cy="478790"/>
+            <wp:effectExtent l="0" t="0" r="7620" b="0"/>
+            <wp:wrapNone/>
+            <wp:docPr id="1670913647" name="Picture 4" descr="Auckland University of Technology - Wikipedia"/>
+            <wp:cNvGraphicFramePr>
+              <a:graphicFrameLocks xmlns:a="http://schemas.openxmlformats.org/drawingml/2006/main" noChangeAspect="1"/>
+            </wp:cNvGraphicFramePr>
+            <a:graphic xmlns:a="http://schemas.openxmlformats.org/drawingml/2006/main">
+              <a:graphicData uri="http://schemas.openxmlformats.org/drawingml/2006/picture">
+                <pic:pic xmlns:pic="http://schemas.openxmlformats.org/drawingml/2006/picture">
+                  <pic:nvPicPr>
+                    <pic:cNvPr id="0" name="Picture 12" descr="Auckland University of Technology - Wikipedia"/>
+                    <pic:cNvPicPr>
+                      <a:picLocks noChangeAspect="1" noChangeArrowheads="1"/>
+                    </pic:cNvPicPr>
+                  </pic:nvPicPr>
+                  <pic:blipFill>
+                    <a:blip r:embed="rId6" cstate="print">
+                      <a:extLst>
+                        <a:ext uri="{28A0092B-C50C-407E-A947-70E740481C1C}">
+                          <a14:useLocalDpi xmlns:a14="http://schemas.microsoft.com/office/drawing/2010/main" val="0"/>
+                        </a:ext>
+                      </a:extLst>
+                    </a:blip>
+                    <a:srcRect/>
+                    <a:stretch>
+                      <a:fillRect/>
+                    </a:stretch>
+                  </pic:blipFill>
+                  <pic:spPr bwMode="auto">
+                    <a:xfrm>
+                      <a:off x="0" y="0"/>
+                      <a:ext cx="678180" cy="478790"/>
+                    </a:xfrm>
+                    <a:prstGeom prst="rect">
+                      <a:avLst/>
+                    </a:prstGeom>
+                    <a:noFill/>
+                    <a:ln>
+                      <a:noFill/>
+                    </a:ln>
+                  </pic:spPr>
+                </pic:pic>
+              </a:graphicData>
+            </a:graphic>
+            <wp14:sizeRelH relativeFrom="margin">
+              <wp14:pctWidth>0</wp14:pctWidth>
+            </wp14:sizeRelH>
+            <wp14:sizeRelV relativeFrom="margin">
+              <wp14:pctHeight>0</wp14:pctHeight>
+            </wp14:sizeRelV>
+          </wp:anchor>
+        </w:drawing>
+      </w:r>
+    </w:p>
+    <w:p>
+      <w:pPr>
+        <w:ind w:left="720"/>
+        <w:rPr>
+          <w:rFonts w:ascii="Times New Roman" w:hAnsi="Times New Roman" w:cs="Times New Roman"/>
+          <w:b/>
+          <w:bCs/>
+          <w:sz w:val="44"/>
+          <w:szCs w:val="44"/>
+        </w:rPr>
+      </w:pPr>
+      <w:bookmarkStart w:id="0" w:name="_Hlk194156327"/>
+      <w:bookmarkEnd w:id="0"/>
+      <w:r>
+        <w:rPr>
+          <w:rFonts w:ascii="Times New Roman" w:hAnsi="Times New Roman" w:cs="Times New Roman"/>
+          <w:b/>
+          <w:bCs/>
+          <w:sz w:val="48"/>
+          <w:szCs w:val="48"/>
+        </w:rPr>
+        <w:t>Auckland University of Technology</w:t>
+      </w:r>
+    </w:p>
+    <w:p>
+      <w:pPr>
+        <w:rPr>
+          <w:rFonts w:ascii="Arial" w:hAnsi="Arial" w:cs="Arial"/>
+          <w:b/>
+          <w:bCs/>
+          <w:sz w:val="44"/>
+          <w:szCs w:val="44"/>
+        </w:rPr>
+      </w:pPr>
+    </w:p>
+    <w:p>
+      <w:pPr>
+        <w:rPr>
+          <w:rFonts w:ascii="Arial" w:hAnsi="Arial" w:cs="Arial"/>
+          <w:b/>
+          <w:bCs/>
+          <w:sz w:val="44"/>
+          <w:szCs w:val="44"/>
+        </w:rPr>
+      </w:pPr>
+    </w:p>
+    <w:p>
+      <w:pPr>
+        <w:spacing w:after="240"/>
+        <w:contextualSpacing/>
+        <w:jc w:val="center"/>
+        <w:rPr>
+          <w:rFonts w:ascii="Times New Roman" w:hAnsi="Times New Roman" w:cs="Times New Roman"/>
+          <w:b/>
+          <w:bCs/>
+          <w:sz w:val="44"/>
+          <w:szCs w:val="44"/>
+        </w:rPr>
+      </w:pPr>
+      <w:r>
+        <w:rPr>
+          <w:rFonts w:ascii="Times New Roman" w:hAnsi="Times New Roman" w:cs="Times New Roman"/>
+          <w:b/>
+          <w:bCs/>
+          <w:sz w:val="44"/>
+          <w:szCs w:val="44"/>
+        </w:rPr>
+        <w:t xml:space="preserve">ENSE707 – Software Quality </w:t>
+      </w:r>
+    </w:p>
+    <w:p>
+      <w:pPr>
+        <w:jc w:val="center"/>
+        <w:rPr>
+          <w:rFonts w:ascii="Times New Roman" w:hAnsi="Times New Roman" w:cs="Times New Roman"/>
+          <w:b/>
+          <w:bCs/>
+          <w:sz w:val="44"/>
+          <w:szCs w:val="44"/>
+        </w:rPr>
+      </w:pPr>
+      <w:r>
+        <w:rPr>
+          <w:rFonts w:ascii="Times New Roman" w:hAnsi="Times New Roman" w:cs="Times New Roman"/>
+          <w:b/>
+          <w:bCs/>
+          <w:sz w:val="44"/>
+          <w:szCs w:val="44"/>
+        </w:rPr>
+        <w:t>Assurance</w:t>
+      </w:r>
+    </w:p>
+    <w:p>
+      <w:pPr>
+        <w:jc w:val="center"/>
+        <w:rPr>
+          <w:rFonts w:ascii="Times New Roman" w:hAnsi="Times New Roman" w:cs="Times New Roman"/>
+          <w:b/>
+          <w:bCs/>
+          <w:sz w:val="36"/>
+          <w:szCs w:val="36"/>
+        </w:rPr>
+      </w:pPr>
+      <w:r>
+        <w:rPr>
+          <w:rFonts w:ascii="Times New Roman" w:hAnsi="Times New Roman" w:cs="Times New Roman"/>
+          <w:b/>
+          <w:bCs/>
+          <w:sz w:val="44"/>
+          <w:szCs w:val="44"/>
+          <w:u w:val="single"/>
+        </w:rPr>
+        <w:t>GitHub Link</w:t>
+      </w:r>
+      <w:r>
+        <w:rPr>
+          <w:rFonts w:ascii="Times New Roman" w:hAnsi="Times New Roman" w:cs="Times New Roman"/>
+          <w:b/>
+          <w:bCs/>
+          <w:sz w:val="44"/>
+          <w:szCs w:val="44"/>
+        </w:rPr>
+        <w:t xml:space="preserve">: </w:t>
+      </w:r>
+      <w:hyperlink r:id="rId7" w:history="1">
+        <w:r>
+          <w:rPr>
+            <w:rStyle w:val="Hyperlink"/>
+            <w:rFonts w:ascii="Times New Roman" w:hAnsi="Times New Roman" w:cs="Times New Roman"/>
+            <w:b/>
+            <w:bCs/>
+            <w:sz w:val="36"/>
+            <w:szCs w:val="36"/>
+          </w:rPr>
+          <w:t>https://github.com/laksrahaha/Hospital-Management-System---Software-Quality-Assurance-</w:t>
+        </w:r>
+      </w:hyperlink>
+      <w:r>
+        <w:rPr>
+          <w:rFonts w:ascii="Times New Roman" w:hAnsi="Times New Roman" w:cs="Times New Roman"/>
+          <w:b/>
+          <w:bCs/>
+          <w:sz w:val="36"/>
+          <w:szCs w:val="36"/>
+        </w:rPr>
+        <w:t xml:space="preserve"> </w:t>
+      </w:r>
+    </w:p>
+    <w:p>
+      <w:pPr>
+        <w:jc w:val="center"/>
+        <w:rPr>
+          <w:rFonts w:ascii="Times New Roman" w:hAnsi="Times New Roman" w:cs="Times New Roman"/>
+          <w:b/>
+          <w:bCs/>
+          <w:sz w:val="44"/>
+          <w:szCs w:val="44"/>
+        </w:rPr>
+      </w:pPr>
+      <w:r>
+        <w:rPr>
+          <w:rFonts w:ascii="Times New Roman" w:hAnsi="Times New Roman" w:cs="Times New Roman"/>
+          <w:b/>
+          <w:bCs/>
+          <w:sz w:val="44"/>
+          <w:szCs w:val="44"/>
+        </w:rPr>
+        <w:t xml:space="preserve">Assessment </w:t>
+      </w:r>
+      <w:r>
+        <w:rPr>
+          <w:rFonts w:ascii="Times New Roman" w:hAnsi="Times New Roman" w:cs="Times New Roman"/>
+          <w:b/>
+          <w:bCs/>
+          <w:sz w:val="44"/>
+          <w:szCs w:val="44"/>
+        </w:rPr>
+        <w:t>2</w:t>
+      </w:r>
+    </w:p>
+    <w:p>
+      <w:pPr>
+        <w:jc w:val="center"/>
+        <w:rPr>
+          <w:rFonts w:ascii="Times New Roman" w:hAnsi="Times New Roman" w:cs="Times New Roman"/>
+          <w:b/>
+          <w:bCs/>
+          <w:sz w:val="44"/>
+          <w:szCs w:val="44"/>
+        </w:rPr>
+      </w:pPr>
+      <w:r>
+        <w:rPr>
+          <w:rFonts w:ascii="Times New Roman" w:hAnsi="Times New Roman" w:cs="Times New Roman"/>
+          <w:b/>
+          <w:bCs/>
+          <w:sz w:val="44"/>
+          <w:szCs w:val="44"/>
+        </w:rPr>
+        <w:t>Final Project Report </w:t>
+      </w:r>
+    </w:p>
+    <w:p>
+      <w:pPr>
+        <w:jc w:val="center"/>
+        <w:rPr>
+          <w:rFonts w:ascii="Times New Roman" w:hAnsi="Times New Roman" w:cs="Times New Roman"/>
+          <w:b/>
+          <w:bCs/>
+          <w:sz w:val="44"/>
+          <w:szCs w:val="44"/>
+        </w:rPr>
+      </w:pPr>
+    </w:p>
+    <w:p>
+      <w:pPr>
+        <w:jc w:val="center"/>
+        <w:rPr>
+          <w:rFonts w:ascii="Times New Roman" w:hAnsi="Times New Roman" w:cs="Times New Roman"/>
+          <w:b/>
+          <w:bCs/>
+          <w:sz w:val="36"/>
+          <w:szCs w:val="36"/>
+        </w:rPr>
+      </w:pPr>
+      <w:r>
+        <w:rPr>
+          <w:rFonts w:ascii="Times New Roman" w:hAnsi="Times New Roman" w:cs="Times New Roman"/>
+          <w:b/>
+          <w:bCs/>
+          <w:sz w:val="40"/>
+          <w:szCs w:val="40"/>
+        </w:rPr>
+        <w:t xml:space="preserve">Group: </w:t>
+      </w:r>
+    </w:p>
+    <w:p>
+      <w:pPr>
+        <w:jc w:val="center"/>
+        <w:rPr>
+          <w:rFonts w:ascii="Times New Roman" w:hAnsi="Times New Roman" w:cs="Times New Roman"/>
+          <w:b/>
+          <w:bCs/>
+          <w:sz w:val="36"/>
+          <w:szCs w:val="36"/>
+        </w:rPr>
+      </w:pPr>
+      <w:r>
+        <w:rPr>
+          <w:rFonts w:ascii="Times New Roman" w:hAnsi="Times New Roman" w:cs="Times New Roman"/>
+          <w:b/>
+          <w:bCs/>
+          <w:sz w:val="36"/>
+          <w:szCs w:val="36"/>
+        </w:rPr>
+        <w:t>Hita Viswanathan - 23199037</w:t>
+      </w:r>
+    </w:p>
+    <w:p>
+      <w:pPr>
+        <w:jc w:val="center"/>
+        <w:rPr>
+          <w:rFonts w:ascii="Times New Roman" w:hAnsi="Times New Roman" w:cs="Times New Roman"/>
+          <w:b/>
+          <w:bCs/>
+          <w:sz w:val="36"/>
+          <w:szCs w:val="36"/>
+        </w:rPr>
+      </w:pPr>
+      <w:r>
+        <w:rPr>
+          <w:rFonts w:ascii="Times New Roman" w:hAnsi="Times New Roman" w:cs="Times New Roman"/>
+          <w:b/>
+          <w:bCs/>
+          <w:sz w:val="36"/>
+          <w:szCs w:val="36"/>
+        </w:rPr>
+        <w:t>Sravani Kunapuli - 23198431</w:t>
+      </w:r>
+    </w:p>
+    <w:p>
       <w:pPr>
         <w:pStyle w:val="Heading1"/>
-      </w:pPr>
-      <w:r>
+        <w:rPr>
+          <w:rFonts w:ascii="Times New Roman" w:hAnsi="Times New Roman" w:cs="Times New Roman"/>
+        </w:rPr>
+      </w:pPr>
+    </w:p>
+    <w:p/>
+    <w:p/>
+    <w:p/>
+    <w:p/>
+    <w:p/>
+    <w:p/>
+    <w:p/>
+    <w:p/>
+    <w:sdt>
+      <w:sdtPr>
+        <w:id w:val="361569225"/>
+        <w:docPartObj>
+          <w:docPartGallery w:val="Table of Contents"/>
+          <w:docPartUnique/>
+        </w:docPartObj>
+      </w:sdtPr>
+      <w:sdtEndPr>
+        <w:rPr>
+          <w:rFonts w:asciiTheme="minorHAnsi" w:eastAsiaTheme="minorHAnsi" w:hAnsiTheme="minorHAnsi" w:cstheme="minorBidi"/>
+          <w:b/>
+          <w:bCs/>
+          <w:noProof/>
+          <w:color w:val="auto"/>
+          <w:kern w:val="2"/>
+          <w:sz w:val="24"/>
+          <w:szCs w:val="24"/>
+          <w:lang w:val="en-NZ"/>
+          <w14:ligatures w14:val="standardContextual"/>
+        </w:rPr>
+      </w:sdtEndPr>
+      <w:sdtContent>
+        <w:p>
+          <w:pPr>
+            <w:pStyle w:val="TOCHeading"/>
+          </w:pPr>
+          <w:r>
+            <w:t>Table of Contents</w:t>
+          </w:r>
+        </w:p>
+        <w:p>
+          <w:pPr>
+            <w:pStyle w:val="TOC1"/>
+            <w:tabs>
+              <w:tab w:val="right" w:leader="dot" w:pos="9016"/>
+            </w:tabs>
+            <w:rPr>
+              <w:rFonts w:eastAsiaTheme="minorEastAsia"/>
+              <w:noProof/>
+              <w:lang w:eastAsia="en-NZ"/>
+            </w:rPr>
+          </w:pPr>
+          <w:r>
+            <w:fldChar w:fldCharType="begin"/>
+          </w:r>
+          <w:r>
+            <w:instrText xml:space="preserve"> TOC \o "1-3" \h \z \u </w:instrText>
+          </w:r>
+          <w:r>
+            <w:fldChar w:fldCharType="separate"/>
+          </w:r>
+          <w:hyperlink w:anchor="_Toc243254619" w:history="1">
+            <w:r>
+              <w:rPr>
+                <w:rStyle w:val="Hyperlink"/>
+                <w:rFonts w:ascii="Times New Roman" w:hAnsi="Times New Roman" w:cs="Times New Roman"/>
+                <w:noProof/>
+              </w:rPr>
+              <w:t>Introduction - hita</w:t>
+            </w:r>
+            <w:r>
+              <w:rPr>
+                <w:noProof/>
+                <w:webHidden/>
+              </w:rPr>
+              <w:tab/>
+            </w:r>
+            <w:r>
+              <w:rPr>
+                <w:noProof/>
+                <w:webHidden/>
+              </w:rPr>
+              <w:fldChar w:fldCharType="begin"/>
+            </w:r>
+            <w:r>
+              <w:rPr>
+                <w:noProof/>
+                <w:webHidden/>
+              </w:rPr>
+              <w:instrText xml:space="preserve"> PAGEREF _Toc243254619 \h </w:instrText>
+            </w:r>
+            <w:r>
+              <w:rPr>
+                <w:noProof/>
+                <w:webHidden/>
+              </w:rPr>
+            </w:r>
+            <w:r>
+              <w:rPr>
+                <w:noProof/>
+                <w:webHidden/>
+              </w:rPr>
+              <w:fldChar w:fldCharType="separate"/>
+            </w:r>
+            <w:r>
+              <w:rPr>
+                <w:noProof/>
+                <w:webHidden/>
+              </w:rPr>
+              <w:t>3</w:t>
+            </w:r>
+            <w:r>
+              <w:rPr>
+                <w:noProof/>
+                <w:webHidden/>
+              </w:rPr>
+              <w:fldChar w:fldCharType="end"/>
+            </w:r>
+          </w:hyperlink>
+        </w:p>
+        <w:p>
+          <w:pPr>
+            <w:pStyle w:val="TOC1"/>
+            <w:tabs>
+              <w:tab w:val="right" w:leader="dot" w:pos="9016"/>
+            </w:tabs>
+            <w:rPr>
+              <w:rFonts w:eastAsiaTheme="minorEastAsia"/>
+              <w:noProof/>
+              <w:lang w:eastAsia="en-NZ"/>
+            </w:rPr>
+          </w:pPr>
+          <w:hyperlink w:anchor="_Toc243254620" w:history="1">
+            <w:r>
+              <w:rPr>
+                <w:rStyle w:val="Hyperlink"/>
+                <w:rFonts w:ascii="Times New Roman" w:hAnsi="Times New Roman" w:cs="Times New Roman"/>
+                <w:noProof/>
+              </w:rPr>
+              <w:t>Task 1: Project Completion and Final Implementation - shared</w:t>
+            </w:r>
+            <w:r>
+              <w:rPr>
+                <w:noProof/>
+                <w:webHidden/>
+              </w:rPr>
+              <w:tab/>
+            </w:r>
+            <w:r>
+              <w:rPr>
+                <w:noProof/>
+                <w:webHidden/>
+              </w:rPr>
+              <w:fldChar w:fldCharType="begin"/>
+            </w:r>
+            <w:r>
+              <w:rPr>
+                <w:noProof/>
+                <w:webHidden/>
+              </w:rPr>
+              <w:instrText xml:space="preserve"> PAGEREF _Toc243254620 \h </w:instrText>
+            </w:r>
+            <w:r>
+              <w:rPr>
+                <w:noProof/>
+                <w:webHidden/>
+              </w:rPr>
+            </w:r>
+            <w:r>
+              <w:rPr>
+                <w:noProof/>
+                <w:webHidden/>
+              </w:rPr>
+              <w:fldChar w:fldCharType="separate"/>
+            </w:r>
+            <w:r>
+              <w:rPr>
+                <w:noProof/>
+                <w:webHidden/>
+              </w:rPr>
+              <w:t>3</w:t>
+            </w:r>
+            <w:r>
+              <w:rPr>
+                <w:noProof/>
+                <w:webHidden/>
+              </w:rPr>
+              <w:fldChar w:fldCharType="end"/>
+            </w:r>
+          </w:hyperlink>
+        </w:p>
+        <w:p>
+          <w:pPr>
+            <w:pStyle w:val="TOC2"/>
+            <w:tabs>
+              <w:tab w:val="left" w:pos="960"/>
+              <w:tab w:val="right" w:leader="dot" w:pos="9016"/>
+            </w:tabs>
+            <w:rPr>
+              <w:rFonts w:eastAsiaTheme="minorEastAsia"/>
+              <w:noProof/>
+              <w:lang w:eastAsia="en-NZ"/>
+            </w:rPr>
+          </w:pPr>
+          <w:hyperlink w:anchor="_Toc243254621" w:history="1">
+            <w:r>
+              <w:rPr>
+                <w:rStyle w:val="Hyperlink"/>
+                <w:rFonts w:ascii="Times New Roman" w:hAnsi="Times New Roman" w:cs="Times New Roman"/>
+                <w:noProof/>
+              </w:rPr>
+              <w:t>1.1</w:t>
+            </w:r>
+            <w:r>
+              <w:rPr>
+                <w:rFonts w:eastAsiaTheme="minorEastAsia"/>
+                <w:noProof/>
+                <w:lang w:eastAsia="en-NZ"/>
+              </w:rPr>
+              <w:tab/>
+            </w:r>
+            <w:r>
+              <w:rPr>
+                <w:rStyle w:val="Hyperlink"/>
+                <w:rFonts w:ascii="Times New Roman" w:hAnsi="Times New Roman" w:cs="Times New Roman"/>
+                <w:noProof/>
+              </w:rPr>
+              <w:t>Final System and the implemented features-shared</w:t>
+            </w:r>
+            <w:r>
+              <w:rPr>
+                <w:noProof/>
+                <w:webHidden/>
+              </w:rPr>
+              <w:tab/>
+            </w:r>
+            <w:r>
+              <w:rPr>
+                <w:noProof/>
+                <w:webHidden/>
+              </w:rPr>
+              <w:fldChar w:fldCharType="begin"/>
+            </w:r>
+            <w:r>
+              <w:rPr>
+                <w:noProof/>
+                <w:webHidden/>
+              </w:rPr>
+              <w:instrText xml:space="preserve"> PAGEREF _Toc243254621 \h </w:instrText>
+            </w:r>
+            <w:r>
+              <w:rPr>
+                <w:noProof/>
+                <w:webHidden/>
+              </w:rPr>
+            </w:r>
+            <w:r>
+              <w:rPr>
+                <w:noProof/>
+                <w:webHidden/>
+              </w:rPr>
+              <w:fldChar w:fldCharType="separate"/>
+            </w:r>
+            <w:r>
+              <w:rPr>
+                <w:noProof/>
+                <w:webHidden/>
+              </w:rPr>
+              <w:t>3</w:t>
+            </w:r>
+            <w:r>
+              <w:rPr>
+                <w:noProof/>
+                <w:webHidden/>
+              </w:rPr>
+              <w:fldChar w:fldCharType="end"/>
+            </w:r>
+          </w:hyperlink>
+        </w:p>
+        <w:p>
+          <w:pPr>
+            <w:pStyle w:val="TOC2"/>
+            <w:tabs>
+              <w:tab w:val="left" w:pos="960"/>
+              <w:tab w:val="right" w:leader="dot" w:pos="9016"/>
+            </w:tabs>
+            <w:rPr>
+              <w:rFonts w:eastAsiaTheme="minorEastAsia"/>
+              <w:noProof/>
+              <w:lang w:eastAsia="en-NZ"/>
+            </w:rPr>
+          </w:pPr>
+          <w:hyperlink w:anchor="_Toc243254622" w:history="1">
+            <w:r>
+              <w:rPr>
+                <w:rStyle w:val="Hyperlink"/>
+                <w:rFonts w:ascii="Times New Roman" w:hAnsi="Times New Roman" w:cs="Times New Roman"/>
+                <w:noProof/>
+              </w:rPr>
+              <w:t>1.2</w:t>
+            </w:r>
+            <w:r>
+              <w:rPr>
+                <w:rFonts w:eastAsiaTheme="minorEastAsia"/>
+                <w:noProof/>
+                <w:lang w:eastAsia="en-NZ"/>
+              </w:rPr>
+              <w:tab/>
+            </w:r>
+            <w:r>
+              <w:rPr>
+                <w:rStyle w:val="Hyperlink"/>
+                <w:rFonts w:ascii="Times New Roman" w:hAnsi="Times New Roman" w:cs="Times New Roman"/>
+                <w:noProof/>
+              </w:rPr>
+              <w:t>Chnages applied since mid scope project-shared</w:t>
+            </w:r>
+            <w:r>
+              <w:rPr>
+                <w:noProof/>
+                <w:webHidden/>
+              </w:rPr>
+              <w:tab/>
+            </w:r>
+            <w:r>
+              <w:rPr>
+                <w:noProof/>
+                <w:webHidden/>
+              </w:rPr>
+              <w:fldChar w:fldCharType="begin"/>
+            </w:r>
+            <w:r>
+              <w:rPr>
+                <w:noProof/>
+                <w:webHidden/>
+              </w:rPr>
+              <w:instrText xml:space="preserve"> PAGEREF _Toc243254622 \h </w:instrText>
+            </w:r>
+            <w:r>
+              <w:rPr>
+                <w:noProof/>
+                <w:webHidden/>
+              </w:rPr>
+            </w:r>
+            <w:r>
+              <w:rPr>
+                <w:noProof/>
+                <w:webHidden/>
+              </w:rPr>
+              <w:fldChar w:fldCharType="separate"/>
+            </w:r>
+            <w:r>
+              <w:rPr>
+                <w:noProof/>
+                <w:webHidden/>
+              </w:rPr>
+              <w:t>4</w:t>
+            </w:r>
+            <w:r>
+              <w:rPr>
+                <w:noProof/>
+                <w:webHidden/>
+              </w:rPr>
+              <w:fldChar w:fldCharType="end"/>
+            </w:r>
+          </w:hyperlink>
+        </w:p>
+        <w:p>
+          <w:pPr>
+            <w:pStyle w:val="TOC1"/>
+            <w:tabs>
+              <w:tab w:val="right" w:leader="dot" w:pos="9016"/>
+            </w:tabs>
+            <w:rPr>
+              <w:rFonts w:eastAsiaTheme="minorEastAsia"/>
+              <w:noProof/>
+              <w:lang w:eastAsia="en-NZ"/>
+            </w:rPr>
+          </w:pPr>
+          <w:hyperlink w:anchor="_Toc243254623" w:history="1">
+            <w:r>
+              <w:rPr>
+                <w:rStyle w:val="Hyperlink"/>
+                <w:rFonts w:ascii="Times New Roman" w:hAnsi="Times New Roman" w:cs="Times New Roman"/>
+                <w:noProof/>
+              </w:rPr>
+              <w:t>Task 2: Requirements Verification and Traceability-hita</w:t>
+            </w:r>
+            <w:r>
+              <w:rPr>
+                <w:noProof/>
+                <w:webHidden/>
+              </w:rPr>
+              <w:tab/>
+            </w:r>
+            <w:r>
+              <w:rPr>
+                <w:noProof/>
+                <w:webHidden/>
+              </w:rPr>
+              <w:fldChar w:fldCharType="begin"/>
+            </w:r>
+            <w:r>
+              <w:rPr>
+                <w:noProof/>
+                <w:webHidden/>
+              </w:rPr>
+              <w:instrText xml:space="preserve"> PAGEREF _Toc243254623 \h </w:instrText>
+            </w:r>
+            <w:r>
+              <w:rPr>
+                <w:noProof/>
+                <w:webHidden/>
+              </w:rPr>
+            </w:r>
+            <w:r>
+              <w:rPr>
+                <w:noProof/>
+                <w:webHidden/>
+              </w:rPr>
+              <w:fldChar w:fldCharType="separate"/>
+            </w:r>
+            <w:r>
+              <w:rPr>
+                <w:noProof/>
+                <w:webHidden/>
+              </w:rPr>
+              <w:t>4</w:t>
+            </w:r>
+            <w:r>
+              <w:rPr>
+                <w:noProof/>
+                <w:webHidden/>
+              </w:rPr>
+              <w:fldChar w:fldCharType="end"/>
+            </w:r>
+          </w:hyperlink>
+        </w:p>
+        <w:p>
+          <w:pPr>
+            <w:pStyle w:val="TOC2"/>
+            <w:tabs>
+              <w:tab w:val="right" w:leader="dot" w:pos="9016"/>
+            </w:tabs>
+            <w:rPr>
+              <w:rFonts w:eastAsiaTheme="minorEastAsia"/>
+              <w:noProof/>
+              <w:lang w:eastAsia="en-NZ"/>
+            </w:rPr>
+          </w:pPr>
+          <w:hyperlink w:anchor="_Toc243254624" w:history="1">
+            <w:r>
+              <w:rPr>
+                <w:rStyle w:val="Hyperlink"/>
+                <w:rFonts w:ascii="Times New Roman" w:hAnsi="Times New Roman" w:cs="Times New Roman"/>
+                <w:noProof/>
+              </w:rPr>
+              <w:t>2.1 Final Requirements &amp; acceptance cirtieria-hita</w:t>
+            </w:r>
+            <w:r>
+              <w:rPr>
+                <w:noProof/>
+                <w:webHidden/>
+              </w:rPr>
+              <w:tab/>
+            </w:r>
+            <w:r>
+              <w:rPr>
+                <w:noProof/>
+                <w:webHidden/>
+              </w:rPr>
+              <w:fldChar w:fldCharType="begin"/>
+            </w:r>
+            <w:r>
+              <w:rPr>
+                <w:noProof/>
+                <w:webHidden/>
+              </w:rPr>
+              <w:instrText xml:space="preserve"> PAGEREF _Toc243254624 \h </w:instrText>
+            </w:r>
+            <w:r>
+              <w:rPr>
+                <w:noProof/>
+                <w:webHidden/>
+              </w:rPr>
+            </w:r>
+            <w:r>
+              <w:rPr>
+                <w:noProof/>
+                <w:webHidden/>
+              </w:rPr>
+              <w:fldChar w:fldCharType="separate"/>
+            </w:r>
+            <w:r>
+              <w:rPr>
+                <w:noProof/>
+                <w:webHidden/>
+              </w:rPr>
+              <w:t>4</w:t>
+            </w:r>
+            <w:r>
+              <w:rPr>
+                <w:noProof/>
+                <w:webHidden/>
+              </w:rPr>
+              <w:fldChar w:fldCharType="end"/>
+            </w:r>
+          </w:hyperlink>
+        </w:p>
+        <w:p>
+          <w:pPr>
+            <w:pStyle w:val="TOC2"/>
+            <w:tabs>
+              <w:tab w:val="right" w:leader="dot" w:pos="9016"/>
+            </w:tabs>
+            <w:rPr>
+              <w:rFonts w:eastAsiaTheme="minorEastAsia"/>
+              <w:noProof/>
+              <w:lang w:eastAsia="en-NZ"/>
+            </w:rPr>
+          </w:pPr>
+          <w:hyperlink w:anchor="_Toc243254625" w:history="1">
+            <w:r>
+              <w:rPr>
+                <w:rStyle w:val="Hyperlink"/>
+                <w:rFonts w:ascii="Times New Roman" w:hAnsi="Times New Roman" w:cs="Times New Roman"/>
+                <w:noProof/>
+              </w:rPr>
+              <w:t>2.2 requiremtns verification and tracealbity – hita</w:t>
+            </w:r>
+            <w:r>
+              <w:rPr>
+                <w:noProof/>
+                <w:webHidden/>
+              </w:rPr>
+              <w:tab/>
+            </w:r>
+            <w:r>
+              <w:rPr>
+                <w:noProof/>
+                <w:webHidden/>
+              </w:rPr>
+              <w:fldChar w:fldCharType="begin"/>
+            </w:r>
+            <w:r>
+              <w:rPr>
+                <w:noProof/>
+                <w:webHidden/>
+              </w:rPr>
+              <w:instrText xml:space="preserve"> PAGEREF _Toc243254625 \h </w:instrText>
+            </w:r>
+            <w:r>
+              <w:rPr>
+                <w:noProof/>
+                <w:webHidden/>
+              </w:rPr>
+            </w:r>
+            <w:r>
+              <w:rPr>
+                <w:noProof/>
+                <w:webHidden/>
+              </w:rPr>
+              <w:fldChar w:fldCharType="separate"/>
+            </w:r>
+            <w:r>
+              <w:rPr>
+                <w:noProof/>
+                <w:webHidden/>
+              </w:rPr>
+              <w:t>4</w:t>
+            </w:r>
+            <w:r>
+              <w:rPr>
+                <w:noProof/>
+                <w:webHidden/>
+              </w:rPr>
+              <w:fldChar w:fldCharType="end"/>
+            </w:r>
+          </w:hyperlink>
+        </w:p>
+        <w:p>
+          <w:pPr>
+            <w:pStyle w:val="TOC1"/>
+            <w:tabs>
+              <w:tab w:val="right" w:leader="dot" w:pos="9016"/>
+            </w:tabs>
+            <w:rPr>
+              <w:rFonts w:eastAsiaTheme="minorEastAsia"/>
+              <w:noProof/>
+              <w:lang w:eastAsia="en-NZ"/>
+            </w:rPr>
+          </w:pPr>
+          <w:hyperlink w:anchor="_Toc243254626" w:history="1">
+            <w:r>
+              <w:rPr>
+                <w:rStyle w:val="Hyperlink"/>
+                <w:rFonts w:ascii="Times New Roman" w:hAnsi="Times New Roman" w:cs="Times New Roman"/>
+                <w:noProof/>
+              </w:rPr>
+              <w:t>Task 3: Test Execution and Final Test Results -Shared</w:t>
+            </w:r>
+            <w:r>
+              <w:rPr>
+                <w:noProof/>
+                <w:webHidden/>
+              </w:rPr>
+              <w:tab/>
+            </w:r>
+            <w:r>
+              <w:rPr>
+                <w:noProof/>
+                <w:webHidden/>
+              </w:rPr>
+              <w:fldChar w:fldCharType="begin"/>
+            </w:r>
+            <w:r>
+              <w:rPr>
+                <w:noProof/>
+                <w:webHidden/>
+              </w:rPr>
+              <w:instrText xml:space="preserve"> PAGEREF _Toc243254626 \h </w:instrText>
+            </w:r>
+            <w:r>
+              <w:rPr>
+                <w:noProof/>
+                <w:webHidden/>
+              </w:rPr>
+            </w:r>
+            <w:r>
+              <w:rPr>
+                <w:noProof/>
+                <w:webHidden/>
+              </w:rPr>
+              <w:fldChar w:fldCharType="separate"/>
+            </w:r>
+            <w:r>
+              <w:rPr>
+                <w:noProof/>
+                <w:webHidden/>
+              </w:rPr>
+              <w:t>4</w:t>
+            </w:r>
+            <w:r>
+              <w:rPr>
+                <w:noProof/>
+                <w:webHidden/>
+              </w:rPr>
+              <w:fldChar w:fldCharType="end"/>
+            </w:r>
+          </w:hyperlink>
+        </w:p>
+        <w:p>
+          <w:pPr>
+            <w:pStyle w:val="TOC2"/>
+            <w:tabs>
+              <w:tab w:val="right" w:leader="dot" w:pos="9016"/>
+            </w:tabs>
+            <w:rPr>
+              <w:rFonts w:eastAsiaTheme="minorEastAsia"/>
+              <w:noProof/>
+              <w:lang w:eastAsia="en-NZ"/>
+            </w:rPr>
+          </w:pPr>
+          <w:hyperlink w:anchor="_Toc243254627" w:history="1">
+            <w:r>
+              <w:rPr>
+                <w:rStyle w:val="Hyperlink"/>
+                <w:rFonts w:ascii="Times New Roman" w:hAnsi="Times New Roman" w:cs="Times New Roman"/>
+                <w:noProof/>
+              </w:rPr>
+              <w:t>3.1 Final Manual and System Test Cases -Shared</w:t>
+            </w:r>
+            <w:r>
+              <w:rPr>
+                <w:noProof/>
+                <w:webHidden/>
+              </w:rPr>
+              <w:tab/>
+            </w:r>
+            <w:r>
+              <w:rPr>
+                <w:noProof/>
+                <w:webHidden/>
+              </w:rPr>
+              <w:fldChar w:fldCharType="begin"/>
+            </w:r>
+            <w:r>
+              <w:rPr>
+                <w:noProof/>
+                <w:webHidden/>
+              </w:rPr>
+              <w:instrText xml:space="preserve"> PAGEREF _Toc243254627 \h </w:instrText>
+            </w:r>
+            <w:r>
+              <w:rPr>
+                <w:noProof/>
+                <w:webHidden/>
+              </w:rPr>
+            </w:r>
+            <w:r>
+              <w:rPr>
+                <w:noProof/>
+                <w:webHidden/>
+              </w:rPr>
+              <w:fldChar w:fldCharType="separate"/>
+            </w:r>
+            <w:r>
+              <w:rPr>
+                <w:noProof/>
+                <w:webHidden/>
+              </w:rPr>
+              <w:t>4</w:t>
+            </w:r>
+            <w:r>
+              <w:rPr>
+                <w:noProof/>
+                <w:webHidden/>
+              </w:rPr>
+              <w:fldChar w:fldCharType="end"/>
+            </w:r>
+          </w:hyperlink>
+        </w:p>
+        <w:p>
+          <w:pPr>
+            <w:pStyle w:val="TOC2"/>
+            <w:tabs>
+              <w:tab w:val="right" w:leader="dot" w:pos="9016"/>
+            </w:tabs>
+            <w:rPr>
+              <w:rFonts w:eastAsiaTheme="minorEastAsia"/>
+              <w:noProof/>
+              <w:lang w:eastAsia="en-NZ"/>
+            </w:rPr>
+          </w:pPr>
+          <w:hyperlink w:anchor="_Toc243254628" w:history="1">
+            <w:r>
+              <w:rPr>
+                <w:rStyle w:val="Hyperlink"/>
+                <w:rFonts w:ascii="Times New Roman" w:hAnsi="Times New Roman" w:cs="Times New Roman"/>
+                <w:noProof/>
+              </w:rPr>
+              <w:t>3.2 Automated Test Suite and Results -Shared</w:t>
+            </w:r>
+            <w:r>
+              <w:rPr>
+                <w:noProof/>
+                <w:webHidden/>
+              </w:rPr>
+              <w:tab/>
+            </w:r>
+            <w:r>
+              <w:rPr>
+                <w:noProof/>
+                <w:webHidden/>
+              </w:rPr>
+              <w:fldChar w:fldCharType="begin"/>
+            </w:r>
+            <w:r>
+              <w:rPr>
+                <w:noProof/>
+                <w:webHidden/>
+              </w:rPr>
+              <w:instrText xml:space="preserve"> PAGEREF _Toc243254628 \h </w:instrText>
+            </w:r>
+            <w:r>
+              <w:rPr>
+                <w:noProof/>
+                <w:webHidden/>
+              </w:rPr>
+            </w:r>
+            <w:r>
+              <w:rPr>
+                <w:noProof/>
+                <w:webHidden/>
+              </w:rPr>
+              <w:fldChar w:fldCharType="separate"/>
+            </w:r>
+            <w:r>
+              <w:rPr>
+                <w:noProof/>
+                <w:webHidden/>
+              </w:rPr>
+              <w:t>5</w:t>
+            </w:r>
+            <w:r>
+              <w:rPr>
+                <w:noProof/>
+                <w:webHidden/>
+              </w:rPr>
+              <w:fldChar w:fldCharType="end"/>
+            </w:r>
+          </w:hyperlink>
+        </w:p>
+        <w:p>
+          <w:pPr>
+            <w:pStyle w:val="TOC2"/>
+            <w:tabs>
+              <w:tab w:val="right" w:leader="dot" w:pos="9016"/>
+            </w:tabs>
+            <w:rPr>
+              <w:rFonts w:eastAsiaTheme="minorEastAsia"/>
+              <w:noProof/>
+              <w:lang w:eastAsia="en-NZ"/>
+            </w:rPr>
+          </w:pPr>
+          <w:hyperlink w:anchor="_Toc243254629" w:history="1">
+            <w:r>
+              <w:rPr>
+                <w:rStyle w:val="Hyperlink"/>
+                <w:rFonts w:ascii="Times New Roman" w:hAnsi="Times New Roman" w:cs="Times New Roman"/>
+                <w:noProof/>
+              </w:rPr>
+              <w:t>3.3 Test Execution Summary -Shared</w:t>
+            </w:r>
+            <w:r>
+              <w:rPr>
+                <w:noProof/>
+                <w:webHidden/>
+              </w:rPr>
+              <w:tab/>
+            </w:r>
+            <w:r>
+              <w:rPr>
+                <w:noProof/>
+                <w:webHidden/>
+              </w:rPr>
+              <w:fldChar w:fldCharType="begin"/>
+            </w:r>
+            <w:r>
+              <w:rPr>
+                <w:noProof/>
+                <w:webHidden/>
+              </w:rPr>
+              <w:instrText xml:space="preserve"> PAGEREF _Toc243254629 \h </w:instrText>
+            </w:r>
+            <w:r>
+              <w:rPr>
+                <w:noProof/>
+                <w:webHidden/>
+              </w:rPr>
+            </w:r>
+            <w:r>
+              <w:rPr>
+                <w:noProof/>
+                <w:webHidden/>
+              </w:rPr>
+              <w:fldChar w:fldCharType="separate"/>
+            </w:r>
+            <w:r>
+              <w:rPr>
+                <w:noProof/>
+                <w:webHidden/>
+              </w:rPr>
+              <w:t>5</w:t>
+            </w:r>
+            <w:r>
+              <w:rPr>
+                <w:noProof/>
+                <w:webHidden/>
+              </w:rPr>
+              <w:fldChar w:fldCharType="end"/>
+            </w:r>
+          </w:hyperlink>
+        </w:p>
+        <w:p>
+          <w:pPr>
+            <w:pStyle w:val="TOC1"/>
+            <w:tabs>
+              <w:tab w:val="right" w:leader="dot" w:pos="9016"/>
+            </w:tabs>
+            <w:rPr>
+              <w:rFonts w:eastAsiaTheme="minorEastAsia"/>
+              <w:noProof/>
+              <w:lang w:eastAsia="en-NZ"/>
+            </w:rPr>
+          </w:pPr>
+          <w:hyperlink w:anchor="_Toc243254630" w:history="1">
+            <w:r>
+              <w:rPr>
+                <w:rStyle w:val="Hyperlink"/>
+                <w:rFonts w:ascii="Times New Roman" w:hAnsi="Times New Roman" w:cs="Times New Roman"/>
+                <w:noProof/>
+              </w:rPr>
+              <w:t>Task 4: Test Automation and Quality Engineering -Sravani</w:t>
+            </w:r>
+            <w:r>
+              <w:rPr>
+                <w:noProof/>
+                <w:webHidden/>
+              </w:rPr>
+              <w:tab/>
+            </w:r>
+            <w:r>
+              <w:rPr>
+                <w:noProof/>
+                <w:webHidden/>
+              </w:rPr>
+              <w:fldChar w:fldCharType="begin"/>
+            </w:r>
+            <w:r>
+              <w:rPr>
+                <w:noProof/>
+                <w:webHidden/>
+              </w:rPr>
+              <w:instrText xml:space="preserve"> PAGEREF _Toc243254630 \h </w:instrText>
+            </w:r>
+            <w:r>
+              <w:rPr>
+                <w:noProof/>
+                <w:webHidden/>
+              </w:rPr>
+            </w:r>
+            <w:r>
+              <w:rPr>
+                <w:noProof/>
+                <w:webHidden/>
+              </w:rPr>
+              <w:fldChar w:fldCharType="separate"/>
+            </w:r>
+            <w:r>
+              <w:rPr>
+                <w:noProof/>
+                <w:webHidden/>
+              </w:rPr>
+              <w:t>6</w:t>
+            </w:r>
+            <w:r>
+              <w:rPr>
+                <w:noProof/>
+                <w:webHidden/>
+              </w:rPr>
+              <w:fldChar w:fldCharType="end"/>
+            </w:r>
+          </w:hyperlink>
+        </w:p>
+        <w:p>
+          <w:pPr>
+            <w:pStyle w:val="TOC2"/>
+            <w:tabs>
+              <w:tab w:val="right" w:leader="dot" w:pos="9016"/>
+            </w:tabs>
+            <w:rPr>
+              <w:rFonts w:eastAsiaTheme="minorEastAsia"/>
+              <w:noProof/>
+              <w:lang w:eastAsia="en-NZ"/>
+            </w:rPr>
+          </w:pPr>
+          <w:hyperlink w:anchor="_Toc243254631" w:history="1">
+            <w:r>
+              <w:rPr>
+                <w:rStyle w:val="Hyperlink"/>
+                <w:rFonts w:ascii="Times New Roman" w:hAnsi="Times New Roman" w:cs="Times New Roman"/>
+                <w:noProof/>
+              </w:rPr>
+              <w:t>4.1 Automation Approach and Implementation -Sravani</w:t>
+            </w:r>
+            <w:r>
+              <w:rPr>
+                <w:noProof/>
+                <w:webHidden/>
+              </w:rPr>
+              <w:tab/>
+            </w:r>
+            <w:r>
+              <w:rPr>
+                <w:noProof/>
+                <w:webHidden/>
+              </w:rPr>
+              <w:fldChar w:fldCharType="begin"/>
+            </w:r>
+            <w:r>
+              <w:rPr>
+                <w:noProof/>
+                <w:webHidden/>
+              </w:rPr>
+              <w:instrText xml:space="preserve"> PAGEREF _Toc243254631 \h </w:instrText>
+            </w:r>
+            <w:r>
+              <w:rPr>
+                <w:noProof/>
+                <w:webHidden/>
+              </w:rPr>
+            </w:r>
+            <w:r>
+              <w:rPr>
+                <w:noProof/>
+                <w:webHidden/>
+              </w:rPr>
+              <w:fldChar w:fldCharType="separate"/>
+            </w:r>
+            <w:r>
+              <w:rPr>
+                <w:noProof/>
+                <w:webHidden/>
+              </w:rPr>
+              <w:t>6</w:t>
+            </w:r>
+            <w:r>
+              <w:rPr>
+                <w:noProof/>
+                <w:webHidden/>
+              </w:rPr>
+              <w:fldChar w:fldCharType="end"/>
+            </w:r>
+          </w:hyperlink>
+        </w:p>
+        <w:p>
+          <w:pPr>
+            <w:pStyle w:val="TOC2"/>
+            <w:tabs>
+              <w:tab w:val="right" w:leader="dot" w:pos="9016"/>
+            </w:tabs>
+            <w:rPr>
+              <w:rFonts w:eastAsiaTheme="minorEastAsia"/>
+              <w:noProof/>
+              <w:lang w:eastAsia="en-NZ"/>
+            </w:rPr>
+          </w:pPr>
+          <w:hyperlink w:anchor="_Toc243254632" w:history="1">
+            <w:r>
+              <w:rPr>
+                <w:rStyle w:val="Hyperlink"/>
+                <w:rFonts w:ascii="Times New Roman" w:hAnsi="Times New Roman" w:cs="Times New Roman"/>
+                <w:noProof/>
+              </w:rPr>
+              <w:t>4.2 Automated Test Results and Evaluation -Sravani</w:t>
+            </w:r>
+            <w:r>
+              <w:rPr>
+                <w:noProof/>
+                <w:webHidden/>
+              </w:rPr>
+              <w:tab/>
+            </w:r>
+            <w:r>
+              <w:rPr>
+                <w:noProof/>
+                <w:webHidden/>
+              </w:rPr>
+              <w:fldChar w:fldCharType="begin"/>
+            </w:r>
+            <w:r>
+              <w:rPr>
+                <w:noProof/>
+                <w:webHidden/>
+              </w:rPr>
+              <w:instrText xml:space="preserve"> PAGEREF _Toc243254632 \h </w:instrText>
+            </w:r>
+            <w:r>
+              <w:rPr>
+                <w:noProof/>
+                <w:webHidden/>
+              </w:rPr>
+            </w:r>
+            <w:r>
+              <w:rPr>
+                <w:noProof/>
+                <w:webHidden/>
+              </w:rPr>
+              <w:fldChar w:fldCharType="separate"/>
+            </w:r>
+            <w:r>
+              <w:rPr>
+                <w:noProof/>
+                <w:webHidden/>
+              </w:rPr>
+              <w:t>7</w:t>
+            </w:r>
+            <w:r>
+              <w:rPr>
+                <w:noProof/>
+                <w:webHidden/>
+              </w:rPr>
+              <w:fldChar w:fldCharType="end"/>
+            </w:r>
+          </w:hyperlink>
+        </w:p>
+        <w:p>
+          <w:pPr>
+            <w:pStyle w:val="TOC1"/>
+            <w:tabs>
+              <w:tab w:val="right" w:leader="dot" w:pos="9016"/>
+            </w:tabs>
+            <w:rPr>
+              <w:rFonts w:eastAsiaTheme="minorEastAsia"/>
+              <w:noProof/>
+              <w:lang w:eastAsia="en-NZ"/>
+            </w:rPr>
+          </w:pPr>
+          <w:hyperlink w:anchor="_Toc243254633" w:history="1">
+            <w:r>
+              <w:rPr>
+                <w:rStyle w:val="Hyperlink"/>
+                <w:rFonts w:ascii="Times New Roman" w:hAnsi="Times New Roman" w:cs="Times New Roman"/>
+                <w:noProof/>
+              </w:rPr>
+              <w:t>Task 5: Continuous Integration and DevOps QA -Sravani</w:t>
+            </w:r>
+            <w:r>
+              <w:rPr>
+                <w:noProof/>
+                <w:webHidden/>
+              </w:rPr>
+              <w:tab/>
+            </w:r>
+            <w:r>
+              <w:rPr>
+                <w:noProof/>
+                <w:webHidden/>
+              </w:rPr>
+              <w:fldChar w:fldCharType="begin"/>
+            </w:r>
+            <w:r>
+              <w:rPr>
+                <w:noProof/>
+                <w:webHidden/>
+              </w:rPr>
+              <w:instrText xml:space="preserve"> PAGEREF _Toc243254633 \h </w:instrText>
+            </w:r>
+            <w:r>
+              <w:rPr>
+                <w:noProof/>
+                <w:webHidden/>
+              </w:rPr>
+            </w:r>
+            <w:r>
+              <w:rPr>
+                <w:noProof/>
+                <w:webHidden/>
+              </w:rPr>
+              <w:fldChar w:fldCharType="separate"/>
+            </w:r>
+            <w:r>
+              <w:rPr>
+                <w:noProof/>
+                <w:webHidden/>
+              </w:rPr>
+              <w:t>7</w:t>
+            </w:r>
+            <w:r>
+              <w:rPr>
+                <w:noProof/>
+                <w:webHidden/>
+              </w:rPr>
+              <w:fldChar w:fldCharType="end"/>
+            </w:r>
+          </w:hyperlink>
+        </w:p>
+        <w:p>
+          <w:pPr>
+            <w:pStyle w:val="TOC2"/>
+            <w:tabs>
+              <w:tab w:val="right" w:leader="dot" w:pos="9016"/>
+            </w:tabs>
+            <w:rPr>
+              <w:rFonts w:eastAsiaTheme="minorEastAsia"/>
+              <w:noProof/>
+              <w:lang w:eastAsia="en-NZ"/>
+            </w:rPr>
+          </w:pPr>
+          <w:hyperlink w:anchor="_Toc243254634" w:history="1">
+            <w:r>
+              <w:rPr>
+                <w:rStyle w:val="Hyperlink"/>
+                <w:rFonts w:ascii="Times New Roman" w:hAnsi="Times New Roman" w:cs="Times New Roman"/>
+                <w:noProof/>
+              </w:rPr>
+              <w:t>5.2 Quality Gates, CI Results and Evaluation -Sravani</w:t>
+            </w:r>
+            <w:r>
+              <w:rPr>
+                <w:noProof/>
+                <w:webHidden/>
+              </w:rPr>
+              <w:tab/>
+            </w:r>
+            <w:r>
+              <w:rPr>
+                <w:noProof/>
+                <w:webHidden/>
+              </w:rPr>
+              <w:fldChar w:fldCharType="begin"/>
+            </w:r>
+            <w:r>
+              <w:rPr>
+                <w:noProof/>
+                <w:webHidden/>
+              </w:rPr>
+              <w:instrText xml:space="preserve"> PAGEREF _Toc243254634 \h </w:instrText>
+            </w:r>
+            <w:r>
+              <w:rPr>
+                <w:noProof/>
+                <w:webHidden/>
+              </w:rPr>
+            </w:r>
+            <w:r>
+              <w:rPr>
+                <w:noProof/>
+                <w:webHidden/>
+              </w:rPr>
+              <w:fldChar w:fldCharType="separate"/>
+            </w:r>
+            <w:r>
+              <w:rPr>
+                <w:noProof/>
+                <w:webHidden/>
+              </w:rPr>
+              <w:t>8</w:t>
+            </w:r>
+            <w:r>
+              <w:rPr>
+                <w:noProof/>
+                <w:webHidden/>
+              </w:rPr>
+              <w:fldChar w:fldCharType="end"/>
+            </w:r>
+          </w:hyperlink>
+        </w:p>
+        <w:p>
+          <w:pPr>
+            <w:pStyle w:val="TOC1"/>
+            <w:tabs>
+              <w:tab w:val="right" w:leader="dot" w:pos="9016"/>
+            </w:tabs>
+            <w:rPr>
+              <w:rFonts w:eastAsiaTheme="minorEastAsia"/>
+              <w:noProof/>
+              <w:lang w:eastAsia="en-NZ"/>
+            </w:rPr>
+          </w:pPr>
+          <w:hyperlink w:anchor="_Toc243254635" w:history="1">
+            <w:r>
+              <w:rPr>
+                <w:rStyle w:val="Hyperlink"/>
+                <w:rFonts w:ascii="Times New Roman" w:hAnsi="Times New Roman" w:cs="Times New Roman"/>
+                <w:noProof/>
+              </w:rPr>
+              <w:t>Task 6: Defect Management and Root Cause Analysis -Hita</w:t>
+            </w:r>
+            <w:r>
+              <w:rPr>
+                <w:noProof/>
+                <w:webHidden/>
+              </w:rPr>
+              <w:tab/>
+            </w:r>
+            <w:r>
+              <w:rPr>
+                <w:noProof/>
+                <w:webHidden/>
+              </w:rPr>
+              <w:fldChar w:fldCharType="begin"/>
+            </w:r>
+            <w:r>
+              <w:rPr>
+                <w:noProof/>
+                <w:webHidden/>
+              </w:rPr>
+              <w:instrText xml:space="preserve"> PAGEREF _Toc243254635 \h </w:instrText>
+            </w:r>
+            <w:r>
+              <w:rPr>
+                <w:noProof/>
+                <w:webHidden/>
+              </w:rPr>
+            </w:r>
+            <w:r>
+              <w:rPr>
+                <w:noProof/>
+                <w:webHidden/>
+              </w:rPr>
+              <w:fldChar w:fldCharType="separate"/>
+            </w:r>
+            <w:r>
+              <w:rPr>
+                <w:noProof/>
+                <w:webHidden/>
+              </w:rPr>
+              <w:t>9</w:t>
+            </w:r>
+            <w:r>
+              <w:rPr>
+                <w:noProof/>
+                <w:webHidden/>
+              </w:rPr>
+              <w:fldChar w:fldCharType="end"/>
+            </w:r>
+          </w:hyperlink>
+        </w:p>
+        <w:p>
+          <w:pPr>
+            <w:pStyle w:val="TOC2"/>
+            <w:tabs>
+              <w:tab w:val="right" w:leader="dot" w:pos="9016"/>
+            </w:tabs>
+            <w:rPr>
+              <w:rFonts w:eastAsiaTheme="minorEastAsia"/>
+              <w:noProof/>
+              <w:lang w:eastAsia="en-NZ"/>
+            </w:rPr>
+          </w:pPr>
+          <w:hyperlink w:anchor="_Toc243254636" w:history="1">
+            <w:r>
+              <w:rPr>
+                <w:rStyle w:val="Hyperlink"/>
+                <w:rFonts w:ascii="Times New Roman" w:hAnsi="Times New Roman" w:cs="Times New Roman"/>
+                <w:noProof/>
+              </w:rPr>
+              <w:t>6.1 Defect Management Process and Final Defect Register -Hita</w:t>
+            </w:r>
+            <w:r>
+              <w:rPr>
+                <w:noProof/>
+                <w:webHidden/>
+              </w:rPr>
+              <w:tab/>
+            </w:r>
+            <w:r>
+              <w:rPr>
+                <w:noProof/>
+                <w:webHidden/>
+              </w:rPr>
+              <w:fldChar w:fldCharType="begin"/>
+            </w:r>
+            <w:r>
+              <w:rPr>
+                <w:noProof/>
+                <w:webHidden/>
+              </w:rPr>
+              <w:instrText xml:space="preserve"> PAGEREF _Toc243254636 \h </w:instrText>
+            </w:r>
+            <w:r>
+              <w:rPr>
+                <w:noProof/>
+                <w:webHidden/>
+              </w:rPr>
+            </w:r>
+            <w:r>
+              <w:rPr>
+                <w:noProof/>
+                <w:webHidden/>
+              </w:rPr>
+              <w:fldChar w:fldCharType="separate"/>
+            </w:r>
+            <w:r>
+              <w:rPr>
+                <w:noProof/>
+                <w:webHidden/>
+              </w:rPr>
+              <w:t>9</w:t>
+            </w:r>
+            <w:r>
+              <w:rPr>
+                <w:noProof/>
+                <w:webHidden/>
+              </w:rPr>
+              <w:fldChar w:fldCharType="end"/>
+            </w:r>
+          </w:hyperlink>
+        </w:p>
+        <w:p>
+          <w:pPr>
+            <w:pStyle w:val="TOC2"/>
+            <w:tabs>
+              <w:tab w:val="right" w:leader="dot" w:pos="9016"/>
+            </w:tabs>
+            <w:rPr>
+              <w:rFonts w:eastAsiaTheme="minorEastAsia"/>
+              <w:noProof/>
+              <w:lang w:eastAsia="en-NZ"/>
+            </w:rPr>
+          </w:pPr>
+          <w:hyperlink w:anchor="_Toc243254637" w:history="1">
+            <w:r>
+              <w:rPr>
+                <w:rStyle w:val="Hyperlink"/>
+                <w:rFonts w:ascii="Times New Roman" w:hAnsi="Times New Roman" w:cs="Times New Roman"/>
+                <w:noProof/>
+              </w:rPr>
+              <w:t>6.2 Root Cause Analysis of Significant Defects -Hita</w:t>
+            </w:r>
+            <w:r>
+              <w:rPr>
+                <w:noProof/>
+                <w:webHidden/>
+              </w:rPr>
+              <w:tab/>
+            </w:r>
+            <w:r>
+              <w:rPr>
+                <w:noProof/>
+                <w:webHidden/>
+              </w:rPr>
+              <w:fldChar w:fldCharType="begin"/>
+            </w:r>
+            <w:r>
+              <w:rPr>
+                <w:noProof/>
+                <w:webHidden/>
+              </w:rPr>
+              <w:instrText xml:space="preserve"> PAGEREF _Toc243254637 \h </w:instrText>
+            </w:r>
+            <w:r>
+              <w:rPr>
+                <w:noProof/>
+                <w:webHidden/>
+              </w:rPr>
+            </w:r>
+            <w:r>
+              <w:rPr>
+                <w:noProof/>
+                <w:webHidden/>
+              </w:rPr>
+              <w:fldChar w:fldCharType="separate"/>
+            </w:r>
+            <w:r>
+              <w:rPr>
+                <w:noProof/>
+                <w:webHidden/>
+              </w:rPr>
+              <w:t>9</w:t>
+            </w:r>
+            <w:r>
+              <w:rPr>
+                <w:noProof/>
+                <w:webHidden/>
+              </w:rPr>
+              <w:fldChar w:fldCharType="end"/>
+            </w:r>
+          </w:hyperlink>
+        </w:p>
+        <w:p>
+          <w:pPr>
+            <w:pStyle w:val="TOC1"/>
+            <w:tabs>
+              <w:tab w:val="right" w:leader="dot" w:pos="9016"/>
+            </w:tabs>
+            <w:rPr>
+              <w:rFonts w:eastAsiaTheme="minorEastAsia"/>
+              <w:noProof/>
+              <w:lang w:eastAsia="en-NZ"/>
+            </w:rPr>
+          </w:pPr>
+          <w:hyperlink w:anchor="_Toc243254638" w:history="1">
+            <w:r>
+              <w:rPr>
+                <w:rStyle w:val="Hyperlink"/>
+                <w:rFonts w:ascii="Times New Roman" w:hAnsi="Times New Roman" w:cs="Times New Roman"/>
+                <w:noProof/>
+              </w:rPr>
+              <w:t>Task 7: Quality Testing -Shared</w:t>
+            </w:r>
+            <w:r>
+              <w:rPr>
+                <w:noProof/>
+                <w:webHidden/>
+              </w:rPr>
+              <w:tab/>
+            </w:r>
+            <w:r>
+              <w:rPr>
+                <w:noProof/>
+                <w:webHidden/>
+              </w:rPr>
+              <w:fldChar w:fldCharType="begin"/>
+            </w:r>
+            <w:r>
+              <w:rPr>
+                <w:noProof/>
+                <w:webHidden/>
+              </w:rPr>
+              <w:instrText xml:space="preserve"> PAGEREF _Toc243254638 \h </w:instrText>
+            </w:r>
+            <w:r>
+              <w:rPr>
+                <w:noProof/>
+                <w:webHidden/>
+              </w:rPr>
+            </w:r>
+            <w:r>
+              <w:rPr>
+                <w:noProof/>
+                <w:webHidden/>
+              </w:rPr>
+              <w:fldChar w:fldCharType="separate"/>
+            </w:r>
+            <w:r>
+              <w:rPr>
+                <w:noProof/>
+                <w:webHidden/>
+              </w:rPr>
+              <w:t>9</w:t>
+            </w:r>
+            <w:r>
+              <w:rPr>
+                <w:noProof/>
+                <w:webHidden/>
+              </w:rPr>
+              <w:fldChar w:fldCharType="end"/>
+            </w:r>
+          </w:hyperlink>
+        </w:p>
+        <w:p>
+          <w:pPr>
+            <w:pStyle w:val="TOC2"/>
+            <w:tabs>
+              <w:tab w:val="right" w:leader="dot" w:pos="9016"/>
+            </w:tabs>
+            <w:rPr>
+              <w:rFonts w:eastAsiaTheme="minorEastAsia"/>
+              <w:noProof/>
+              <w:lang w:eastAsia="en-NZ"/>
+            </w:rPr>
+          </w:pPr>
+          <w:hyperlink w:anchor="_Toc243254639" w:history="1">
+            <w:r>
+              <w:rPr>
+                <w:rStyle w:val="Hyperlink"/>
+                <w:rFonts w:ascii="Times New Roman" w:hAnsi="Times New Roman" w:cs="Times New Roman"/>
+                <w:noProof/>
+              </w:rPr>
+              <w:t>7.1 Quality Testing Approach and Risk-Based Selection -Shared</w:t>
+            </w:r>
+            <w:r>
+              <w:rPr>
+                <w:noProof/>
+                <w:webHidden/>
+              </w:rPr>
+              <w:tab/>
+            </w:r>
+            <w:r>
+              <w:rPr>
+                <w:noProof/>
+                <w:webHidden/>
+              </w:rPr>
+              <w:fldChar w:fldCharType="begin"/>
+            </w:r>
+            <w:r>
+              <w:rPr>
+                <w:noProof/>
+                <w:webHidden/>
+              </w:rPr>
+              <w:instrText xml:space="preserve"> PAGEREF _Toc243254639 \h </w:instrText>
+            </w:r>
+            <w:r>
+              <w:rPr>
+                <w:noProof/>
+                <w:webHidden/>
+              </w:rPr>
+            </w:r>
+            <w:r>
+              <w:rPr>
+                <w:noProof/>
+                <w:webHidden/>
+              </w:rPr>
+              <w:fldChar w:fldCharType="separate"/>
+            </w:r>
+            <w:r>
+              <w:rPr>
+                <w:noProof/>
+                <w:webHidden/>
+              </w:rPr>
+              <w:t>9</w:t>
+            </w:r>
+            <w:r>
+              <w:rPr>
+                <w:noProof/>
+                <w:webHidden/>
+              </w:rPr>
+              <w:fldChar w:fldCharType="end"/>
+            </w:r>
+          </w:hyperlink>
+        </w:p>
+        <w:p>
+          <w:pPr>
+            <w:pStyle w:val="TOC2"/>
+            <w:tabs>
+              <w:tab w:val="right" w:leader="dot" w:pos="9016"/>
+            </w:tabs>
+            <w:rPr>
+              <w:rFonts w:eastAsiaTheme="minorEastAsia"/>
+              <w:noProof/>
+              <w:lang w:eastAsia="en-NZ"/>
+            </w:rPr>
+          </w:pPr>
+          <w:hyperlink w:anchor="_Toc243254640" w:history="1">
+            <w:r>
+              <w:rPr>
+                <w:rStyle w:val="Hyperlink"/>
+                <w:rFonts w:ascii="Times New Roman" w:hAnsi="Times New Roman" w:cs="Times New Roman"/>
+                <w:noProof/>
+              </w:rPr>
+              <w:t>7.2 Quality Testing Results and Evaluation -Shared</w:t>
+            </w:r>
+            <w:r>
+              <w:rPr>
+                <w:noProof/>
+                <w:webHidden/>
+              </w:rPr>
+              <w:tab/>
+            </w:r>
+            <w:r>
+              <w:rPr>
+                <w:noProof/>
+                <w:webHidden/>
+              </w:rPr>
+              <w:fldChar w:fldCharType="begin"/>
+            </w:r>
+            <w:r>
+              <w:rPr>
+                <w:noProof/>
+                <w:webHidden/>
+              </w:rPr>
+              <w:instrText xml:space="preserve"> PAGEREF _Toc243254640 \h </w:instrText>
+            </w:r>
+            <w:r>
+              <w:rPr>
+                <w:noProof/>
+                <w:webHidden/>
+              </w:rPr>
+            </w:r>
+            <w:r>
+              <w:rPr>
+                <w:noProof/>
+                <w:webHidden/>
+              </w:rPr>
+              <w:fldChar w:fldCharType="separate"/>
+            </w:r>
+            <w:r>
+              <w:rPr>
+                <w:noProof/>
+                <w:webHidden/>
+              </w:rPr>
+              <w:t>9</w:t>
+            </w:r>
+            <w:r>
+              <w:rPr>
+                <w:noProof/>
+                <w:webHidden/>
+              </w:rPr>
+              <w:fldChar w:fldCharType="end"/>
+            </w:r>
+          </w:hyperlink>
+        </w:p>
+        <w:p>
+          <w:pPr>
+            <w:pStyle w:val="TOC1"/>
+            <w:tabs>
+              <w:tab w:val="right" w:leader="dot" w:pos="9016"/>
+            </w:tabs>
+            <w:rPr>
+              <w:rFonts w:eastAsiaTheme="minorEastAsia"/>
+              <w:noProof/>
+              <w:lang w:eastAsia="en-NZ"/>
+            </w:rPr>
+          </w:pPr>
+          <w:hyperlink w:anchor="_Toc243254641" w:history="1">
+            <w:r>
+              <w:rPr>
+                <w:rStyle w:val="Hyperlink"/>
+                <w:rFonts w:ascii="Times New Roman" w:hAnsi="Times New Roman" w:cs="Times New Roman"/>
+                <w:noProof/>
+              </w:rPr>
+              <w:t>Task 8: Quality Metrics and Final Release Decision -Sravani</w:t>
+            </w:r>
+            <w:r>
+              <w:rPr>
+                <w:noProof/>
+                <w:webHidden/>
+              </w:rPr>
+              <w:tab/>
+            </w:r>
+            <w:r>
+              <w:rPr>
+                <w:noProof/>
+                <w:webHidden/>
+              </w:rPr>
+              <w:fldChar w:fldCharType="begin"/>
+            </w:r>
+            <w:r>
+              <w:rPr>
+                <w:noProof/>
+                <w:webHidden/>
+              </w:rPr>
+              <w:instrText xml:space="preserve"> PAGEREF _Toc243254641 \h </w:instrText>
+            </w:r>
+            <w:r>
+              <w:rPr>
+                <w:noProof/>
+                <w:webHidden/>
+              </w:rPr>
+            </w:r>
+            <w:r>
+              <w:rPr>
+                <w:noProof/>
+                <w:webHidden/>
+              </w:rPr>
+              <w:fldChar w:fldCharType="separate"/>
+            </w:r>
+            <w:r>
+              <w:rPr>
+                <w:noProof/>
+                <w:webHidden/>
+              </w:rPr>
+              <w:t>9</w:t>
+            </w:r>
+            <w:r>
+              <w:rPr>
+                <w:noProof/>
+                <w:webHidden/>
+              </w:rPr>
+              <w:fldChar w:fldCharType="end"/>
+            </w:r>
+          </w:hyperlink>
+        </w:p>
+        <w:p>
+          <w:pPr>
+            <w:pStyle w:val="TOC2"/>
+            <w:tabs>
+              <w:tab w:val="right" w:leader="dot" w:pos="9016"/>
+            </w:tabs>
+            <w:rPr>
+              <w:rFonts w:eastAsiaTheme="minorEastAsia"/>
+              <w:noProof/>
+              <w:lang w:eastAsia="en-NZ"/>
+            </w:rPr>
+          </w:pPr>
+          <w:hyperlink w:anchor="_Toc243254642" w:history="1">
+            <w:r>
+              <w:rPr>
+                <w:rStyle w:val="Hyperlink"/>
+                <w:rFonts w:ascii="Times New Roman" w:hAnsi="Times New Roman" w:cs="Times New Roman"/>
+                <w:noProof/>
+              </w:rPr>
+              <w:t>8.1 Final Quality Metrics -Sravani</w:t>
+            </w:r>
+            <w:r>
+              <w:rPr>
+                <w:noProof/>
+                <w:webHidden/>
+              </w:rPr>
+              <w:tab/>
+            </w:r>
+            <w:r>
+              <w:rPr>
+                <w:noProof/>
+                <w:webHidden/>
+              </w:rPr>
+              <w:fldChar w:fldCharType="begin"/>
+            </w:r>
+            <w:r>
+              <w:rPr>
+                <w:noProof/>
+                <w:webHidden/>
+              </w:rPr>
+              <w:instrText xml:space="preserve"> PAGEREF _Toc243254642 \h </w:instrText>
+            </w:r>
+            <w:r>
+              <w:rPr>
+                <w:noProof/>
+                <w:webHidden/>
+              </w:rPr>
+            </w:r>
+            <w:r>
+              <w:rPr>
+                <w:noProof/>
+                <w:webHidden/>
+              </w:rPr>
+              <w:fldChar w:fldCharType="separate"/>
+            </w:r>
+            <w:r>
+              <w:rPr>
+                <w:noProof/>
+                <w:webHidden/>
+              </w:rPr>
+              <w:t>9</w:t>
+            </w:r>
+            <w:r>
+              <w:rPr>
+                <w:noProof/>
+                <w:webHidden/>
+              </w:rPr>
+              <w:fldChar w:fldCharType="end"/>
+            </w:r>
+          </w:hyperlink>
+        </w:p>
+        <w:p>
+          <w:pPr>
+            <w:pStyle w:val="TOC2"/>
+            <w:tabs>
+              <w:tab w:val="right" w:leader="dot" w:pos="9016"/>
+            </w:tabs>
+            <w:rPr>
+              <w:rFonts w:eastAsiaTheme="minorEastAsia"/>
+              <w:noProof/>
+              <w:lang w:eastAsia="en-NZ"/>
+            </w:rPr>
+          </w:pPr>
+          <w:hyperlink w:anchor="_Toc243254643" w:history="1">
+            <w:r>
+              <w:rPr>
+                <w:rStyle w:val="Hyperlink"/>
+                <w:rFonts w:ascii="Times New Roman" w:hAnsi="Times New Roman" w:cs="Times New Roman"/>
+                <w:noProof/>
+              </w:rPr>
+              <w:t>8.2 Final Quality Evaluation and Residual Risks -Sravani</w:t>
+            </w:r>
+            <w:r>
+              <w:rPr>
+                <w:noProof/>
+                <w:webHidden/>
+              </w:rPr>
+              <w:tab/>
+            </w:r>
+            <w:r>
+              <w:rPr>
+                <w:noProof/>
+                <w:webHidden/>
+              </w:rPr>
+              <w:fldChar w:fldCharType="begin"/>
+            </w:r>
+            <w:r>
+              <w:rPr>
+                <w:noProof/>
+                <w:webHidden/>
+              </w:rPr>
+              <w:instrText xml:space="preserve"> PAGEREF _Toc243254643 \h </w:instrText>
+            </w:r>
+            <w:r>
+              <w:rPr>
+                <w:noProof/>
+                <w:webHidden/>
+              </w:rPr>
+            </w:r>
+            <w:r>
+              <w:rPr>
+                <w:noProof/>
+                <w:webHidden/>
+              </w:rPr>
+              <w:fldChar w:fldCharType="separate"/>
+            </w:r>
+            <w:r>
+              <w:rPr>
+                <w:noProof/>
+                <w:webHidden/>
+              </w:rPr>
+              <w:t>9</w:t>
+            </w:r>
+            <w:r>
+              <w:rPr>
+                <w:noProof/>
+                <w:webHidden/>
+              </w:rPr>
+              <w:fldChar w:fldCharType="end"/>
+            </w:r>
+          </w:hyperlink>
+        </w:p>
+        <w:p>
+          <w:pPr>
+            <w:pStyle w:val="TOC2"/>
+            <w:tabs>
+              <w:tab w:val="right" w:leader="dot" w:pos="9016"/>
+            </w:tabs>
+            <w:rPr>
+              <w:rFonts w:eastAsiaTheme="minorEastAsia"/>
+              <w:noProof/>
+              <w:lang w:eastAsia="en-NZ"/>
+            </w:rPr>
+          </w:pPr>
+          <w:hyperlink w:anchor="_Toc243254644" w:history="1">
+            <w:r>
+              <w:rPr>
+                <w:rStyle w:val="Hyperlink"/>
+                <w:rFonts w:ascii="Times New Roman" w:hAnsi="Times New Roman" w:cs="Times New Roman"/>
+                <w:noProof/>
+              </w:rPr>
+              <w:t>8.3 Final Release Decision -Sravani</w:t>
+            </w:r>
+            <w:r>
+              <w:rPr>
+                <w:noProof/>
+                <w:webHidden/>
+              </w:rPr>
+              <w:tab/>
+            </w:r>
+            <w:r>
+              <w:rPr>
+                <w:noProof/>
+                <w:webHidden/>
+              </w:rPr>
+              <w:fldChar w:fldCharType="begin"/>
+            </w:r>
+            <w:r>
+              <w:rPr>
+                <w:noProof/>
+                <w:webHidden/>
+              </w:rPr>
+              <w:instrText xml:space="preserve"> PAGEREF _Toc243254644 \h </w:instrText>
+            </w:r>
+            <w:r>
+              <w:rPr>
+                <w:noProof/>
+                <w:webHidden/>
+              </w:rPr>
+            </w:r>
+            <w:r>
+              <w:rPr>
+                <w:noProof/>
+                <w:webHidden/>
+              </w:rPr>
+              <w:fldChar w:fldCharType="separate"/>
+            </w:r>
+            <w:r>
+              <w:rPr>
+                <w:noProof/>
+                <w:webHidden/>
+              </w:rPr>
+              <w:t>9</w:t>
+            </w:r>
+            <w:r>
+              <w:rPr>
+                <w:noProof/>
+                <w:webHidden/>
+              </w:rPr>
+              <w:fldChar w:fldCharType="end"/>
+            </w:r>
+          </w:hyperlink>
+        </w:p>
+        <w:p>
+          <w:pPr>
+            <w:pStyle w:val="TOC1"/>
+            <w:tabs>
+              <w:tab w:val="right" w:leader="dot" w:pos="9016"/>
+            </w:tabs>
+            <w:rPr>
+              <w:rFonts w:eastAsiaTheme="minorEastAsia"/>
+              <w:noProof/>
+              <w:lang w:eastAsia="en-NZ"/>
+            </w:rPr>
+          </w:pPr>
+          <w:hyperlink w:anchor="_Toc243254645" w:history="1">
+            <w:r>
+              <w:rPr>
+                <w:rStyle w:val="Hyperlink"/>
+                <w:rFonts w:ascii="Times New Roman" w:hAnsi="Times New Roman" w:cs="Times New Roman"/>
+                <w:noProof/>
+              </w:rPr>
+              <w:t>Task 9: AI-Assisted Development and Critical Reflection -Shared</w:t>
+            </w:r>
+            <w:r>
+              <w:rPr>
+                <w:noProof/>
+                <w:webHidden/>
+              </w:rPr>
+              <w:tab/>
+            </w:r>
+            <w:r>
+              <w:rPr>
+                <w:noProof/>
+                <w:webHidden/>
+              </w:rPr>
+              <w:fldChar w:fldCharType="begin"/>
+            </w:r>
+            <w:r>
+              <w:rPr>
+                <w:noProof/>
+                <w:webHidden/>
+              </w:rPr>
+              <w:instrText xml:space="preserve"> PAGEREF _Toc243254645 \h </w:instrText>
+            </w:r>
+            <w:r>
+              <w:rPr>
+                <w:noProof/>
+                <w:webHidden/>
+              </w:rPr>
+            </w:r>
+            <w:r>
+              <w:rPr>
+                <w:noProof/>
+                <w:webHidden/>
+              </w:rPr>
+              <w:fldChar w:fldCharType="separate"/>
+            </w:r>
+            <w:r>
+              <w:rPr>
+                <w:noProof/>
+                <w:webHidden/>
+              </w:rPr>
+              <w:t>9</w:t>
+            </w:r>
+            <w:r>
+              <w:rPr>
+                <w:noProof/>
+                <w:webHidden/>
+              </w:rPr>
+              <w:fldChar w:fldCharType="end"/>
+            </w:r>
+          </w:hyperlink>
+        </w:p>
+        <w:p>
+          <w:pPr>
+            <w:pStyle w:val="TOC2"/>
+            <w:tabs>
+              <w:tab w:val="right" w:leader="dot" w:pos="9016"/>
+            </w:tabs>
+            <w:rPr>
+              <w:rFonts w:eastAsiaTheme="minorEastAsia"/>
+              <w:noProof/>
+              <w:lang w:eastAsia="en-NZ"/>
+            </w:rPr>
+          </w:pPr>
+          <w:hyperlink w:anchor="_Toc243254646" w:history="1">
+            <w:r>
+              <w:rPr>
+                <w:rStyle w:val="Hyperlink"/>
+                <w:rFonts w:ascii="Times New Roman" w:hAnsi="Times New Roman" w:cs="Times New Roman"/>
+                <w:noProof/>
+              </w:rPr>
+              <w:t>9.1 GitHub Copilot Use and Evidence -Shared</w:t>
+            </w:r>
+            <w:r>
+              <w:rPr>
+                <w:noProof/>
+                <w:webHidden/>
+              </w:rPr>
+              <w:tab/>
+            </w:r>
+            <w:r>
+              <w:rPr>
+                <w:noProof/>
+                <w:webHidden/>
+              </w:rPr>
+              <w:fldChar w:fldCharType="begin"/>
+            </w:r>
+            <w:r>
+              <w:rPr>
+                <w:noProof/>
+                <w:webHidden/>
+              </w:rPr>
+              <w:instrText xml:space="preserve"> PAGEREF _Toc243254646 \h </w:instrText>
+            </w:r>
+            <w:r>
+              <w:rPr>
+                <w:noProof/>
+                <w:webHidden/>
+              </w:rPr>
+            </w:r>
+            <w:r>
+              <w:rPr>
+                <w:noProof/>
+                <w:webHidden/>
+              </w:rPr>
+              <w:fldChar w:fldCharType="separate"/>
+            </w:r>
+            <w:r>
+              <w:rPr>
+                <w:noProof/>
+                <w:webHidden/>
+              </w:rPr>
+              <w:t>9</w:t>
+            </w:r>
+            <w:r>
+              <w:rPr>
+                <w:noProof/>
+                <w:webHidden/>
+              </w:rPr>
+              <w:fldChar w:fldCharType="end"/>
+            </w:r>
+          </w:hyperlink>
+        </w:p>
+        <w:p>
+          <w:pPr>
+            <w:pStyle w:val="TOC2"/>
+            <w:tabs>
+              <w:tab w:val="right" w:leader="dot" w:pos="9016"/>
+            </w:tabs>
+            <w:rPr>
+              <w:rFonts w:eastAsiaTheme="minorEastAsia"/>
+              <w:noProof/>
+              <w:lang w:eastAsia="en-NZ"/>
+            </w:rPr>
+          </w:pPr>
+          <w:hyperlink w:anchor="_Toc243254647" w:history="1">
+            <w:r>
+              <w:rPr>
+                <w:rStyle w:val="Hyperlink"/>
+                <w:rFonts w:ascii="Times New Roman" w:hAnsi="Times New Roman" w:cs="Times New Roman"/>
+                <w:noProof/>
+              </w:rPr>
+              <w:t>9.2 Human Review, Modification and Testing -Shared</w:t>
+            </w:r>
+            <w:r>
+              <w:rPr>
+                <w:noProof/>
+                <w:webHidden/>
+              </w:rPr>
+              <w:tab/>
+            </w:r>
+            <w:r>
+              <w:rPr>
+                <w:noProof/>
+                <w:webHidden/>
+              </w:rPr>
+              <w:fldChar w:fldCharType="begin"/>
+            </w:r>
+            <w:r>
+              <w:rPr>
+                <w:noProof/>
+                <w:webHidden/>
+              </w:rPr>
+              <w:instrText xml:space="preserve"> PAGEREF _Toc243254647 \h </w:instrText>
+            </w:r>
+            <w:r>
+              <w:rPr>
+                <w:noProof/>
+                <w:webHidden/>
+              </w:rPr>
+            </w:r>
+            <w:r>
+              <w:rPr>
+                <w:noProof/>
+                <w:webHidden/>
+              </w:rPr>
+              <w:fldChar w:fldCharType="separate"/>
+            </w:r>
+            <w:r>
+              <w:rPr>
+                <w:noProof/>
+                <w:webHidden/>
+              </w:rPr>
+              <w:t>10</w:t>
+            </w:r>
+            <w:r>
+              <w:rPr>
+                <w:noProof/>
+                <w:webHidden/>
+              </w:rPr>
+              <w:fldChar w:fldCharType="end"/>
+            </w:r>
+          </w:hyperlink>
+        </w:p>
+        <w:p>
+          <w:pPr>
+            <w:pStyle w:val="TOC1"/>
+            <w:tabs>
+              <w:tab w:val="right" w:leader="dot" w:pos="9016"/>
+            </w:tabs>
+            <w:rPr>
+              <w:rFonts w:eastAsiaTheme="minorEastAsia"/>
+              <w:noProof/>
+              <w:lang w:eastAsia="en-NZ"/>
+            </w:rPr>
+          </w:pPr>
+          <w:hyperlink w:anchor="_Toc243254648" w:history="1">
+            <w:r>
+              <w:rPr>
+                <w:rStyle w:val="Hyperlink"/>
+                <w:rFonts w:ascii="Times New Roman" w:hAnsi="Times New Roman" w:cs="Times New Roman"/>
+                <w:noProof/>
+              </w:rPr>
+              <w:t>Task 10: Quality Improvement and Future Recommendations -Hita</w:t>
+            </w:r>
+            <w:r>
+              <w:rPr>
+                <w:noProof/>
+                <w:webHidden/>
+              </w:rPr>
+              <w:tab/>
+            </w:r>
+            <w:r>
+              <w:rPr>
+                <w:noProof/>
+                <w:webHidden/>
+              </w:rPr>
+              <w:fldChar w:fldCharType="begin"/>
+            </w:r>
+            <w:r>
+              <w:rPr>
+                <w:noProof/>
+                <w:webHidden/>
+              </w:rPr>
+              <w:instrText xml:space="preserve"> PAGEREF _Toc243254648 \h </w:instrText>
+            </w:r>
+            <w:r>
+              <w:rPr>
+                <w:noProof/>
+                <w:webHidden/>
+              </w:rPr>
+            </w:r>
+            <w:r>
+              <w:rPr>
+                <w:noProof/>
+                <w:webHidden/>
+              </w:rPr>
+              <w:fldChar w:fldCharType="separate"/>
+            </w:r>
+            <w:r>
+              <w:rPr>
+                <w:noProof/>
+                <w:webHidden/>
+              </w:rPr>
+              <w:t>10</w:t>
+            </w:r>
+            <w:r>
+              <w:rPr>
+                <w:noProof/>
+                <w:webHidden/>
+              </w:rPr>
+              <w:fldChar w:fldCharType="end"/>
+            </w:r>
+          </w:hyperlink>
+        </w:p>
+        <w:p>
+          <w:pPr>
+            <w:pStyle w:val="TOC2"/>
+            <w:tabs>
+              <w:tab w:val="right" w:leader="dot" w:pos="9016"/>
+            </w:tabs>
+            <w:rPr>
+              <w:rFonts w:eastAsiaTheme="minorEastAsia"/>
+              <w:noProof/>
+              <w:lang w:eastAsia="en-NZ"/>
+            </w:rPr>
+          </w:pPr>
+          <w:hyperlink w:anchor="_Toc243254649" w:history="1">
+            <w:r>
+              <w:rPr>
+                <w:rStyle w:val="Hyperlink"/>
+                <w:rFonts w:ascii="Times New Roman" w:hAnsi="Times New Roman" w:cs="Times New Roman"/>
+                <w:noProof/>
+              </w:rPr>
+              <w:t>10.1 Quality Lessons and Process Improvements - Hita</w:t>
+            </w:r>
+            <w:r>
+              <w:rPr>
+                <w:noProof/>
+                <w:webHidden/>
+              </w:rPr>
+              <w:tab/>
+            </w:r>
+            <w:r>
+              <w:rPr>
+                <w:noProof/>
+                <w:webHidden/>
+              </w:rPr>
+              <w:fldChar w:fldCharType="begin"/>
+            </w:r>
+            <w:r>
+              <w:rPr>
+                <w:noProof/>
+                <w:webHidden/>
+              </w:rPr>
+              <w:instrText xml:space="preserve"> PAGEREF _Toc243254649 \h </w:instrText>
+            </w:r>
+            <w:r>
+              <w:rPr>
+                <w:noProof/>
+                <w:webHidden/>
+              </w:rPr>
+            </w:r>
+            <w:r>
+              <w:rPr>
+                <w:noProof/>
+                <w:webHidden/>
+              </w:rPr>
+              <w:fldChar w:fldCharType="separate"/>
+            </w:r>
+            <w:r>
+              <w:rPr>
+                <w:noProof/>
+                <w:webHidden/>
+              </w:rPr>
+              <w:t>10</w:t>
+            </w:r>
+            <w:r>
+              <w:rPr>
+                <w:noProof/>
+                <w:webHidden/>
+              </w:rPr>
+              <w:fldChar w:fldCharType="end"/>
+            </w:r>
+          </w:hyperlink>
+        </w:p>
+        <w:p>
+          <w:pPr>
+            <w:pStyle w:val="TOC2"/>
+            <w:tabs>
+              <w:tab w:val="right" w:leader="dot" w:pos="9016"/>
+            </w:tabs>
+            <w:rPr>
+              <w:rFonts w:eastAsiaTheme="minorEastAsia"/>
+              <w:noProof/>
+              <w:lang w:eastAsia="en-NZ"/>
+            </w:rPr>
+          </w:pPr>
+          <w:hyperlink w:anchor="_Toc243254650" w:history="1">
+            <w:r>
+              <w:rPr>
+                <w:rStyle w:val="Hyperlink"/>
+                <w:rFonts w:ascii="Times New Roman" w:hAnsi="Times New Roman" w:cs="Times New Roman"/>
+                <w:noProof/>
+              </w:rPr>
+              <w:t>10.2 Future Quality Improvements Hita</w:t>
+            </w:r>
+            <w:r>
+              <w:rPr>
+                <w:noProof/>
+                <w:webHidden/>
+              </w:rPr>
+              <w:tab/>
+            </w:r>
+            <w:r>
+              <w:rPr>
+                <w:noProof/>
+                <w:webHidden/>
+              </w:rPr>
+              <w:fldChar w:fldCharType="begin"/>
+            </w:r>
+            <w:r>
+              <w:rPr>
+                <w:noProof/>
+                <w:webHidden/>
+              </w:rPr>
+              <w:instrText xml:space="preserve"> PAGEREF _Toc243254650 \h </w:instrText>
+            </w:r>
+            <w:r>
+              <w:rPr>
+                <w:noProof/>
+                <w:webHidden/>
+              </w:rPr>
+            </w:r>
+            <w:r>
+              <w:rPr>
+                <w:noProof/>
+                <w:webHidden/>
+              </w:rPr>
+              <w:fldChar w:fldCharType="separate"/>
+            </w:r>
+            <w:r>
+              <w:rPr>
+                <w:noProof/>
+                <w:webHidden/>
+              </w:rPr>
+              <w:t>10</w:t>
+            </w:r>
+            <w:r>
+              <w:rPr>
+                <w:noProof/>
+                <w:webHidden/>
+              </w:rPr>
+              <w:fldChar w:fldCharType="end"/>
+            </w:r>
+          </w:hyperlink>
+        </w:p>
+        <w:p>
+          <w:pPr>
+            <w:pStyle w:val="TOC1"/>
+            <w:tabs>
+              <w:tab w:val="right" w:leader="dot" w:pos="9016"/>
+            </w:tabs>
+            <w:rPr>
+              <w:rFonts w:eastAsiaTheme="minorEastAsia"/>
+              <w:noProof/>
+              <w:lang w:eastAsia="en-NZ"/>
+            </w:rPr>
+          </w:pPr>
+          <w:hyperlink w:anchor="_Toc243254651" w:history="1">
+            <w:r>
+              <w:rPr>
+                <w:rStyle w:val="Hyperlink"/>
+                <w:rFonts w:ascii="Times New Roman" w:hAnsi="Times New Roman" w:cs="Times New Roman"/>
+                <w:noProof/>
+              </w:rPr>
+              <w:t>Task 11: Team Contribution and Professional Reflection -Shared</w:t>
+            </w:r>
+            <w:r>
+              <w:rPr>
+                <w:noProof/>
+                <w:webHidden/>
+              </w:rPr>
+              <w:tab/>
+            </w:r>
+            <w:r>
+              <w:rPr>
+                <w:noProof/>
+                <w:webHidden/>
+              </w:rPr>
+              <w:fldChar w:fldCharType="begin"/>
+            </w:r>
+            <w:r>
+              <w:rPr>
+                <w:noProof/>
+                <w:webHidden/>
+              </w:rPr>
+              <w:instrText xml:space="preserve"> PAGEREF _Toc243254651 \h </w:instrText>
+            </w:r>
+            <w:r>
+              <w:rPr>
+                <w:noProof/>
+                <w:webHidden/>
+              </w:rPr>
+            </w:r>
+            <w:r>
+              <w:rPr>
+                <w:noProof/>
+                <w:webHidden/>
+              </w:rPr>
+              <w:fldChar w:fldCharType="separate"/>
+            </w:r>
+            <w:r>
+              <w:rPr>
+                <w:noProof/>
+                <w:webHidden/>
+              </w:rPr>
+              <w:t>10</w:t>
+            </w:r>
+            <w:r>
+              <w:rPr>
+                <w:noProof/>
+                <w:webHidden/>
+              </w:rPr>
+              <w:fldChar w:fldCharType="end"/>
+            </w:r>
+          </w:hyperlink>
+        </w:p>
+        <w:p>
+          <w:pPr>
+            <w:pStyle w:val="TOC2"/>
+            <w:tabs>
+              <w:tab w:val="right" w:leader="dot" w:pos="9016"/>
+            </w:tabs>
+            <w:rPr>
+              <w:rFonts w:eastAsiaTheme="minorEastAsia"/>
+              <w:noProof/>
+              <w:lang w:eastAsia="en-NZ"/>
+            </w:rPr>
+          </w:pPr>
+          <w:hyperlink w:anchor="_Toc243254652" w:history="1">
+            <w:r>
+              <w:rPr>
+                <w:rStyle w:val="Hyperlink"/>
+                <w:rFonts w:ascii="Times New Roman" w:hAnsi="Times New Roman" w:cs="Times New Roman"/>
+                <w:noProof/>
+              </w:rPr>
+              <w:t>11.1 Team Contribution Statement -Shared</w:t>
+            </w:r>
+            <w:r>
+              <w:rPr>
+                <w:noProof/>
+                <w:webHidden/>
+              </w:rPr>
+              <w:tab/>
+            </w:r>
+            <w:r>
+              <w:rPr>
+                <w:noProof/>
+                <w:webHidden/>
+              </w:rPr>
+              <w:fldChar w:fldCharType="begin"/>
+            </w:r>
+            <w:r>
+              <w:rPr>
+                <w:noProof/>
+                <w:webHidden/>
+              </w:rPr>
+              <w:instrText xml:space="preserve"> PAGEREF _Toc243254652 \h </w:instrText>
+            </w:r>
+            <w:r>
+              <w:rPr>
+                <w:noProof/>
+                <w:webHidden/>
+              </w:rPr>
+            </w:r>
+            <w:r>
+              <w:rPr>
+                <w:noProof/>
+                <w:webHidden/>
+              </w:rPr>
+              <w:fldChar w:fldCharType="separate"/>
+            </w:r>
+            <w:r>
+              <w:rPr>
+                <w:noProof/>
+                <w:webHidden/>
+              </w:rPr>
+              <w:t>10</w:t>
+            </w:r>
+            <w:r>
+              <w:rPr>
+                <w:noProof/>
+                <w:webHidden/>
+              </w:rPr>
+              <w:fldChar w:fldCharType="end"/>
+            </w:r>
+          </w:hyperlink>
+        </w:p>
+        <w:p>
+          <w:pPr>
+            <w:pStyle w:val="TOC2"/>
+            <w:tabs>
+              <w:tab w:val="right" w:leader="dot" w:pos="9016"/>
+            </w:tabs>
+            <w:rPr>
+              <w:rFonts w:eastAsiaTheme="minorEastAsia"/>
+              <w:noProof/>
+              <w:lang w:eastAsia="en-NZ"/>
+            </w:rPr>
+          </w:pPr>
+          <w:hyperlink w:anchor="_Toc243254653" w:history="1">
+            <w:r>
+              <w:rPr>
+                <w:rStyle w:val="Hyperlink"/>
+                <w:rFonts w:ascii="Times New Roman" w:hAnsi="Times New Roman" w:cs="Times New Roman"/>
+                <w:noProof/>
+              </w:rPr>
+              <w:t>11.2 Individual Professional Reflection -Shared</w:t>
+            </w:r>
+            <w:r>
+              <w:rPr>
+                <w:noProof/>
+                <w:webHidden/>
+              </w:rPr>
+              <w:tab/>
+            </w:r>
+            <w:r>
+              <w:rPr>
+                <w:noProof/>
+                <w:webHidden/>
+              </w:rPr>
+              <w:fldChar w:fldCharType="begin"/>
+            </w:r>
+            <w:r>
+              <w:rPr>
+                <w:noProof/>
+                <w:webHidden/>
+              </w:rPr>
+              <w:instrText xml:space="preserve"> PAGEREF _Toc243254653 \h </w:instrText>
+            </w:r>
+            <w:r>
+              <w:rPr>
+                <w:noProof/>
+                <w:webHidden/>
+              </w:rPr>
+            </w:r>
+            <w:r>
+              <w:rPr>
+                <w:noProof/>
+                <w:webHidden/>
+              </w:rPr>
+              <w:fldChar w:fldCharType="separate"/>
+            </w:r>
+            <w:r>
+              <w:rPr>
+                <w:noProof/>
+                <w:webHidden/>
+              </w:rPr>
+              <w:t>10</w:t>
+            </w:r>
+            <w:r>
+              <w:rPr>
+                <w:noProof/>
+                <w:webHidden/>
+              </w:rPr>
+              <w:fldChar w:fldCharType="end"/>
+            </w:r>
+          </w:hyperlink>
+        </w:p>
+        <w:p>
+          <w:pPr>
+            <w:pStyle w:val="TOC1"/>
+            <w:tabs>
+              <w:tab w:val="right" w:leader="dot" w:pos="9016"/>
+            </w:tabs>
+            <w:rPr>
+              <w:rFonts w:eastAsiaTheme="minorEastAsia"/>
+              <w:noProof/>
+              <w:lang w:eastAsia="en-NZ"/>
+            </w:rPr>
+          </w:pPr>
+          <w:hyperlink w:anchor="_Toc243254654" w:history="1">
+            <w:r>
+              <w:rPr>
+                <w:rStyle w:val="Hyperlink"/>
+                <w:rFonts w:ascii="Times New Roman" w:hAnsi="Times New Roman" w:cs="Times New Roman"/>
+                <w:noProof/>
+              </w:rPr>
+              <w:t>Conclusion - hita</w:t>
+            </w:r>
+            <w:r>
+              <w:rPr>
+                <w:noProof/>
+                <w:webHidden/>
+              </w:rPr>
+              <w:tab/>
+            </w:r>
+            <w:r>
+              <w:rPr>
+                <w:noProof/>
+                <w:webHidden/>
+              </w:rPr>
+              <w:fldChar w:fldCharType="begin"/>
+            </w:r>
+            <w:r>
+              <w:rPr>
+                <w:noProof/>
+                <w:webHidden/>
+              </w:rPr>
+              <w:instrText xml:space="preserve"> PAGEREF _Toc243254654 \h </w:instrText>
+            </w:r>
+            <w:r>
+              <w:rPr>
+                <w:noProof/>
+                <w:webHidden/>
+              </w:rPr>
+            </w:r>
+            <w:r>
+              <w:rPr>
+                <w:noProof/>
+                <w:webHidden/>
+              </w:rPr>
+              <w:fldChar w:fldCharType="separate"/>
+            </w:r>
+            <w:r>
+              <w:rPr>
+                <w:noProof/>
+                <w:webHidden/>
+              </w:rPr>
+              <w:t>10</w:t>
+            </w:r>
+            <w:r>
+              <w:rPr>
+                <w:noProof/>
+                <w:webHidden/>
+              </w:rPr>
+              <w:fldChar w:fldCharType="end"/>
+            </w:r>
+          </w:hyperlink>
+        </w:p>
+        <w:p>
+          <w:r>
+            <w:rPr>
+              <w:b/>
+              <w:bCs/>
+              <w:noProof/>
+            </w:rPr>
+            <w:fldChar w:fldCharType="end"/>
+          </w:r>
+        </w:p>
+      </w:sdtContent>
+    </w:sdt>
+    <w:p/>
+    <w:p/>
+    <w:p/>
+    <w:p/>
+    <w:p/>
+    <w:p/>
+    <w:p/>
+    <w:p/>
+    <w:p/>
+    <w:p/>
+    <w:p/>
+    <w:p/>
+    <w:p>
+      <w:pPr>
+        <w:pStyle w:val="Heading1"/>
+        <w:rPr>
+          <w:rFonts w:ascii="Times New Roman" w:hAnsi="Times New Roman" w:cs="Times New Roman"/>
+        </w:rPr>
+      </w:pPr>
+    </w:p>
+    <w:p/>
+    <w:p>
+      <w:pPr>
+        <w:pStyle w:val="Heading1"/>
+        <w:rPr>
+          <w:rFonts w:ascii="Times New Roman" w:hAnsi="Times New Roman" w:cs="Times New Roman"/>
+        </w:rPr>
+      </w:pPr>
+      <w:bookmarkStart w:id="1" w:name="_Toc243254619"/>
+      <w:r>
+        <w:rPr>
+          <w:rFonts w:ascii="Times New Roman" w:hAnsi="Times New Roman" w:cs="Times New Roman"/>
+        </w:rPr>
+        <w:lastRenderedPageBreak/>
         <w:t>Introduction</w:t>
       </w:r>
+      <w:r>
+        <w:rPr>
+          <w:rFonts w:ascii="Times New Roman" w:hAnsi="Times New Roman" w:cs="Times New Roman"/>
+        </w:rPr>
+        <w:t xml:space="preserve"> - </w:t>
+      </w:r>
+      <w:proofErr w:type="spellStart"/>
+      <w:r>
+        <w:rPr>
+          <w:rFonts w:ascii="Times New Roman" w:hAnsi="Times New Roman" w:cs="Times New Roman"/>
+        </w:rPr>
+        <w:t>hita</w:t>
+      </w:r>
+      <w:bookmarkEnd w:id="1"/>
+      <w:proofErr w:type="spellEnd"/>
     </w:p>
     <w:p>
       <w:pPr>
         <w:pStyle w:val="Heading1"/>
-      </w:pPr>
-      <w:r>
+        <w:rPr>
+          <w:rFonts w:ascii="Times New Roman" w:hAnsi="Times New Roman" w:cs="Times New Roman"/>
+        </w:rPr>
+      </w:pPr>
+      <w:bookmarkStart w:id="2" w:name="_Toc243254620"/>
+      <w:r>
+        <w:rPr>
+          <w:rFonts w:ascii="Times New Roman" w:hAnsi="Times New Roman" w:cs="Times New Roman"/>
+        </w:rPr>
         <w:t>Task 1: Project Completion and Final Implementation</w:t>
       </w:r>
+      <w:r>
+        <w:rPr>
+          <w:rFonts w:ascii="Times New Roman" w:hAnsi="Times New Roman" w:cs="Times New Roman"/>
+        </w:rPr>
+        <w:t xml:space="preserve"> - s</w:t>
+      </w:r>
+      <w:r>
+        <w:rPr>
+          <w:rFonts w:ascii="Times New Roman" w:hAnsi="Times New Roman" w:cs="Times New Roman"/>
+        </w:rPr>
+        <w:t>hared</w:t>
+      </w:r>
+      <w:bookmarkEnd w:id="2"/>
     </w:p>
     <w:p>
       <w:pPr>
         <w:pStyle w:val="Heading2"/>
-      </w:pPr>
-      <w:r>
-        <w:t>1.1 Final System and the implemented features</w:t>
-      </w:r>
+        <w:numPr>
+          <w:ilvl w:val="1"/>
+          <w:numId w:val="2"/>
+        </w:numPr>
+        <w:rPr>
+          <w:rFonts w:ascii="Times New Roman" w:hAnsi="Times New Roman" w:cs="Times New Roman"/>
+        </w:rPr>
+      </w:pPr>
+      <w:bookmarkStart w:id="3" w:name="_Toc243254621"/>
+      <w:r>
+        <w:rPr>
+          <w:rFonts w:ascii="Times New Roman" w:hAnsi="Times New Roman" w:cs="Times New Roman"/>
+        </w:rPr>
+        <w:t>Final System and the implemented features</w:t>
+      </w:r>
+      <w:r>
+        <w:rPr>
+          <w:rFonts w:ascii="Times New Roman" w:hAnsi="Times New Roman" w:cs="Times New Roman"/>
+        </w:rPr>
+        <w:t>-shared</w:t>
+      </w:r>
+      <w:bookmarkEnd w:id="3"/>
+    </w:p>
+    <w:p>
+      <w:pPr>
+        <w:rPr>
+          <w:rFonts w:ascii="Times New Roman" w:hAnsi="Times New Roman" w:cs="Times New Roman"/>
+        </w:rPr>
+      </w:pPr>
+      <w:r>
+        <w:rPr>
+          <w:rFonts w:ascii="Times New Roman" w:hAnsi="Times New Roman" w:cs="Times New Roman"/>
+        </w:rPr>
+        <w:t xml:space="preserve">After the first project, </w:t>
+      </w:r>
+      <w:proofErr w:type="spellStart"/>
+      <w:r>
+        <w:rPr>
+          <w:rFonts w:ascii="Times New Roman" w:hAnsi="Times New Roman" w:cs="Times New Roman"/>
+        </w:rPr>
+        <w:t>ReserveHealth</w:t>
+      </w:r>
+      <w:proofErr w:type="spellEnd"/>
+      <w:r>
+        <w:rPr>
+          <w:rFonts w:ascii="Times New Roman" w:hAnsi="Times New Roman" w:cs="Times New Roman"/>
+        </w:rPr>
+        <w:t xml:space="preserve"> was extend so that we could address the limitation that were related to the security, patient-referral integration and referral monitoring, my contribution focused on these three features shown in the table above, with the aim of improving access control, data integrity, and the visibility of urgent referrals. For the first feature F01, the authentication was developed using ASP.NET Core password hashing and JSON Web Token JWT. After a successful login, a token would be generated that contained the staff's user identity and role. To enforce the Doctor and Lab Technician permissions we used backend authorisation, </w:t>
+      </w:r>
+      <w:proofErr w:type="gramStart"/>
+      <w:r>
+        <w:rPr>
+          <w:rFonts w:ascii="Times New Roman" w:hAnsi="Times New Roman" w:cs="Times New Roman"/>
+        </w:rPr>
+        <w:t>the we</w:t>
+      </w:r>
+      <w:proofErr w:type="gramEnd"/>
+      <w:r>
+        <w:rPr>
+          <w:rFonts w:ascii="Times New Roman" w:hAnsi="Times New Roman" w:cs="Times New Roman"/>
+        </w:rPr>
+        <w:t xml:space="preserve"> used the frontend uses the session information to manage the protected navigation, This provided the system with access restrictions at both levels instead of relying only on hiding interface elements.</w:t>
+      </w:r>
+    </w:p>
+    <w:p>
+      <w:pPr>
+        <w:rPr>
+          <w:rFonts w:ascii="Times New Roman" w:hAnsi="Times New Roman" w:cs="Times New Roman"/>
+        </w:rPr>
+      </w:pPr>
+      <w:r>
+        <w:rPr>
+          <w:rFonts w:ascii="Times New Roman" w:hAnsi="Times New Roman" w:cs="Times New Roman"/>
+        </w:rPr>
+        <w:t>For the second feature F02, patient and referral components were connected using patient identifiers. The workflow was before creating a referral the controller would check whether the selected patient exists and validates the required information. Any invalid links were rejected to prevent inconsistent records to make sure we had good test plans. We also implemented patient archiving in the referral system, this was done by making records inactive instead of deleting them, so this would preserve their existing referral history.</w:t>
+      </w:r>
+    </w:p>
+    <w:p>
+      <w:pPr>
+        <w:rPr>
+          <w:rFonts w:ascii="Times New Roman" w:hAnsi="Times New Roman" w:cs="Times New Roman"/>
+        </w:rPr>
+      </w:pPr>
+      <w:r>
+        <w:rPr>
+          <w:rFonts w:ascii="Times New Roman" w:hAnsi="Times New Roman" w:cs="Times New Roman"/>
+        </w:rPr>
+        <w:t xml:space="preserve">For the third feature F03, the existing P1, P2, and P3 priority labels were extended by attaching waiting time calculation based on the priority hierarchy system. These were taken from the earlier stakeholder interview that was done in project 1. The calculation </w:t>
+      </w:r>
+      <w:proofErr w:type="gramStart"/>
+      <w:r>
+        <w:rPr>
+          <w:rFonts w:ascii="Times New Roman" w:hAnsi="Times New Roman" w:cs="Times New Roman"/>
+        </w:rPr>
+        <w:t>were</w:t>
+      </w:r>
+      <w:proofErr w:type="gramEnd"/>
+      <w:r>
+        <w:rPr>
+          <w:rFonts w:ascii="Times New Roman" w:hAnsi="Times New Roman" w:cs="Times New Roman"/>
+        </w:rPr>
+        <w:t xml:space="preserve"> also based on the referral creation date. The frontend displays the waiting days that have passed and if a referral of P1 status exceeds the </w:t>
+      </w:r>
+      <w:proofErr w:type="gramStart"/>
+      <w:r>
+        <w:rPr>
+          <w:rFonts w:ascii="Times New Roman" w:hAnsi="Times New Roman" w:cs="Times New Roman"/>
+        </w:rPr>
+        <w:t>14 day</w:t>
+      </w:r>
+      <w:proofErr w:type="gramEnd"/>
+      <w:r>
+        <w:rPr>
+          <w:rFonts w:ascii="Times New Roman" w:hAnsi="Times New Roman" w:cs="Times New Roman"/>
+        </w:rPr>
+        <w:t xml:space="preserve"> threshold it flags it as overdue. While the P2 and P3 referral levels display the waiting days without the automatic overdue thresholds. This improves the visibility of urgent cases while also identifying area for future development.</w:t>
+      </w:r>
+    </w:p>
+    <w:p>
+      <w:pPr>
+        <w:rPr>
+          <w:rFonts w:ascii="Times New Roman" w:hAnsi="Times New Roman" w:cs="Times New Roman"/>
+        </w:rPr>
+      </w:pPr>
+    </w:p>
+    <w:p>
+      <w:pPr>
+        <w:rPr>
+          <w:rFonts w:ascii="Times New Roman" w:hAnsi="Times New Roman" w:cs="Times New Roman"/>
+        </w:rPr>
+      </w:pPr>
+    </w:p>
+    <w:p>
+      <w:pPr>
+        <w:rPr>
+          <w:rFonts w:ascii="Times New Roman" w:hAnsi="Times New Roman" w:cs="Times New Roman"/>
+        </w:rPr>
+      </w:pPr>
     </w:p>
     <w:p>
       <w:pPr>
         <w:pStyle w:val="Heading2"/>
-      </w:pPr>
-      <w:r>
-        <w:t xml:space="preserve">1.2 </w:t>
-      </w:r>
+        <w:numPr>
+          <w:ilvl w:val="1"/>
+          <w:numId w:val="2"/>
+        </w:numPr>
+        <w:rPr>
+          <w:rFonts w:ascii="Times New Roman" w:hAnsi="Times New Roman" w:cs="Times New Roman"/>
+        </w:rPr>
+      </w:pPr>
+      <w:bookmarkStart w:id="4" w:name="_Toc243254622"/>
       <w:proofErr w:type="spellStart"/>
       <w:r>
+        <w:rPr>
+          <w:rFonts w:ascii="Times New Roman" w:hAnsi="Times New Roman" w:cs="Times New Roman"/>
+        </w:rPr>
         <w:t>Chnages</w:t>
       </w:r>
       <w:proofErr w:type="spellEnd"/>
       <w:r>
+        <w:rPr>
+          <w:rFonts w:ascii="Times New Roman" w:hAnsi="Times New Roman" w:cs="Times New Roman"/>
+        </w:rPr>
         <w:t xml:space="preserve"> applied since </w:t>
       </w:r>
       <w:proofErr w:type="spellStart"/>
       <w:r>
+        <w:rPr>
+          <w:rFonts w:ascii="Times New Roman" w:hAnsi="Times New Roman" w:cs="Times New Roman"/>
+        </w:rPr>
         <w:t>mid scope</w:t>
       </w:r>
       <w:proofErr w:type="spellEnd"/>
       <w:r>
+        <w:rPr>
+          <w:rFonts w:ascii="Times New Roman" w:hAnsi="Times New Roman" w:cs="Times New Roman"/>
+        </w:rPr>
         <w:t xml:space="preserve"> project</w:t>
       </w:r>
-    </w:p>
-    <w:p>
-      <w:r>
-        <w:t xml:space="preserve">- possible changes t </w:t>
+      <w:r>
+        <w:rPr>
+          <w:rFonts w:ascii="Times New Roman" w:hAnsi="Times New Roman" w:cs="Times New Roman"/>
+        </w:rPr>
+        <w:t>-shared</w:t>
+      </w:r>
+      <w:bookmarkEnd w:id="4"/>
+    </w:p>
+    <w:p>
+      <w:pPr>
+        <w:rPr>
+          <w:rFonts w:ascii="Times New Roman" w:hAnsi="Times New Roman" w:cs="Times New Roman"/>
+        </w:rPr>
+      </w:pPr>
+    </w:p>
+    <w:p>
+      <w:pPr>
+        <w:rPr>
+          <w:rFonts w:ascii="Times New Roman" w:hAnsi="Times New Roman" w:cs="Times New Roman"/>
+        </w:rPr>
+      </w:pPr>
+      <w:r>
+        <w:rPr>
+          <w:rFonts w:ascii="Times New Roman" w:hAnsi="Times New Roman" w:cs="Times New Roman"/>
+        </w:rPr>
+        <w:t xml:space="preserve">In comparisons to the first project the first three features were improved so that the quality risks were addressed, as opposed to just adding functionality to the existing system. The role-based access improved the security, patient referral validation strengthened the data integrity, </w:t>
+      </w:r>
+      <w:r>
+        <w:rPr>
+          <w:rFonts w:ascii="Times New Roman" w:hAnsi="Times New Roman" w:cs="Times New Roman"/>
+        </w:rPr>
+        <w:lastRenderedPageBreak/>
+        <w:t>and the waiting time alerts improved the overall visibility of urgent referrals. These changes connect to the ISO/IEC quality attributes that were discussed in earlier lectures. The features are also good testable behaviours that can be later verified through testing.</w:t>
+      </w:r>
+    </w:p>
+    <w:p>
+      <w:pPr>
+        <w:pStyle w:val="Heading1"/>
+        <w:rPr>
+          <w:rFonts w:ascii="Times New Roman" w:hAnsi="Times New Roman" w:cs="Times New Roman"/>
+        </w:rPr>
+      </w:pPr>
+      <w:bookmarkStart w:id="5" w:name="_Toc243254623"/>
+      <w:r>
+        <w:rPr>
+          <w:rFonts w:ascii="Times New Roman" w:hAnsi="Times New Roman" w:cs="Times New Roman"/>
+        </w:rPr>
+        <w:t>Task 2: Requirements Verification and Traceability</w:t>
+      </w:r>
+      <w:r>
+        <w:rPr>
+          <w:rFonts w:ascii="Times New Roman" w:hAnsi="Times New Roman" w:cs="Times New Roman"/>
+        </w:rPr>
+        <w:t>-</w:t>
       </w:r>
       <w:proofErr w:type="spellStart"/>
       <w:r>
-        <w:t>implemt</w:t>
-      </w:r>
+        <w:rPr>
+          <w:rFonts w:ascii="Times New Roman" w:hAnsi="Times New Roman" w:cs="Times New Roman"/>
+        </w:rPr>
+        <w:t>hita</w:t>
+      </w:r>
+      <w:bookmarkEnd w:id="5"/>
       <w:proofErr w:type="spellEnd"/>
-      <w:r>
-        <w:t xml:space="preserve"> and </w:t>
+    </w:p>
+    <w:p>
+      <w:pPr>
+        <w:pStyle w:val="Heading2"/>
+        <w:rPr>
+          <w:rFonts w:ascii="Times New Roman" w:hAnsi="Times New Roman" w:cs="Times New Roman"/>
+        </w:rPr>
+      </w:pPr>
+      <w:bookmarkStart w:id="6" w:name="_Toc243254624"/>
+      <w:r>
+        <w:rPr>
+          <w:rFonts w:ascii="Times New Roman" w:hAnsi="Times New Roman" w:cs="Times New Roman"/>
+        </w:rPr>
+        <w:t xml:space="preserve">2.1 Final Requirements &amp; acceptance </w:t>
       </w:r>
       <w:proofErr w:type="spellStart"/>
       <w:r>
-        <w:t>tlka</w:t>
-      </w:r>
+        <w:rPr>
+          <w:rFonts w:ascii="Times New Roman" w:hAnsi="Times New Roman" w:cs="Times New Roman"/>
+        </w:rPr>
+        <w:t>cirtieria</w:t>
+      </w:r>
+      <w:r>
+        <w:rPr>
+          <w:rFonts w:ascii="Times New Roman" w:hAnsi="Times New Roman" w:cs="Times New Roman"/>
+        </w:rPr>
+        <w:t>-hita</w:t>
+      </w:r>
+      <w:bookmarkEnd w:id="6"/>
       <w:proofErr w:type="spellEnd"/>
       <w:r>
-        <w:t xml:space="preserve"> bout </w:t>
-      </w:r>
-    </w:p>
-    <w:p>
+        <w:rPr>
+          <w:rFonts w:ascii="Times New Roman" w:hAnsi="Times New Roman" w:cs="Times New Roman"/>
+        </w:rPr>
+        <w:t xml:space="preserve"> </w:t>
+      </w:r>
+    </w:p>
+    <w:p>
+      <w:pPr>
+        <w:pStyle w:val="Heading2"/>
+        <w:rPr>
+          <w:rFonts w:ascii="Times New Roman" w:hAnsi="Times New Roman" w:cs="Times New Roman"/>
+        </w:rPr>
+      </w:pPr>
+    </w:p>
+    <w:p>
+      <w:pPr>
+        <w:pStyle w:val="Heading2"/>
+        <w:rPr>
+          <w:rFonts w:ascii="Times New Roman" w:hAnsi="Times New Roman" w:cs="Times New Roman"/>
+        </w:rPr>
+      </w:pPr>
+      <w:bookmarkStart w:id="7" w:name="_Toc243254625"/>
+      <w:r>
+        <w:rPr>
+          <w:rFonts w:ascii="Times New Roman" w:hAnsi="Times New Roman" w:cs="Times New Roman"/>
+        </w:rPr>
+        <w:t xml:space="preserve">2.2 </w:t>
+      </w:r>
       <w:proofErr w:type="spellStart"/>
       <w:r>
-        <w:t>Imrpvoed</w:t>
+        <w:rPr>
+          <w:rFonts w:ascii="Times New Roman" w:hAnsi="Times New Roman" w:cs="Times New Roman"/>
+        </w:rPr>
+        <w:t>requiremtns</w:t>
       </w:r>
       <w:proofErr w:type="spellEnd"/>
       <w:r>
+        <w:rPr>
+          <w:rFonts w:ascii="Times New Roman" w:hAnsi="Times New Roman" w:cs="Times New Roman"/>
+        </w:rPr>
+        <w:t xml:space="preserve"> verification and </w:t>
+      </w:r>
+      <w:proofErr w:type="spellStart"/>
+      <w:r>
+        <w:rPr>
+          <w:rFonts w:ascii="Times New Roman" w:hAnsi="Times New Roman" w:cs="Times New Roman"/>
+        </w:rPr>
+        <w:t>tracealbity</w:t>
+      </w:r>
+      <w:proofErr w:type="spellEnd"/>
+      <w:r>
+        <w:rPr>
+          <w:rFonts w:ascii="Times New Roman" w:hAnsi="Times New Roman" w:cs="Times New Roman"/>
+        </w:rPr>
         <w:t xml:space="preserve"> </w:t>
       </w:r>
+      <w:r>
+        <w:rPr>
+          <w:rFonts w:ascii="Times New Roman" w:hAnsi="Times New Roman" w:cs="Times New Roman"/>
+        </w:rPr>
+        <w:t>–</w:t>
+      </w:r>
+      <w:r>
+        <w:rPr>
+          <w:rFonts w:ascii="Times New Roman" w:hAnsi="Times New Roman" w:cs="Times New Roman"/>
+        </w:rPr>
+        <w:t xml:space="preserve"> </w:t>
+      </w:r>
       <w:proofErr w:type="spellStart"/>
       <w:r>
-        <w:t>laidatin</w:t>
-      </w:r>
+        <w:rPr>
+          <w:rFonts w:ascii="Times New Roman" w:hAnsi="Times New Roman" w:cs="Times New Roman"/>
+        </w:rPr>
+        <w:t>hita</w:t>
+      </w:r>
+      <w:bookmarkEnd w:id="7"/>
       <w:proofErr w:type="spellEnd"/>
-      <w:r>
-        <w:t xml:space="preserve"> and error </w:t>
+    </w:p>
+    <w:p>
+      <w:pPr>
+        <w:rPr>
+          <w:rFonts w:ascii="Times New Roman" w:hAnsi="Times New Roman" w:cs="Times New Roman"/>
+        </w:rPr>
+      </w:pPr>
+    </w:p>
+    <w:p>
+      <w:pPr>
+        <w:rPr>
+          <w:rFonts w:ascii="Times New Roman" w:hAnsi="Times New Roman" w:cs="Times New Roman"/>
+        </w:rPr>
+      </w:pPr>
+    </w:p>
+    <w:p>
+      <w:pPr>
+        <w:pStyle w:val="Heading1"/>
+        <w:rPr>
+          <w:rFonts w:ascii="Times New Roman" w:hAnsi="Times New Roman" w:cs="Times New Roman"/>
+        </w:rPr>
+      </w:pPr>
+      <w:bookmarkStart w:id="8" w:name="_Toc243254626"/>
+      <w:r>
+        <w:rPr>
+          <w:rFonts w:ascii="Times New Roman" w:hAnsi="Times New Roman" w:cs="Times New Roman"/>
+        </w:rPr>
+        <w:t xml:space="preserve">Task 3: Test Execution and Final Test Results </w:t>
+      </w:r>
+      <w:r>
+        <w:rPr>
+          <w:rFonts w:ascii="Times New Roman" w:hAnsi="Times New Roman" w:cs="Times New Roman"/>
+        </w:rPr>
+        <w:t>-</w:t>
+      </w:r>
+      <w:r>
+        <w:rPr>
+          <w:rFonts w:ascii="Times New Roman" w:hAnsi="Times New Roman" w:cs="Times New Roman"/>
+        </w:rPr>
+        <w:t>Shared</w:t>
+      </w:r>
+      <w:bookmarkEnd w:id="8"/>
+    </w:p>
+    <w:p>
+      <w:pPr>
+        <w:pStyle w:val="Heading2"/>
+        <w:rPr>
+          <w:rFonts w:ascii="Times New Roman" w:hAnsi="Times New Roman" w:cs="Times New Roman"/>
+        </w:rPr>
+      </w:pPr>
+      <w:bookmarkStart w:id="9" w:name="_Toc243254627"/>
+      <w:r>
+        <w:rPr>
+          <w:rFonts w:ascii="Times New Roman" w:hAnsi="Times New Roman" w:cs="Times New Roman"/>
+        </w:rPr>
+        <w:t xml:space="preserve">3.1 Final Manual and System Test Cases </w:t>
+      </w:r>
+      <w:r>
+        <w:rPr>
+          <w:rFonts w:ascii="Times New Roman" w:hAnsi="Times New Roman" w:cs="Times New Roman"/>
+        </w:rPr>
+        <w:t>-</w:t>
+      </w:r>
+      <w:r>
+        <w:rPr>
+          <w:rFonts w:ascii="Times New Roman" w:hAnsi="Times New Roman" w:cs="Times New Roman"/>
+        </w:rPr>
+        <w:t>Shared</w:t>
+      </w:r>
+      <w:bookmarkEnd w:id="9"/>
+    </w:p>
+    <w:p>
+      <w:pPr>
+        <w:spacing w:after="40"/>
+        <w:rPr>
+          <w:rFonts w:ascii="Times New Roman" w:hAnsi="Times New Roman" w:cs="Times New Roman"/>
+        </w:rPr>
+      </w:pPr>
+    </w:p>
+    <w:p>
+      <w:r>
+        <w:t xml:space="preserve">After the changes were made to the patient and referral </w:t>
+      </w:r>
+      <w:proofErr w:type="gramStart"/>
+      <w:r>
+        <w:t>workflow</w:t>
+      </w:r>
+      <w:proofErr w:type="gramEnd"/>
+      <w:r>
+        <w:t xml:space="preserve"> we had to verify that the patient information could still be retrieved correctly as opposed to just assuming the updated system was reliable. Tests TC01-TC04 were linked to requirements FR01-FR04. The first two test cases focused in retrieving the patient information making sure that it worked as intended, while TC03 introduced a negative scenario using an invalid patient ID. TC04 extended our testing to the dashboard and we checked whether the required information was still being displayed correctly. We tried to implement functional, negative and system testing approaches so we could identify </w:t>
+      </w:r>
+      <w:r>
+        <w:t>as many</w:t>
+      </w:r>
+      <w:r>
+        <w:t xml:space="preserve"> </w:t>
+      </w:r>
+      <w:r>
+        <w:t xml:space="preserve">failures as possible </w:t>
+      </w:r>
+      <w:r>
+        <w:t>and provide evidence of reliability and usability.</w:t>
+      </w:r>
+    </w:p>
+    <w:p>
+      <w:pPr>
+        <w:pStyle w:val="Heading2"/>
+        <w:rPr>
+          <w:rFonts w:ascii="Times New Roman" w:hAnsi="Times New Roman" w:cs="Times New Roman"/>
+        </w:rPr>
+      </w:pPr>
+      <w:bookmarkStart w:id="10" w:name="_Toc243254628"/>
+      <w:r>
+        <w:rPr>
+          <w:rFonts w:ascii="Times New Roman" w:hAnsi="Times New Roman" w:cs="Times New Roman"/>
+        </w:rPr>
+        <w:t xml:space="preserve">3.2 Automated Test Suite and Results </w:t>
+      </w:r>
+      <w:r>
+        <w:rPr>
+          <w:rFonts w:ascii="Times New Roman" w:hAnsi="Times New Roman" w:cs="Times New Roman"/>
+        </w:rPr>
+        <w:t>-</w:t>
+      </w:r>
+      <w:r>
+        <w:rPr>
+          <w:rFonts w:ascii="Times New Roman" w:hAnsi="Times New Roman" w:cs="Times New Roman"/>
+        </w:rPr>
+        <w:t>Shared</w:t>
+      </w:r>
+      <w:bookmarkEnd w:id="10"/>
+    </w:p>
+    <w:p>
+      <w:proofErr w:type="gramStart"/>
+      <w:r>
+        <w:t>In regards to</w:t>
+      </w:r>
+      <w:proofErr w:type="gramEnd"/>
+      <w:r>
+        <w:t xml:space="preserve"> automated testing we tested whether the changes to authentication, role-based access and referral functionality affected the existing system. Initially we developed tests that covered authentication, role restrictions and referral validation. We included scenarios with invalid credentials, unauthorised access and incorrect referral information. </w:t>
+      </w:r>
+      <w:proofErr w:type="gramStart"/>
+      <w:r>
+        <w:t>However</w:t>
+      </w:r>
+      <w:proofErr w:type="gramEnd"/>
+      <w:r>
+        <w:t xml:space="preserve"> while we were executing these </w:t>
+      </w:r>
+      <w:proofErr w:type="gramStart"/>
+      <w:r>
+        <w:t>tests</w:t>
+      </w:r>
+      <w:proofErr w:type="gramEnd"/>
+      <w:r>
+        <w:t xml:space="preserve"> we found that there were problems in the testing environment. The test configuration was still attempting to use the SQL Server </w:t>
       </w:r>
       <w:proofErr w:type="spellStart"/>
       <w:r>
-        <w:t>hnalding</w:t>
+        <w:t>LocalDB</w:t>
       </w:r>
       <w:proofErr w:type="spellEnd"/>
-    </w:p>
-    <w:p>
+      <w:r>
+        <w:t xml:space="preserve"> alongside the in-memory database, which prevented some tests from running correctly. To address </w:t>
+      </w:r>
+      <w:proofErr w:type="gramStart"/>
+      <w:r>
+        <w:t>this</w:t>
+      </w:r>
+      <w:proofErr w:type="gramEnd"/>
+      <w:r>
+        <w:t xml:space="preserve"> we modified the test factory configuration so that the SQL Server registration was removed and replaced with the isolated in-memory database. We also had to provide the missing JWT configuration for the testing environment.</w:t>
+      </w:r>
+    </w:p>
+    <w:p>
+      <w:r>
+        <w:lastRenderedPageBreak/>
+        <w:t xml:space="preserve">Another problem we faced was when testing the login with an invalid password. The initial test happened on an account that did not exist anymore so it could not be properly tested in the password verification process. We corrected this by creating a valid user before we attempted to login with an incorrect password. After we made these </w:t>
+      </w:r>
+      <w:proofErr w:type="gramStart"/>
+      <w:r>
+        <w:t>changes</w:t>
+      </w:r>
+      <w:proofErr w:type="gramEnd"/>
+      <w:r>
+        <w:t xml:space="preserve"> we re-executed the tests and </w:t>
+      </w:r>
+      <w:proofErr w:type="gramStart"/>
+      <w:r>
+        <w:t>all of</w:t>
+      </w:r>
+      <w:proofErr w:type="gramEnd"/>
+      <w:r>
+        <w:t xml:space="preserve"> the tests passed and we reached 16 passing results.</w:t>
+      </w:r>
+    </w:p>
+    <w:p>
+      <w:r>
+        <w:t>Then we expanded the automation with the patient-referral integration scenarios. These helped us to check whether the referrals were matched to the right patient, whether the archive history was saved for each patient and whether an invalid patient was rejected. After the second set of features were tested the final test cases were brought to 21 tests all of which passed in both the test environment and the test scenarios. This ensured that we were able to verify the tests properly instead of only checking for the final functionality of the features.</w:t>
+      </w:r>
+    </w:p>
+    <w:p>
+      <w:pPr>
+        <w:pStyle w:val="Heading2"/>
+        <w:rPr>
+          <w:rFonts w:ascii="Times New Roman" w:hAnsi="Times New Roman" w:cs="Times New Roman"/>
+        </w:rPr>
+      </w:pPr>
+      <w:bookmarkStart w:id="11" w:name="_Toc243254629"/>
+      <w:r>
+        <w:rPr>
+          <w:rFonts w:ascii="Times New Roman" w:hAnsi="Times New Roman" w:cs="Times New Roman"/>
+        </w:rPr>
+        <w:t xml:space="preserve">3.3 Test Execution Summary </w:t>
+      </w:r>
+      <w:r>
+        <w:rPr>
+          <w:rFonts w:ascii="Times New Roman" w:hAnsi="Times New Roman" w:cs="Times New Roman"/>
+        </w:rPr>
+        <w:t>-</w:t>
+      </w:r>
+      <w:r>
+        <w:rPr>
+          <w:rFonts w:ascii="Times New Roman" w:hAnsi="Times New Roman" w:cs="Times New Roman"/>
+        </w:rPr>
+        <w:t>Shared</w:t>
+      </w:r>
+      <w:bookmarkEnd w:id="11"/>
+    </w:p>
+    <w:p>
+      <w:r>
+        <w:t>After we completed the automated and manual testing, the results were reviewed and evaluated based on the functionality of the final system. As shown in Table 7, the final automated execution recorded 21 tests, all of which passed with no failures. These results were achieved after the earlier failed executions and the corrections made during testing. We also included additional integration scenarios and continued testing the system after the changes were made to check that the existing functionality was still working as expected.</w:t>
+      </w:r>
+    </w:p>
+    <w:p>
+      <w:r>
+        <w:t>To ensure that the frontend maintained good usability and was connecting to the backend properly, I executed TC01–TC04 manually to verify the patient functionality from the user's perspective. During these tests, patient records could be retrieved, individual patient information was displayed correctly, and the dashboard continued to work after the updates. I also tested an invalid patient scenario to check whether the error handling was being carried out correctly through the interface.</w:t>
+      </w:r>
+    </w:p>
+    <w:p>
+      <w:r>
+        <w:t>One of the trade-offs we made during testing was using an isolated in-memory database instead of the actual SQL Server database. As mentioned in the previous section, this change was necessary to resolve problems with the automated testing environment and allow the tests to execute correctly. However, this also introduced a limitation, as the automated test results could not fully verify database-specific behaviour or every interaction through the frontend. The remaining manual testing results also needed to be completed and considered before we could determine whether the system was ready for release.</w:t>
+      </w:r>
+    </w:p>
+    <w:p>
+      <w:pPr>
+        <w:pStyle w:val="Heading1"/>
+        <w:rPr>
+          <w:rFonts w:ascii="Times New Roman" w:hAnsi="Times New Roman" w:cs="Times New Roman"/>
+        </w:rPr>
+      </w:pPr>
+      <w:bookmarkStart w:id="12" w:name="_Toc243254630"/>
+      <w:r>
+        <w:rPr>
+          <w:rFonts w:ascii="Times New Roman" w:hAnsi="Times New Roman" w:cs="Times New Roman"/>
+        </w:rPr>
+        <w:lastRenderedPageBreak/>
+        <w:t xml:space="preserve">Task 4: Test Automation and Quality Engineering </w:t>
+      </w:r>
+      <w:r>
+        <w:rPr>
+          <w:rFonts w:ascii="Times New Roman" w:hAnsi="Times New Roman" w:cs="Times New Roman"/>
+        </w:rPr>
+        <w:t>-</w:t>
+      </w:r>
+      <w:r>
+        <w:rPr>
+          <w:rFonts w:ascii="Times New Roman" w:hAnsi="Times New Roman" w:cs="Times New Roman"/>
+        </w:rPr>
+        <w:t>Sravani</w:t>
+      </w:r>
+      <w:bookmarkEnd w:id="12"/>
+    </w:p>
+    <w:p>
+      <w:pPr>
+        <w:pStyle w:val="Heading2"/>
+        <w:rPr>
+          <w:rFonts w:ascii="Times New Roman" w:hAnsi="Times New Roman" w:cs="Times New Roman"/>
+        </w:rPr>
+      </w:pPr>
+      <w:bookmarkStart w:id="13" w:name="_Toc243254631"/>
+      <w:r>
+        <w:rPr>
+          <w:rFonts w:ascii="Times New Roman" w:hAnsi="Times New Roman" w:cs="Times New Roman"/>
+        </w:rPr>
+        <w:t xml:space="preserve">4.1 Automation Approach and Implementation </w:t>
+      </w:r>
+      <w:r>
+        <w:rPr>
+          <w:rFonts w:ascii="Times New Roman" w:hAnsi="Times New Roman" w:cs="Times New Roman"/>
+        </w:rPr>
+        <w:t>-</w:t>
+      </w:r>
+      <w:r>
+        <w:rPr>
+          <w:rFonts w:ascii="Times New Roman" w:hAnsi="Times New Roman" w:cs="Times New Roman"/>
+        </w:rPr>
+        <w:t>Sravani</w:t>
+      </w:r>
+      <w:bookmarkEnd w:id="13"/>
+    </w:p>
+    <w:p>
+      <w:pPr>
+        <w:spacing w:after="40"/>
+        <w:rPr>
+          <w:rFonts w:ascii="Times New Roman" w:hAnsi="Times New Roman" w:cs="Times New Roman"/>
+        </w:rPr>
+      </w:pPr>
+      <w:r>
+        <w:rPr>
+          <w:rFonts w:ascii="Times New Roman" w:hAnsi="Times New Roman" w:cs="Times New Roman"/>
+        </w:rPr>
+        <w:t xml:space="preserve">After testing we were able to find the areas that need further testing. For this we used automated tests using </w:t>
+      </w:r>
       <w:proofErr w:type="spellStart"/>
       <w:r>
-        <w:t>Refineding</w:t>
+        <w:rPr>
+          <w:rFonts w:ascii="Times New Roman" w:hAnsi="Times New Roman" w:cs="Times New Roman"/>
+        </w:rPr>
+        <w:t>MSTest</w:t>
       </w:r>
       <w:proofErr w:type="spellEnd"/>
       <w:r>
-        <w:t xml:space="preserve"> the </w:t>
+        <w:rPr>
+          <w:rFonts w:ascii="Times New Roman" w:hAnsi="Times New Roman" w:cs="Times New Roman"/>
+        </w:rPr>
+        <w:t xml:space="preserve"> within the .NET testing environment. To deal with the security and data integrity risk, which are a very crucial part of our system we focus our testing on authentication, role-based access control, referral validation and patient-referral integration. This made sure we could test the behaviours of the system after we changed the code instead of having to manually repeat each API test.</w:t>
+      </w:r>
+    </w:p>
+    <w:p>
+      <w:pPr>
+        <w:spacing w:after="40"/>
+        <w:rPr>
+          <w:rFonts w:ascii="Times New Roman" w:hAnsi="Times New Roman" w:cs="Times New Roman"/>
+        </w:rPr>
+      </w:pPr>
+      <w:proofErr w:type="gramStart"/>
+      <w:r>
+        <w:rPr>
+          <w:rFonts w:ascii="Times New Roman" w:hAnsi="Times New Roman" w:cs="Times New Roman"/>
+        </w:rPr>
+        <w:t>In regards to</w:t>
+      </w:r>
+      <w:proofErr w:type="gramEnd"/>
+      <w:r>
+        <w:rPr>
+          <w:rFonts w:ascii="Times New Roman" w:hAnsi="Times New Roman" w:cs="Times New Roman"/>
+        </w:rPr>
+        <w:t xml:space="preserve"> the API testing we used </w:t>
       </w:r>
       <w:proofErr w:type="spellStart"/>
       <w:r>
-        <w:t>dhasbaord</w:t>
+        <w:rPr>
+          <w:rFonts w:ascii="Times New Roman" w:hAnsi="Times New Roman" w:cs="Times New Roman"/>
+        </w:rPr>
+        <w:t>WebApplicationFactory</w:t>
       </w:r>
       <w:proofErr w:type="spellEnd"/>
       <w:r>
-        <w:t xml:space="preserve"> </w:t>
+        <w:rPr>
+          <w:rFonts w:ascii="Times New Roman" w:hAnsi="Times New Roman" w:cs="Times New Roman"/>
+        </w:rPr>
+        <w:t xml:space="preserve"> to create a test instance of the ASP.NET Core application and send HTTP requests to the controllers. This allowed us to test the actual API behaviour. This meant we did not need to run the frontend for every test. We made use of </w:t>
       </w:r>
       <w:proofErr w:type="spellStart"/>
       <w:r>
-        <w:t>nabigaion</w:t>
+        <w:rPr>
+          <w:rFonts w:ascii="Times New Roman" w:hAnsi="Times New Roman" w:cs="Times New Roman"/>
+        </w:rPr>
+        <w:t>MSTest</w:t>
       </w:r>
       <w:proofErr w:type="spellEnd"/>
-    </w:p>
-    <w:p>
-      <w:r>
-        <w:t xml:space="preserve">Adding </w:t>
+      <w:r>
+        <w:rPr>
+          <w:rFonts w:ascii="Times New Roman" w:hAnsi="Times New Roman" w:cs="Times New Roman"/>
+        </w:rPr>
+        <w:t xml:space="preserve"> assertions to compare the responses against the expected results, including the 401 Unauthorized, 403 Forbidden and 400 Bad Request messages. To test the access-based roles, we used test authentication to simulate Doctor and Lab Technician permissions, allowing us to check whether the controllers correctly enforced their access restrictions. We then used authentication tests separately examined login and signup validation.</w:t>
+      </w:r>
+    </w:p>
+    <w:p>
+      <w:pPr>
+        <w:spacing w:after="40"/>
+        <w:rPr>
+          <w:rFonts w:ascii="Times New Roman" w:hAnsi="Times New Roman" w:cs="Times New Roman"/>
+        </w:rPr>
+      </w:pPr>
+      <w:r>
+        <w:rPr>
+          <w:rFonts w:ascii="Times New Roman" w:hAnsi="Times New Roman" w:cs="Times New Roman"/>
+        </w:rPr>
+        <w:t>As mentioned in before sections we encountered issues when the test environment attempted to use the SQL Server connection. To ensure that our tests were more reliable we used a local database setup and changed the configuration of the test so it could use an isolated Entity Framework Core in-memory database. This allowed for our test records to create and checked without having to depend on the main application database. This also showed us that database-specific behaviour still needed a required separate verification.</w:t>
+      </w:r>
+    </w:p>
+    <w:p>
+      <w:pPr>
+        <w:spacing w:after="40"/>
+        <w:rPr>
+          <w:rFonts w:ascii="Times New Roman" w:hAnsi="Times New Roman" w:cs="Times New Roman"/>
+        </w:rPr>
+      </w:pPr>
+    </w:p>
+    <w:p>
+      <w:pPr>
+        <w:spacing w:after="40"/>
+        <w:rPr>
+          <w:rFonts w:ascii="Times New Roman" w:hAnsi="Times New Roman" w:cs="Times New Roman"/>
+        </w:rPr>
+      </w:pPr>
+    </w:p>
+    <w:p>
+      <w:pPr>
+        <w:pStyle w:val="Heading2"/>
+        <w:rPr>
+          <w:rFonts w:ascii="Times New Roman" w:hAnsi="Times New Roman" w:cs="Times New Roman"/>
+        </w:rPr>
+      </w:pPr>
+      <w:bookmarkStart w:id="14" w:name="_Toc243254632"/>
+      <w:r>
+        <w:rPr>
+          <w:rFonts w:ascii="Times New Roman" w:hAnsi="Times New Roman" w:cs="Times New Roman"/>
+        </w:rPr>
+        <w:t xml:space="preserve">4.2 Automated Test Results and Evaluation </w:t>
+      </w:r>
+      <w:r>
+        <w:rPr>
+          <w:rFonts w:ascii="Times New Roman" w:hAnsi="Times New Roman" w:cs="Times New Roman"/>
+        </w:rPr>
+        <w:t>-</w:t>
+      </w:r>
+      <w:r>
+        <w:rPr>
+          <w:rFonts w:ascii="Times New Roman" w:hAnsi="Times New Roman" w:cs="Times New Roman"/>
+        </w:rPr>
+        <w:t>Sravani</w:t>
+      </w:r>
+      <w:bookmarkEnd w:id="14"/>
+    </w:p>
+    <w:p>
+      <w:pPr>
+        <w:rPr>
+          <w:rFonts w:ascii="Times New Roman" w:hAnsi="Times New Roman" w:cs="Times New Roman"/>
+          <w:iCs/>
+        </w:rPr>
+      </w:pPr>
+      <w:r>
+        <w:rPr>
+          <w:rFonts w:ascii="Times New Roman" w:hAnsi="Times New Roman" w:cs="Times New Roman"/>
+          <w:iCs/>
+        </w:rPr>
+        <w:t xml:space="preserve">Once the earlier testing issues were resolved, the final automated tests recorded were 21 passed tests with no failures. This was an improvement from the initial execution, where problems with the test environment and test scenarios prevented the tests from running successfully. After we corrected these </w:t>
+      </w:r>
+      <w:proofErr w:type="gramStart"/>
+      <w:r>
+        <w:rPr>
+          <w:rFonts w:ascii="Times New Roman" w:hAnsi="Times New Roman" w:cs="Times New Roman"/>
+          <w:iCs/>
+        </w:rPr>
+        <w:t>issues</w:t>
+      </w:r>
+      <w:proofErr w:type="gramEnd"/>
+      <w:r>
+        <w:rPr>
+          <w:rFonts w:ascii="Times New Roman" w:hAnsi="Times New Roman" w:cs="Times New Roman"/>
+          <w:iCs/>
+        </w:rPr>
+        <w:t xml:space="preserve"> we were able to execute the same tests repeatedly and check whether the changes to the system had affected the previous working functionality. This was very useful for authentication and role-based access, where an incorrect change could allow users to access the functions that were outside of their assigned roles and its corresponding permissions.</w:t>
+      </w:r>
+    </w:p>
+    <w:p>
+      <w:pPr>
+        <w:rPr>
+          <w:rFonts w:ascii="Times New Roman" w:hAnsi="Times New Roman" w:cs="Times New Roman"/>
+          <w:iCs/>
+        </w:rPr>
+      </w:pPr>
+      <w:r>
+        <w:rPr>
+          <w:rFonts w:ascii="Times New Roman" w:hAnsi="Times New Roman" w:cs="Times New Roman"/>
+          <w:iCs/>
+        </w:rPr>
+        <w:t xml:space="preserve">Despite having benefits to automated testing where we could test multiple scenarios without manually repeating each request through the </w:t>
+      </w:r>
+      <w:proofErr w:type="gramStart"/>
+      <w:r>
+        <w:rPr>
+          <w:rFonts w:ascii="Times New Roman" w:hAnsi="Times New Roman" w:cs="Times New Roman"/>
+          <w:iCs/>
+        </w:rPr>
+        <w:t>frontend</w:t>
+      </w:r>
+      <w:proofErr w:type="gramEnd"/>
+      <w:r>
+        <w:rPr>
+          <w:rFonts w:ascii="Times New Roman" w:hAnsi="Times New Roman" w:cs="Times New Roman"/>
+          <w:iCs/>
+        </w:rPr>
+        <w:t xml:space="preserve"> we still found that automated testing required maintenance. After we applied changes to the API, the authentication configuration or database setup could affect the tests, even if the system functionality itself was not correct. </w:t>
+      </w:r>
+      <w:r>
+        <w:rPr>
+          <w:rFonts w:ascii="Times New Roman" w:hAnsi="Times New Roman" w:cs="Times New Roman"/>
+          <w:iCs/>
+        </w:rPr>
+        <w:lastRenderedPageBreak/>
+        <w:t>This became very apparent when we had to modify the test factory file and the authentication test setup to achieve reliable execution results.</w:t>
+      </w:r>
+    </w:p>
+    <w:p>
+      <w:pPr>
+        <w:rPr>
+          <w:rFonts w:ascii="Times New Roman" w:hAnsi="Times New Roman" w:cs="Times New Roman"/>
+          <w:iCs/>
+        </w:rPr>
+      </w:pPr>
+      <w:r>
+        <w:rPr>
+          <w:rFonts w:ascii="Times New Roman" w:hAnsi="Times New Roman" w:cs="Times New Roman"/>
+          <w:iCs/>
+        </w:rPr>
+        <w:t>Despite the system passing all 21 tests, the results did not confirm that every part of the system was functioning correctly. The in-memory database did not reproduce all SQL Server behaviour, while the simulated authentication used for role-based tests did not verify the complete real-login process. Therefore, manual testing and testing against the actual database were still important for evaluating the system beyond the automated scenarios.</w:t>
+      </w:r>
+    </w:p>
+    <w:p>
+      <w:pPr>
+        <w:rPr>
+          <w:rFonts w:ascii="Times New Roman" w:hAnsi="Times New Roman" w:cs="Times New Roman"/>
+          <w:iCs/>
+        </w:rPr>
+      </w:pPr>
+    </w:p>
+    <w:p>
+      <w:pPr>
+        <w:pStyle w:val="Heading1"/>
+        <w:rPr>
+          <w:rFonts w:ascii="Times New Roman" w:hAnsi="Times New Roman" w:cs="Times New Roman"/>
+        </w:rPr>
+      </w:pPr>
+      <w:bookmarkStart w:id="15" w:name="_Toc243254633"/>
+      <w:r>
+        <w:rPr>
+          <w:rFonts w:ascii="Times New Roman" w:hAnsi="Times New Roman" w:cs="Times New Roman"/>
+        </w:rPr>
+        <w:t xml:space="preserve">Task 5: Continuous Integration and DevOps QA </w:t>
+      </w:r>
+      <w:r>
+        <w:rPr>
+          <w:rFonts w:ascii="Times New Roman" w:hAnsi="Times New Roman" w:cs="Times New Roman"/>
+        </w:rPr>
+        <w:t>-</w:t>
+      </w:r>
+      <w:r>
+        <w:rPr>
+          <w:rFonts w:ascii="Times New Roman" w:hAnsi="Times New Roman" w:cs="Times New Roman"/>
+        </w:rPr>
+        <w:t>Sravani</w:t>
+      </w:r>
+      <w:bookmarkEnd w:id="15"/>
+    </w:p>
+    <w:p>
+      <w:pPr>
+        <w:spacing w:after="40"/>
+        <w:rPr>
+          <w:rFonts w:ascii="Times New Roman" w:hAnsi="Times New Roman" w:cs="Times New Roman"/>
+        </w:rPr>
+      </w:pPr>
+      <w:r>
+        <w:rPr>
+          <w:rFonts w:ascii="Times New Roman" w:hAnsi="Times New Roman" w:cs="Times New Roman"/>
+        </w:rPr>
+        <w:t xml:space="preserve">After the automated testing the next aspect we needed to account for was whether the changes made to the repository would continue to build and pass the tests when integrated with the rest of the project. We had to make sure what we were building and integrating </w:t>
+      </w:r>
+      <w:proofErr w:type="gramStart"/>
+      <w:r>
+        <w:rPr>
+          <w:rFonts w:ascii="Times New Roman" w:hAnsi="Times New Roman" w:cs="Times New Roman"/>
+        </w:rPr>
+        <w:t>actually made</w:t>
+      </w:r>
+      <w:proofErr w:type="gramEnd"/>
+      <w:r>
+        <w:rPr>
+          <w:rFonts w:ascii="Times New Roman" w:hAnsi="Times New Roman" w:cs="Times New Roman"/>
+        </w:rPr>
+        <w:t xml:space="preserve"> sense for the project. For this we introduced a continuous integration workflow using GitHub Actions. We designed a workflow that would run during pull requests and pushes to the GitHub repo. It checked out the project, set up the .NET environment, restored dependencies, built the solution and executed the automated tests. Test results were also saved as an artifact so we could review them once the execution was completed.</w:t>
+      </w:r>
+    </w:p>
+    <w:p>
+      <w:pPr>
+        <w:spacing w:after="40"/>
+        <w:rPr>
+          <w:rFonts w:ascii="Times New Roman" w:hAnsi="Times New Roman" w:cs="Times New Roman"/>
+        </w:rPr>
+      </w:pPr>
+    </w:p>
+    <w:p>
+      <w:pPr>
+        <w:spacing w:after="40"/>
+        <w:rPr>
+          <w:rFonts w:ascii="Times New Roman" w:hAnsi="Times New Roman" w:cs="Times New Roman"/>
+        </w:rPr>
+      </w:pPr>
+      <w:r>
+        <w:rPr>
+          <w:rFonts w:ascii="Times New Roman" w:hAnsi="Times New Roman" w:cs="Times New Roman"/>
+        </w:rPr>
+        <w:t xml:space="preserve">To make the CI pipeline work without any errors took us a lot of effort. The initial four or five workflow executions failed. One of the first problems we encountered was the solution path trying to locate and build the project. After we corrected that we continued encountering problems with the automated tests since they were originally dependent on SQL Server </w:t>
       </w:r>
       <w:proofErr w:type="spellStart"/>
       <w:r>
-        <w:t>rsaoning</w:t>
+        <w:rPr>
+          <w:rFonts w:ascii="Times New Roman" w:hAnsi="Times New Roman" w:cs="Times New Roman"/>
+        </w:rPr>
+        <w:t>LocalDB</w:t>
       </w:r>
       <w:proofErr w:type="spellEnd"/>
       <w:r>
-        <w:t xml:space="preserve"> </w:t>
+        <w:rPr>
+          <w:rFonts w:ascii="Times New Roman" w:hAnsi="Times New Roman" w:cs="Times New Roman"/>
+        </w:rPr>
+        <w:t xml:space="preserve">, which was available on our local system but not in the CI environment. This meant that we could run the automated tests locally but not through CI. As mentioned in the above paragraph this is why we had to keep changing the SQL Server </w:t>
       </w:r>
       <w:proofErr w:type="spellStart"/>
       <w:r>
-        <w:t>tyo</w:t>
+        <w:rPr>
+          <w:rFonts w:ascii="Times New Roman" w:hAnsi="Times New Roman" w:cs="Times New Roman"/>
+        </w:rPr>
+        <w:t>LocalDB</w:t>
       </w:r>
       <w:proofErr w:type="spellEnd"/>
       <w:r>
-        <w:t xml:space="preserve"> the </w:t>
+        <w:rPr>
+          <w:rFonts w:ascii="Times New Roman" w:hAnsi="Times New Roman" w:cs="Times New Roman"/>
+        </w:rPr>
+        <w:t xml:space="preserve"> configuration to ensure it did not cause problems for other aspects of our test plan.</w:t>
+      </w:r>
+    </w:p>
+    <w:p>
+      <w:pPr>
+        <w:spacing w:after="40"/>
+        <w:rPr>
+          <w:rFonts w:ascii="Times New Roman" w:hAnsi="Times New Roman" w:cs="Times New Roman"/>
+        </w:rPr>
+      </w:pPr>
+    </w:p>
+    <w:p>
+      <w:pPr>
+        <w:spacing w:after="40"/>
+        <w:rPr>
+          <w:rFonts w:ascii="Times New Roman" w:hAnsi="Times New Roman" w:cs="Times New Roman"/>
+        </w:rPr>
+      </w:pPr>
+      <w:r>
+        <w:rPr>
+          <w:rFonts w:ascii="Times New Roman" w:hAnsi="Times New Roman" w:cs="Times New Roman"/>
+        </w:rPr>
+        <w:t xml:space="preserve">We then continued to make changes to the testing configuration, including isolating the database dependency and then correcting the authentication test setup. After several changes and execution runs on GitHub </w:t>
+      </w:r>
+      <w:proofErr w:type="gramStart"/>
+      <w:r>
+        <w:rPr>
+          <w:rFonts w:ascii="Times New Roman" w:hAnsi="Times New Roman" w:cs="Times New Roman"/>
+        </w:rPr>
+        <w:t>Actions</w:t>
+      </w:r>
+      <w:proofErr w:type="gramEnd"/>
+      <w:r>
+        <w:rPr>
+          <w:rFonts w:ascii="Times New Roman" w:hAnsi="Times New Roman" w:cs="Times New Roman"/>
+        </w:rPr>
+        <w:t xml:space="preserve"> we finally were able to get successful completions of the workflow. During this process we realised that running tests locally was not enough to confirm that the project could be built or tested independently in other environments, it lacked reproducibility. </w:t>
+      </w:r>
+      <w:proofErr w:type="gramStart"/>
+      <w:r>
+        <w:rPr>
+          <w:rFonts w:ascii="Times New Roman" w:hAnsi="Times New Roman" w:cs="Times New Roman"/>
+        </w:rPr>
+        <w:t>So</w:t>
+      </w:r>
+      <w:proofErr w:type="gramEnd"/>
+      <w:r>
+        <w:rPr>
+          <w:rFonts w:ascii="Times New Roman" w:hAnsi="Times New Roman" w:cs="Times New Roman"/>
+        </w:rPr>
+        <w:t xml:space="preserve"> we had to correct that.</w:t>
+      </w:r>
+    </w:p>
+    <w:p>
+      <w:pPr>
+        <w:spacing w:after="40"/>
+        <w:rPr>
+          <w:rFonts w:ascii="Times New Roman" w:hAnsi="Times New Roman" w:cs="Times New Roman"/>
+        </w:rPr>
+      </w:pPr>
+    </w:p>
+    <w:p>
+      <w:pPr>
+        <w:spacing w:after="40"/>
+        <w:rPr>
+          <w:rFonts w:ascii="Times New Roman" w:hAnsi="Times New Roman" w:cs="Times New Roman"/>
+        </w:rPr>
+      </w:pPr>
+      <w:r>
+        <w:rPr>
+          <w:rFonts w:ascii="Times New Roman" w:hAnsi="Times New Roman" w:cs="Times New Roman"/>
+        </w:rPr>
+        <w:t>Following these corrections, the CI workflow successfully completed the build and automated testing stages. The results were also uploaded as a test artifact, providing a record of the execution. This made it possible to identify integration problems through the repository workflow rather than relying entirely on manual testing before combining changes.</w:t>
+      </w:r>
+    </w:p>
+    <w:p>
+      <w:pPr>
+        <w:spacing w:after="40"/>
+        <w:rPr>
+          <w:rFonts w:ascii="Times New Roman" w:hAnsi="Times New Roman" w:cs="Times New Roman"/>
+        </w:rPr>
+      </w:pPr>
+    </w:p>
+    <w:p>
+      <w:pPr>
+        <w:pStyle w:val="Heading2"/>
+        <w:rPr>
+          <w:rFonts w:ascii="Times New Roman" w:hAnsi="Times New Roman" w:cs="Times New Roman"/>
+        </w:rPr>
+      </w:pPr>
+      <w:bookmarkStart w:id="16" w:name="_Toc243254634"/>
+      <w:r>
+        <w:rPr>
+          <w:rFonts w:ascii="Times New Roman" w:hAnsi="Times New Roman" w:cs="Times New Roman"/>
+        </w:rPr>
+        <w:t xml:space="preserve">5.2 Quality Gates, CI Results and Evaluation </w:t>
+      </w:r>
+      <w:r>
+        <w:rPr>
+          <w:rFonts w:ascii="Times New Roman" w:hAnsi="Times New Roman" w:cs="Times New Roman"/>
+        </w:rPr>
+        <w:t>-</w:t>
+      </w:r>
+      <w:r>
+        <w:rPr>
+          <w:rFonts w:ascii="Times New Roman" w:hAnsi="Times New Roman" w:cs="Times New Roman"/>
+        </w:rPr>
+        <w:t>Sravani</w:t>
+      </w:r>
+      <w:bookmarkEnd w:id="16"/>
+    </w:p>
+    <w:p>
+      <w:pPr>
+        <w:rPr>
+          <w:rFonts w:ascii="Times New Roman" w:hAnsi="Times New Roman" w:cs="Times New Roman"/>
+          <w:i/>
+          <w:sz w:val="18"/>
+        </w:rPr>
+      </w:pPr>
+    </w:p>
+    <w:p>
+      <w:pPr>
+        <w:rPr>
+          <w:rFonts w:ascii="Times New Roman" w:hAnsi="Times New Roman" w:cs="Times New Roman"/>
+          <w:iCs/>
+        </w:rPr>
+      </w:pPr>
+      <w:r>
+        <w:rPr>
+          <w:rFonts w:ascii="Times New Roman" w:hAnsi="Times New Roman" w:cs="Times New Roman"/>
+          <w:iCs/>
+        </w:rPr>
+        <w:t xml:space="preserve">After we managed to correct and execute a successful CI workflow, we were able to use the build and automated testing stages as quality checks for the changes that were made in the repository. The workflow checked whether the dependencies could be restored, the solution could build </w:t>
+      </w:r>
+      <w:proofErr w:type="gramStart"/>
+      <w:r>
+        <w:rPr>
+          <w:rFonts w:ascii="Times New Roman" w:hAnsi="Times New Roman" w:cs="Times New Roman"/>
+          <w:iCs/>
+        </w:rPr>
+        <w:t>successfully</w:t>
+      </w:r>
+      <w:proofErr w:type="gramEnd"/>
+      <w:r>
+        <w:rPr>
+          <w:rFonts w:ascii="Times New Roman" w:hAnsi="Times New Roman" w:cs="Times New Roman"/>
+          <w:iCs/>
+        </w:rPr>
+        <w:t xml:space="preserve"> and automated tests could execute without failures. This was crucial because previous attempts showed a lot of workflow failures. We realised that successful local testing environments did not necessarily mean the same code would work in another environment. By adding these checks in GitHub Actions, we were able to identify the integration problems before considering the changes ready for merging.</w:t>
+      </w:r>
+    </w:p>
+    <w:p>
+      <w:pPr>
+        <w:rPr>
+          <w:rFonts w:ascii="Times New Roman" w:hAnsi="Times New Roman" w:cs="Times New Roman"/>
+          <w:iCs/>
+        </w:rPr>
+      </w:pPr>
+      <w:r>
+        <w:rPr>
+          <w:rFonts w:ascii="Times New Roman" w:hAnsi="Times New Roman" w:cs="Times New Roman"/>
+          <w:iCs/>
+        </w:rPr>
+        <w:t>The successful GitHub Actions execution provided evidence that the build and testing stages were functioning correctly. The results were also uploaded as an artifact, allowing us to review the testing evidence instead of relying only on the successful workflow status. We also had a final recorded local execution of 21 passing automated tests. However, we recognised that passing tests alone did not guarantee the overall quality of our system especially when the tests executed were limited to specific scenarios.</w:t>
+      </w:r>
+    </w:p>
+    <w:p>
+      <w:pPr>
+        <w:rPr>
+          <w:rFonts w:ascii="Times New Roman" w:hAnsi="Times New Roman" w:cs="Times New Roman"/>
+          <w:iCs/>
+        </w:rPr>
+      </w:pPr>
+      <w:r>
+        <w:rPr>
+          <w:rFonts w:ascii="Times New Roman" w:hAnsi="Times New Roman" w:cs="Times New Roman"/>
+          <w:iCs/>
+        </w:rPr>
+        <w:t>Although the CI workflow was successful, some warnings were still recorded, meaning further review was needed. Another limitation was that a successful workflow did not automatically prove that merging was restricted by a required status check. Thus, the CI process improved the consistency of our testing, but stronger quality gates and additional checks would be needed to be done to support a more reliable release process.</w:t>
+      </w:r>
+    </w:p>
+    <w:p>
+      <w:pPr>
+        <w:rPr>
+          <w:rFonts w:ascii="Times New Roman" w:hAnsi="Times New Roman" w:cs="Times New Roman"/>
+          <w:iCs/>
+        </w:rPr>
+      </w:pPr>
+    </w:p>
+    <w:p>
+      <w:pPr>
+        <w:pStyle w:val="Heading1"/>
+        <w:rPr>
+          <w:rFonts w:ascii="Times New Roman" w:hAnsi="Times New Roman" w:cs="Times New Roman"/>
+        </w:rPr>
+      </w:pPr>
+      <w:bookmarkStart w:id="17" w:name="_Toc243254635"/>
+      <w:r>
+        <w:rPr>
+          <w:rFonts w:ascii="Times New Roman" w:hAnsi="Times New Roman" w:cs="Times New Roman"/>
+        </w:rPr>
+        <w:t xml:space="preserve">Task 6: Defect Management and Root Cause Analysis </w:t>
+      </w:r>
+      <w:r>
+        <w:rPr>
+          <w:rFonts w:ascii="Times New Roman" w:hAnsi="Times New Roman" w:cs="Times New Roman"/>
+        </w:rPr>
+        <w:t>-</w:t>
+      </w:r>
+      <w:r>
+        <w:rPr>
+          <w:rFonts w:ascii="Times New Roman" w:hAnsi="Times New Roman" w:cs="Times New Roman"/>
+        </w:rPr>
+        <w:t>Hita</w:t>
+      </w:r>
+      <w:bookmarkEnd w:id="17"/>
+    </w:p>
+    <w:p>
+      <w:pPr>
+        <w:pStyle w:val="Heading2"/>
+        <w:rPr>
+          <w:rFonts w:ascii="Times New Roman" w:hAnsi="Times New Roman" w:cs="Times New Roman"/>
+        </w:rPr>
+      </w:pPr>
+      <w:bookmarkStart w:id="18" w:name="_Toc243254636"/>
+      <w:r>
+        <w:rPr>
+          <w:rFonts w:ascii="Times New Roman" w:hAnsi="Times New Roman" w:cs="Times New Roman"/>
+        </w:rPr>
+        <w:t xml:space="preserve">6.1 Defect Management Process and Final Defect Register </w:t>
+      </w:r>
+      <w:r>
+        <w:rPr>
+          <w:rFonts w:ascii="Times New Roman" w:hAnsi="Times New Roman" w:cs="Times New Roman"/>
+        </w:rPr>
+        <w:t>-</w:t>
+      </w:r>
+      <w:r>
+        <w:rPr>
+          <w:rFonts w:ascii="Times New Roman" w:hAnsi="Times New Roman" w:cs="Times New Roman"/>
+        </w:rPr>
+        <w:t>Hita</w:t>
+      </w:r>
+      <w:bookmarkEnd w:id="18"/>
+    </w:p>
+    <w:p>
+      <w:pPr>
+        <w:spacing w:after="40"/>
+        <w:rPr>
+          <w:rFonts w:ascii="Times New Roman" w:hAnsi="Times New Roman" w:cs="Times New Roman"/>
+        </w:rPr>
+      </w:pPr>
+    </w:p>
+    <w:p>
+      <w:pPr>
+        <w:pStyle w:val="Heading2"/>
+        <w:rPr>
+          <w:rFonts w:ascii="Times New Roman" w:hAnsi="Times New Roman" w:cs="Times New Roman"/>
+        </w:rPr>
+      </w:pPr>
+      <w:bookmarkStart w:id="19" w:name="_Toc243254637"/>
+      <w:r>
+        <w:rPr>
+          <w:rFonts w:ascii="Times New Roman" w:hAnsi="Times New Roman" w:cs="Times New Roman"/>
+        </w:rPr>
+        <w:t xml:space="preserve">6.2 Root Cause Analysis of Significant Defects </w:t>
+      </w:r>
+      <w:r>
+        <w:rPr>
+          <w:rFonts w:ascii="Times New Roman" w:hAnsi="Times New Roman" w:cs="Times New Roman"/>
+        </w:rPr>
+        <w:t>-</w:t>
+      </w:r>
+      <w:r>
+        <w:rPr>
+          <w:rFonts w:ascii="Times New Roman" w:hAnsi="Times New Roman" w:cs="Times New Roman"/>
+        </w:rPr>
+        <w:t>Hita</w:t>
+      </w:r>
+      <w:bookmarkEnd w:id="19"/>
+    </w:p>
+    <w:p>
+      <w:pPr>
+        <w:spacing w:after="40"/>
+        <w:rPr>
+          <w:rFonts w:ascii="Times New Roman" w:hAnsi="Times New Roman" w:cs="Times New Roman"/>
+        </w:rPr>
+      </w:pPr>
+    </w:p>
+    <w:p>
+      <w:pPr>
+        <w:spacing w:after="40"/>
+        <w:rPr>
+          <w:rFonts w:ascii="Times New Roman" w:hAnsi="Times New Roman" w:cs="Times New Roman"/>
+        </w:rPr>
+      </w:pPr>
+    </w:p>
+    <w:p>
+      <w:pPr>
+        <w:pStyle w:val="Heading1"/>
+        <w:rPr>
+          <w:rFonts w:ascii="Times New Roman" w:hAnsi="Times New Roman" w:cs="Times New Roman"/>
+        </w:rPr>
+      </w:pPr>
+      <w:bookmarkStart w:id="20" w:name="_Toc243254638"/>
+      <w:r>
+        <w:rPr>
+          <w:rFonts w:ascii="Times New Roman" w:hAnsi="Times New Roman" w:cs="Times New Roman"/>
+        </w:rPr>
+        <w:t xml:space="preserve">Task 7: Quality Testing </w:t>
+      </w:r>
+      <w:r>
+        <w:rPr>
+          <w:rFonts w:ascii="Times New Roman" w:hAnsi="Times New Roman" w:cs="Times New Roman"/>
+        </w:rPr>
+        <w:t>-</w:t>
+      </w:r>
+      <w:r>
+        <w:rPr>
+          <w:rFonts w:ascii="Times New Roman" w:hAnsi="Times New Roman" w:cs="Times New Roman"/>
+        </w:rPr>
+        <w:t>Shared</w:t>
+      </w:r>
+      <w:bookmarkEnd w:id="20"/>
+    </w:p>
+    <w:p>
+      <w:pPr>
+        <w:pStyle w:val="Heading2"/>
+        <w:rPr>
+          <w:rFonts w:ascii="Times New Roman" w:hAnsi="Times New Roman" w:cs="Times New Roman"/>
+        </w:rPr>
+      </w:pPr>
+      <w:bookmarkStart w:id="21" w:name="_Toc243254639"/>
+      <w:r>
+        <w:rPr>
+          <w:rFonts w:ascii="Times New Roman" w:hAnsi="Times New Roman" w:cs="Times New Roman"/>
+        </w:rPr>
+        <w:t xml:space="preserve">7.1 Quality Testing Approach and Risk-Based Selection </w:t>
+      </w:r>
+      <w:r>
+        <w:rPr>
+          <w:rFonts w:ascii="Times New Roman" w:hAnsi="Times New Roman" w:cs="Times New Roman"/>
+        </w:rPr>
+        <w:t>-</w:t>
+      </w:r>
+      <w:r>
+        <w:rPr>
+          <w:rFonts w:ascii="Times New Roman" w:hAnsi="Times New Roman" w:cs="Times New Roman"/>
+        </w:rPr>
+        <w:t>Shared</w:t>
+      </w:r>
+      <w:bookmarkEnd w:id="21"/>
+    </w:p>
+    <w:p>
+      <w:pPr>
+        <w:spacing w:after="40"/>
+        <w:rPr>
+          <w:rFonts w:ascii="Times New Roman" w:hAnsi="Times New Roman" w:cs="Times New Roman"/>
+        </w:rPr>
+      </w:pPr>
+    </w:p>
+    <w:p>
+      <w:pPr>
+        <w:pStyle w:val="Heading2"/>
+        <w:rPr>
+          <w:rFonts w:ascii="Times New Roman" w:hAnsi="Times New Roman" w:cs="Times New Roman"/>
+        </w:rPr>
+      </w:pPr>
+      <w:bookmarkStart w:id="22" w:name="_Toc243254640"/>
+      <w:r>
+        <w:rPr>
+          <w:rFonts w:ascii="Times New Roman" w:hAnsi="Times New Roman" w:cs="Times New Roman"/>
+        </w:rPr>
+        <w:lastRenderedPageBreak/>
+        <w:t xml:space="preserve">7.2 Quality Testing Results and Evaluation </w:t>
+      </w:r>
+      <w:r>
+        <w:rPr>
+          <w:rFonts w:ascii="Times New Roman" w:hAnsi="Times New Roman" w:cs="Times New Roman"/>
+        </w:rPr>
+        <w:t>-</w:t>
+      </w:r>
+      <w:r>
+        <w:rPr>
+          <w:rFonts w:ascii="Times New Roman" w:hAnsi="Times New Roman" w:cs="Times New Roman"/>
+        </w:rPr>
+        <w:t>Shared</w:t>
+      </w:r>
+      <w:bookmarkEnd w:id="22"/>
+    </w:p>
+    <w:p>
+      <w:pPr>
+        <w:spacing w:after="40"/>
+        <w:rPr>
+          <w:rFonts w:ascii="Times New Roman" w:hAnsi="Times New Roman" w:cs="Times New Roman"/>
+        </w:rPr>
+      </w:pPr>
+    </w:p>
+    <w:p>
+      <w:pPr>
+        <w:pStyle w:val="Heading1"/>
+        <w:rPr>
+          <w:rFonts w:ascii="Times New Roman" w:hAnsi="Times New Roman" w:cs="Times New Roman"/>
+        </w:rPr>
+      </w:pPr>
+      <w:bookmarkStart w:id="23" w:name="_Toc243254641"/>
+      <w:r>
+        <w:rPr>
+          <w:rFonts w:ascii="Times New Roman" w:hAnsi="Times New Roman" w:cs="Times New Roman"/>
+        </w:rPr>
+        <w:t xml:space="preserve">Task 8: Quality Metrics and Final Release Decision </w:t>
+      </w:r>
+      <w:r>
+        <w:rPr>
+          <w:rFonts w:ascii="Times New Roman" w:hAnsi="Times New Roman" w:cs="Times New Roman"/>
+        </w:rPr>
+        <w:t>-</w:t>
+      </w:r>
+      <w:r>
+        <w:rPr>
+          <w:rFonts w:ascii="Times New Roman" w:hAnsi="Times New Roman" w:cs="Times New Roman"/>
+        </w:rPr>
+        <w:t>Sravani</w:t>
+      </w:r>
+      <w:bookmarkEnd w:id="23"/>
+    </w:p>
+    <w:p>
+      <w:pPr>
+        <w:pStyle w:val="Heading2"/>
+        <w:rPr>
+          <w:rFonts w:ascii="Times New Roman" w:hAnsi="Times New Roman" w:cs="Times New Roman"/>
+        </w:rPr>
+      </w:pPr>
+      <w:bookmarkStart w:id="24" w:name="_Toc243254642"/>
+      <w:r>
+        <w:rPr>
+          <w:rFonts w:ascii="Times New Roman" w:hAnsi="Times New Roman" w:cs="Times New Roman"/>
+        </w:rPr>
+        <w:t xml:space="preserve">8.1 Final Quality Metrics </w:t>
+      </w:r>
+      <w:r>
+        <w:rPr>
+          <w:rFonts w:ascii="Times New Roman" w:hAnsi="Times New Roman" w:cs="Times New Roman"/>
+        </w:rPr>
+        <w:t>-</w:t>
+      </w:r>
+      <w:r>
+        <w:rPr>
+          <w:rFonts w:ascii="Times New Roman" w:hAnsi="Times New Roman" w:cs="Times New Roman"/>
+        </w:rPr>
+        <w:t>Sravani</w:t>
+      </w:r>
+      <w:bookmarkEnd w:id="24"/>
+    </w:p>
+    <w:p>
+      <w:pPr>
+        <w:spacing w:after="40"/>
+        <w:rPr>
+          <w:rFonts w:ascii="Times New Roman" w:hAnsi="Times New Roman" w:cs="Times New Roman"/>
+        </w:rPr>
+      </w:pPr>
+    </w:p>
+    <w:p>
+      <w:pPr>
+        <w:pStyle w:val="Heading2"/>
+        <w:rPr>
+          <w:rFonts w:ascii="Times New Roman" w:hAnsi="Times New Roman" w:cs="Times New Roman"/>
+        </w:rPr>
+      </w:pPr>
+      <w:bookmarkStart w:id="25" w:name="_Toc243254643"/>
+      <w:r>
+        <w:rPr>
+          <w:rFonts w:ascii="Times New Roman" w:hAnsi="Times New Roman" w:cs="Times New Roman"/>
+        </w:rPr>
+        <w:t xml:space="preserve">8.2 Final Quality Evaluation and Residual Risks </w:t>
+      </w:r>
+      <w:r>
+        <w:rPr>
+          <w:rFonts w:ascii="Times New Roman" w:hAnsi="Times New Roman" w:cs="Times New Roman"/>
+        </w:rPr>
+        <w:t>-</w:t>
+      </w:r>
+      <w:r>
+        <w:rPr>
+          <w:rFonts w:ascii="Times New Roman" w:hAnsi="Times New Roman" w:cs="Times New Roman"/>
+        </w:rPr>
+        <w:t>Sravani</w:t>
+      </w:r>
+      <w:bookmarkEnd w:id="25"/>
+    </w:p>
+    <w:p>
+      <w:pPr>
+        <w:spacing w:after="40"/>
+        <w:rPr>
+          <w:rFonts w:ascii="Times New Roman" w:hAnsi="Times New Roman" w:cs="Times New Roman"/>
+        </w:rPr>
+      </w:pPr>
+    </w:p>
+    <w:p>
+      <w:pPr>
+        <w:pStyle w:val="Heading2"/>
+        <w:rPr>
+          <w:rFonts w:ascii="Times New Roman" w:hAnsi="Times New Roman" w:cs="Times New Roman"/>
+        </w:rPr>
+      </w:pPr>
+      <w:bookmarkStart w:id="26" w:name="_Toc243254644"/>
+      <w:r>
+        <w:rPr>
+          <w:rFonts w:ascii="Times New Roman" w:hAnsi="Times New Roman" w:cs="Times New Roman"/>
+        </w:rPr>
+        <w:t xml:space="preserve">8.3 Final Release Decision </w:t>
+      </w:r>
+      <w:r>
+        <w:rPr>
+          <w:rFonts w:ascii="Times New Roman" w:hAnsi="Times New Roman" w:cs="Times New Roman"/>
+        </w:rPr>
+        <w:t>-</w:t>
+      </w:r>
+      <w:r>
+        <w:rPr>
+          <w:rFonts w:ascii="Times New Roman" w:hAnsi="Times New Roman" w:cs="Times New Roman"/>
+        </w:rPr>
+        <w:t>Sravani</w:t>
+      </w:r>
+      <w:bookmarkEnd w:id="26"/>
+    </w:p>
+    <w:p>
+      <w:pPr>
+        <w:spacing w:after="40"/>
+        <w:rPr>
+          <w:rFonts w:ascii="Times New Roman" w:hAnsi="Times New Roman" w:cs="Times New Roman"/>
+        </w:rPr>
+      </w:pPr>
+    </w:p>
+    <w:p>
+      <w:pPr>
+        <w:pStyle w:val="Heading1"/>
+        <w:rPr>
+          <w:rFonts w:ascii="Times New Roman" w:hAnsi="Times New Roman" w:cs="Times New Roman"/>
+        </w:rPr>
+      </w:pPr>
+      <w:bookmarkStart w:id="27" w:name="_Toc243254645"/>
+      <w:r>
+        <w:rPr>
+          <w:rFonts w:ascii="Times New Roman" w:hAnsi="Times New Roman" w:cs="Times New Roman"/>
+        </w:rPr>
+        <w:t xml:space="preserve">Task 9: AI-Assisted Development and Critical Reflection </w:t>
+      </w:r>
+      <w:r>
+        <w:rPr>
+          <w:rFonts w:ascii="Times New Roman" w:hAnsi="Times New Roman" w:cs="Times New Roman"/>
+        </w:rPr>
+        <w:t>-</w:t>
+      </w:r>
+      <w:r>
+        <w:rPr>
+          <w:rFonts w:ascii="Times New Roman" w:hAnsi="Times New Roman" w:cs="Times New Roman"/>
+        </w:rPr>
+        <w:t>Shared</w:t>
+      </w:r>
+      <w:bookmarkEnd w:id="27"/>
+    </w:p>
+    <w:p>
+      <w:pPr>
+        <w:pStyle w:val="Heading2"/>
+        <w:rPr>
+          <w:rFonts w:ascii="Times New Roman" w:hAnsi="Times New Roman" w:cs="Times New Roman"/>
+        </w:rPr>
+      </w:pPr>
+      <w:bookmarkStart w:id="28" w:name="_Toc243254646"/>
+      <w:r>
+        <w:rPr>
+          <w:rFonts w:ascii="Times New Roman" w:hAnsi="Times New Roman" w:cs="Times New Roman"/>
+        </w:rPr>
+        <w:t xml:space="preserve">9.1 GitHub Copilot Use and Evidence </w:t>
+      </w:r>
+      <w:r>
+        <w:rPr>
+          <w:rFonts w:ascii="Times New Roman" w:hAnsi="Times New Roman" w:cs="Times New Roman"/>
+        </w:rPr>
+        <w:t>-</w:t>
+      </w:r>
+      <w:r>
+        <w:rPr>
+          <w:rFonts w:ascii="Times New Roman" w:hAnsi="Times New Roman" w:cs="Times New Roman"/>
+        </w:rPr>
+        <w:t>Shared</w:t>
+      </w:r>
+      <w:bookmarkEnd w:id="28"/>
+    </w:p>
+    <w:p>
+      <w:pPr>
+        <w:spacing w:after="40"/>
+        <w:rPr>
+          <w:rFonts w:ascii="Times New Roman" w:hAnsi="Times New Roman" w:cs="Times New Roman"/>
+        </w:rPr>
+      </w:pPr>
+    </w:p>
+    <w:p>
+      <w:pPr>
+        <w:pStyle w:val="Heading2"/>
+        <w:rPr>
+          <w:rFonts w:ascii="Times New Roman" w:hAnsi="Times New Roman" w:cs="Times New Roman"/>
+        </w:rPr>
+      </w:pPr>
+      <w:bookmarkStart w:id="29" w:name="_Toc243254647"/>
+      <w:r>
+        <w:rPr>
+          <w:rFonts w:ascii="Times New Roman" w:hAnsi="Times New Roman" w:cs="Times New Roman"/>
+        </w:rPr>
+        <w:t xml:space="preserve">9.2 Human Review, Modification and Testing </w:t>
+      </w:r>
+      <w:r>
+        <w:rPr>
+          <w:rFonts w:ascii="Times New Roman" w:hAnsi="Times New Roman" w:cs="Times New Roman"/>
+        </w:rPr>
+        <w:t>-</w:t>
+      </w:r>
+      <w:r>
+        <w:rPr>
+          <w:rFonts w:ascii="Times New Roman" w:hAnsi="Times New Roman" w:cs="Times New Roman"/>
+        </w:rPr>
+        <w:t>Shared</w:t>
+      </w:r>
+      <w:bookmarkEnd w:id="29"/>
+    </w:p>
+    <w:p>
+      <w:pPr>
+        <w:spacing w:after="40"/>
+        <w:rPr>
+          <w:rFonts w:ascii="Times New Roman" w:hAnsi="Times New Roman" w:cs="Times New Roman"/>
+        </w:rPr>
+      </w:pPr>
+    </w:p>
+    <w:p>
+      <w:pPr>
+        <w:pStyle w:val="Heading1"/>
+        <w:rPr>
+          <w:rFonts w:ascii="Times New Roman" w:hAnsi="Times New Roman" w:cs="Times New Roman"/>
+        </w:rPr>
+      </w:pPr>
+      <w:bookmarkStart w:id="30" w:name="_Toc243254648"/>
+      <w:r>
+        <w:rPr>
+          <w:rFonts w:ascii="Times New Roman" w:hAnsi="Times New Roman" w:cs="Times New Roman"/>
+        </w:rPr>
+        <w:t xml:space="preserve">Task 10: Quality Improvement and Future Recommendations </w:t>
+      </w:r>
+      <w:r>
+        <w:rPr>
+          <w:rFonts w:ascii="Times New Roman" w:hAnsi="Times New Roman" w:cs="Times New Roman"/>
+        </w:rPr>
+        <w:t>-</w:t>
+      </w:r>
+      <w:r>
+        <w:rPr>
+          <w:rFonts w:ascii="Times New Roman" w:hAnsi="Times New Roman" w:cs="Times New Roman"/>
+        </w:rPr>
+        <w:t>Hita</w:t>
+      </w:r>
+      <w:bookmarkEnd w:id="30"/>
+    </w:p>
+    <w:p>
+      <w:pPr>
+        <w:pStyle w:val="Heading2"/>
+        <w:rPr>
+          <w:rFonts w:ascii="Times New Roman" w:hAnsi="Times New Roman" w:cs="Times New Roman"/>
+        </w:rPr>
+      </w:pPr>
+      <w:bookmarkStart w:id="31" w:name="_Toc243254649"/>
+      <w:r>
+        <w:rPr>
+          <w:rFonts w:ascii="Times New Roman" w:hAnsi="Times New Roman" w:cs="Times New Roman"/>
+        </w:rPr>
+        <w:t xml:space="preserve">10.1 Quality Lessons and Process Improvements </w:t>
+      </w:r>
+      <w:r>
+        <w:rPr>
+          <w:rFonts w:ascii="Times New Roman" w:hAnsi="Times New Roman" w:cs="Times New Roman"/>
+        </w:rPr>
+        <w:t>-</w:t>
+      </w:r>
+      <w:r>
+        <w:rPr>
+          <w:rFonts w:ascii="Times New Roman" w:hAnsi="Times New Roman" w:cs="Times New Roman"/>
+        </w:rPr>
+        <w:t xml:space="preserve"> Hita</w:t>
+      </w:r>
+      <w:bookmarkEnd w:id="31"/>
+    </w:p>
+    <w:p>
+      <w:pPr>
+        <w:spacing w:after="40"/>
+        <w:rPr>
+          <w:rFonts w:ascii="Times New Roman" w:hAnsi="Times New Roman" w:cs="Times New Roman"/>
+        </w:rPr>
+      </w:pPr>
+    </w:p>
+    <w:p>
+      <w:pPr>
+        <w:pStyle w:val="Heading2"/>
+        <w:rPr>
+          <w:rFonts w:ascii="Times New Roman" w:hAnsi="Times New Roman" w:cs="Times New Roman"/>
+        </w:rPr>
+      </w:pPr>
+      <w:bookmarkStart w:id="32" w:name="_Toc243254650"/>
+      <w:r>
+        <w:rPr>
+          <w:rFonts w:ascii="Times New Roman" w:hAnsi="Times New Roman" w:cs="Times New Roman"/>
+        </w:rPr>
+        <w:t>10.2 Future Quality Improvements Hita</w:t>
+      </w:r>
+      <w:bookmarkEnd w:id="32"/>
+    </w:p>
+    <w:p>
+      <w:pPr>
+        <w:spacing w:after="40"/>
+        <w:rPr>
+          <w:rFonts w:ascii="Times New Roman" w:hAnsi="Times New Roman" w:cs="Times New Roman"/>
+        </w:rPr>
+      </w:pPr>
+    </w:p>
+    <w:p>
+      <w:pPr>
+        <w:pStyle w:val="Heading1"/>
+        <w:rPr>
+          <w:rFonts w:ascii="Times New Roman" w:hAnsi="Times New Roman" w:cs="Times New Roman"/>
+        </w:rPr>
+      </w:pPr>
+      <w:bookmarkStart w:id="33" w:name="_Toc243254651"/>
+      <w:r>
+        <w:rPr>
+          <w:rFonts w:ascii="Times New Roman" w:hAnsi="Times New Roman" w:cs="Times New Roman"/>
+        </w:rPr>
+        <w:lastRenderedPageBreak/>
+        <w:t xml:space="preserve">Task 11: Team Contribution and Professional Reflection </w:t>
+      </w:r>
+      <w:r>
+        <w:rPr>
+          <w:rFonts w:ascii="Times New Roman" w:hAnsi="Times New Roman" w:cs="Times New Roman"/>
+        </w:rPr>
+        <w:t>-</w:t>
+      </w:r>
+      <w:r>
+        <w:rPr>
+          <w:rFonts w:ascii="Times New Roman" w:hAnsi="Times New Roman" w:cs="Times New Roman"/>
+        </w:rPr>
+        <w:t>Shared</w:t>
+      </w:r>
+      <w:bookmarkEnd w:id="33"/>
+    </w:p>
+    <w:p>
+      <w:pPr>
+        <w:pStyle w:val="Heading2"/>
+        <w:rPr>
+          <w:rFonts w:ascii="Times New Roman" w:hAnsi="Times New Roman" w:cs="Times New Roman"/>
+        </w:rPr>
+      </w:pPr>
+      <w:bookmarkStart w:id="34" w:name="_Toc243254652"/>
+      <w:r>
+        <w:rPr>
+          <w:rFonts w:ascii="Times New Roman" w:hAnsi="Times New Roman" w:cs="Times New Roman"/>
+        </w:rPr>
+        <w:t xml:space="preserve">11.1 Team Contribution Statement </w:t>
+      </w:r>
+      <w:r>
+        <w:rPr>
+          <w:rFonts w:ascii="Times New Roman" w:hAnsi="Times New Roman" w:cs="Times New Roman"/>
+        </w:rPr>
+        <w:t>-</w:t>
+      </w:r>
+      <w:r>
+        <w:rPr>
+          <w:rFonts w:ascii="Times New Roman" w:hAnsi="Times New Roman" w:cs="Times New Roman"/>
+        </w:rPr>
+        <w:t>Shared</w:t>
+      </w:r>
+      <w:bookmarkEnd w:id="34"/>
+    </w:p>
+    <w:p>
+      <w:pPr>
+        <w:spacing w:after="40"/>
+        <w:rPr>
+          <w:rFonts w:ascii="Times New Roman" w:hAnsi="Times New Roman" w:cs="Times New Roman"/>
+        </w:rPr>
+      </w:pPr>
+    </w:p>
+    <w:p>
+      <w:pPr>
+        <w:pStyle w:val="Heading2"/>
+        <w:rPr>
+          <w:rFonts w:ascii="Times New Roman" w:hAnsi="Times New Roman" w:cs="Times New Roman"/>
+        </w:rPr>
+      </w:pPr>
+      <w:bookmarkStart w:id="35" w:name="_Toc243254653"/>
+      <w:r>
+        <w:rPr>
+          <w:rFonts w:ascii="Times New Roman" w:hAnsi="Times New Roman" w:cs="Times New Roman"/>
+        </w:rPr>
+        <w:t xml:space="preserve">11.2 Individual Professional Reflection </w:t>
+      </w:r>
+      <w:r>
+        <w:rPr>
+          <w:rFonts w:ascii="Times New Roman" w:hAnsi="Times New Roman" w:cs="Times New Roman"/>
+        </w:rPr>
+        <w:t>-</w:t>
+      </w:r>
+      <w:r>
+        <w:rPr>
+          <w:rFonts w:ascii="Times New Roman" w:hAnsi="Times New Roman" w:cs="Times New Roman"/>
+        </w:rPr>
+        <w:t>Shared</w:t>
+      </w:r>
+      <w:bookmarkEnd w:id="35"/>
+    </w:p>
+    <w:p>
+      <w:pPr>
+        <w:rPr>
+          <w:rFonts w:ascii="Times New Roman" w:hAnsi="Times New Roman" w:cs="Times New Roman"/>
+        </w:rPr>
+      </w:pPr>
+    </w:p>
+    <w:p>
+      <w:pPr>
+        <w:pStyle w:val="Heading1"/>
+        <w:rPr>
+          <w:rFonts w:ascii="Times New Roman" w:hAnsi="Times New Roman" w:cs="Times New Roman"/>
+        </w:rPr>
+      </w:pPr>
+      <w:bookmarkStart w:id="36" w:name="_Toc243254654"/>
+      <w:r>
+        <w:rPr>
+          <w:rFonts w:ascii="Times New Roman" w:hAnsi="Times New Roman" w:cs="Times New Roman"/>
+        </w:rPr>
+        <w:t>Conclusion</w:t>
+      </w:r>
+      <w:r>
+        <w:rPr>
+          <w:rFonts w:ascii="Times New Roman" w:hAnsi="Times New Roman" w:cs="Times New Roman"/>
+        </w:rPr>
+        <w:t xml:space="preserve"> - </w:t>
       </w:r>
       <w:proofErr w:type="spellStart"/>
       <w:r>
-        <w:t>refernal</w:t>
-      </w:r>
+        <w:rPr>
+          <w:rFonts w:ascii="Times New Roman" w:hAnsi="Times New Roman" w:cs="Times New Roman"/>
+        </w:rPr>
+        <w:t>hita</w:t>
+      </w:r>
+      <w:bookmarkEnd w:id="36"/>
       <w:proofErr w:type="spellEnd"/>
-      <w:r>
-        <w:t xml:space="preserve"> workflow</w:t>
-      </w:r>
-    </w:p>
-    <w:p>
-      <w:proofErr w:type="spellStart"/>
-      <w:r>
-        <w:t>Autnernication</w:t>
-      </w:r>
-      <w:proofErr w:type="spellEnd"/>
-      <w:r>
-        <w:t xml:space="preserve"> and role based </w:t>
-      </w:r>
-      <w:proofErr w:type="spellStart"/>
-      <w:r>
-        <w:t>cacees</w:t>
-      </w:r>
-      <w:proofErr w:type="spellEnd"/>
-      <w:r>
-        <w:t xml:space="preserve"> control</w:t>
-      </w:r>
-    </w:p>
-    <w:p>
-      <w:proofErr w:type="spellStart"/>
-      <w:r>
-        <w:t>Implenmtned</w:t>
-      </w:r>
-      <w:proofErr w:type="spellEnd"/>
-      <w:r>
-        <w:t xml:space="preserve"> lab </w:t>
-      </w:r>
-      <w:proofErr w:type="spellStart"/>
-      <w:r>
-        <w:t>tecincan</w:t>
-      </w:r>
-      <w:proofErr w:type="spellEnd"/>
-      <w:r>
-        <w:t xml:space="preserve"> aspect that was taken from the stakeholder interview.</w:t>
-      </w:r>
-    </w:p>
-    <w:p>
-      <w:pPr>
-        <w:pStyle w:val="Heading1"/>
-      </w:pPr>
-      <w:r>
-        <w:t>Task 2: Requirements Verification and Traceability</w:t>
-      </w:r>
-    </w:p>
-    <w:p>
-      <w:pPr>
-        <w:pStyle w:val="Heading2"/>
-      </w:pPr>
-      <w:r>
-        <w:t xml:space="preserve">2.1 Final Requirements &amp; acceptance </w:t>
-      </w:r>
-      <w:proofErr w:type="spellStart"/>
-      <w:r>
-        <w:t>cirtieria</w:t>
-      </w:r>
-      <w:proofErr w:type="spellEnd"/>
-    </w:p>
-    <w:p>
-      <w:pPr>
-        <w:pStyle w:val="Heading2"/>
-      </w:pPr>
-      <w:r>
-        <w:t xml:space="preserve">2.2 </w:t>
-      </w:r>
-      <w:proofErr w:type="spellStart"/>
-      <w:r>
-        <w:t>requiremtns</w:t>
-      </w:r>
-      <w:proofErr w:type="spellEnd"/>
-      <w:r>
-        <w:t xml:space="preserve"> verification and </w:t>
-      </w:r>
-      <w:proofErr w:type="spellStart"/>
-      <w:r>
-        <w:t>tracealbity</w:t>
-      </w:r>
-      <w:proofErr w:type="spellEnd"/>
-    </w:p>
-    <w:p>
-      <w:pPr>
-        <w:pStyle w:val="Heading1"/>
-      </w:pPr>
-      <w:r>
-        <w:t>Task 3: Test Execution and Final Test Results</w:t>
-      </w:r>
-    </w:p>
-    <w:p>
-      <w:pPr>
-        <w:pStyle w:val="Heading2"/>
-      </w:pPr>
-      <w:r>
-        <w:t>3.1 test approach and final test cases</w:t>
-      </w:r>
-    </w:p>
-    <w:p>
-      <w:pPr>
-        <w:pStyle w:val="Heading2"/>
-      </w:pPr>
-      <w:r>
-        <w:t>3.2 test results and upgrades</w:t>
-      </w:r>
-    </w:p>
-    <w:p>
-      <w:pPr>
-        <w:pStyle w:val="Heading2"/>
-      </w:pPr>
-      <w:r>
-        <w:t xml:space="preserve">3.3 regression testing and </w:t>
-      </w:r>
-      <w:proofErr w:type="spellStart"/>
-      <w:r>
-        <w:t>remaing</w:t>
-      </w:r>
-      <w:proofErr w:type="spellEnd"/>
-      <w:r>
-        <w:t xml:space="preserve"> tasks</w:t>
-      </w:r>
-    </w:p>
-    <w:p>
-      <w:pPr>
-        <w:pStyle w:val="Heading1"/>
-      </w:pPr>
-      <w:r>
-        <w:t>Task 4: Test Automation and Quality Engineering</w:t>
-      </w:r>
-    </w:p>
-    <w:p>
-      <w:pPr>
-        <w:pStyle w:val="Heading2"/>
-      </w:pPr>
-      <w:r>
-        <w:t>4.1 Automation approach and implementation</w:t>
-      </w:r>
-    </w:p>
-    <w:p>
-      <w:pPr>
-        <w:pStyle w:val="Heading2"/>
-      </w:pPr>
-      <w:r>
-        <w:t>4.2 automated tests results and evaluation</w:t>
-      </w:r>
+    </w:p>
+    <w:p>
+      <w:pPr>
+        <w:rPr>
+          <w:rFonts w:ascii="Times New Roman" w:hAnsi="Times New Roman" w:cs="Times New Roman"/>
+        </w:rPr>
+      </w:pPr>
     </w:p>
     <w:sectPr>
       <w:pgSz w:w="11906" w:h="16838"/>
@@ -301,16 +4949,16 @@
 <file path=word/numbering.xml><?xml version="1.0" encoding="utf-8"?>
 <w:numbering xmlns:wpc="http://schemas.microsoft.com/office/word/2010/wordprocessingCanvas" xmlns:cx="http://schemas.microsoft.com/office/drawing/2014/chartex" xmlns:cx1="http://schemas.microsoft.com/office/drawing/2015/9/8/chartex" xmlns:cx2="http://schemas.microsoft.com/office/drawing/2015/10/21/chartex" xmlns:cx3="http://schemas.microsoft.com/office/drawing/2016/5/9/chartex" xmlns:cx4="http://schemas.microsoft.com/office/drawing/2016/5/10/chartex" xmlns:cx5="http://schemas.microsoft.com/office/drawing/2016/5/11/chartex" xmlns:cx6="http://schemas.microsoft.com/office/drawing/2016/5/12/chartex" xmlns:cx7="http://schemas.microsoft.com/office/drawing/2016/5/13/chartex" xmlns:cx8="http://schemas.microsoft.com/office/drawing/2016/5/14/chartex" xmlns:mc="http://schemas.openxmlformats.org/markup-compatibility/2006" xmlns:aink="http://schemas.microsoft.com/office/drawing/2016/ink" xmlns:am3d="http://schemas.microsoft.com/office/drawing/2017/model3d" xmlns:o="urn:schemas-microsoft-com:office:office" xmlns:oel="http://schemas.microsoft.com/office/2019/extlst" xmlns:r="http://schemas.openxmlformats.org/officeDocument/2006/relationships" xmlns:m="http://schemas.openxmlformats.org/officeDocument/2006/math" xmlns:v="urn:schemas-microsoft-com:vml" xmlns:wp14="http://schemas.microsoft.com/office/word/2010/wordprocessingDrawing" xmlns:wp="http://schemas.openxmlformats.org/drawingml/2006/wordprocessingDrawing" xmlns:w10="urn:schemas-microsoft-com:office:word" xmlns:w="http://schemas.openxmlformats.org/wordprocessingml/2006/main" xmlns:w14="http://schemas.microsoft.com/office/word/2010/wordml" xmlns:w15="http://schemas.microsoft.com/office/word/2012/wordml" xmlns:w16cex="http://schemas.microsoft.com/office/word/2018/wordml/cex" xmlns:w16cid="http://schemas.microsoft.com/office/word/2016/wordml/cid" xmlns:w16="http://schemas.microsoft.com/office/word/2018/wordml" xmlns:w16du="http://schemas.microsoft.com/office/word/2023/wordml/word16du" xmlns:w16sdtdh="http://schemas.microsoft.com/office/word/2020/wordml/sdtdatahash" xmlns:w16sdtfl="http://schemas.microsoft.com/office/word/2024/wordml/sdtformatlock" xmlns:w16se="http://schemas.microsoft.com/office/word/2015/wordml/symex" xmlns:wpg="http://schemas.microsoft.com/office/word/2010/wordprocessingGroup" xmlns:wpi="http://schemas.microsoft.com/office/word/2010/wordprocessingInk" xmlns:wne="http://schemas.microsoft.com/office/word/2006/wordml" xmlns:wps="http://schemas.microsoft.com/office/word/2010/wordprocessingShape" mc:Ignorable="w14 w15 w16se w16cid w16 w16cex w16sdtdh w16sdtfl w16du wp14">
   <w:abstractNum w:abstractNumId="0" w15:restartNumberingAfterBreak="0">
-    <w:nsid w:val="5A4427D8"/>
+    <w:nsid w:val="42FD165E"/>
     <w:multiLevelType w:val="multilevel"/>
-    <w:tmpl w:val="BB1E2288"/>
+    <w:tmpl w:val="94F29BBE"/>
     <w:lvl w:ilvl="0">
       <w:start w:val="1"/>
       <w:numFmt w:val="decimal"/>
       <w:lvlText w:val="%1"/>
       <w:lvlJc w:val="left"/>
       <w:pPr>
-        <w:ind w:left="375" w:hanging="375"/>
+        <w:ind w:left="473" w:hanging="473"/>
       </w:pPr>
       <w:rPr>
         <w:rFonts w:hint="default"/>
@@ -322,7 +4970,7 @@
       <w:lvlText w:val="%1.%2"/>
       <w:lvlJc w:val="left"/>
       <w:pPr>
-        <w:ind w:left="375" w:hanging="375"/>
+        <w:ind w:left="473" w:hanging="473"/>
       </w:pPr>
       <w:rPr>
         <w:rFonts w:hint="default"/>
@@ -413,7 +5061,123 @@
       </w:rPr>
     </w:lvl>
   </w:abstractNum>
+  <w:abstractNum w:abstractNumId="1" w15:restartNumberingAfterBreak="0">
+    <w:nsid w:val="5A4427D8"/>
+    <w:multiLevelType w:val="multilevel"/>
+    <w:tmpl w:val="BB1E2288"/>
+    <w:lvl w:ilvl="0">
+      <w:start w:val="1"/>
+      <w:numFmt w:val="decimal"/>
+      <w:lvlText w:val="%1"/>
+      <w:lvlJc w:val="left"/>
+      <w:pPr>
+        <w:ind w:left="375" w:hanging="375"/>
+      </w:pPr>
+      <w:rPr>
+        <w:rFonts w:hint="default"/>
+      </w:rPr>
+    </w:lvl>
+    <w:lvl w:ilvl="1">
+      <w:start w:val="1"/>
+      <w:numFmt w:val="decimal"/>
+      <w:lvlText w:val="%1.%2"/>
+      <w:lvlJc w:val="left"/>
+      <w:pPr>
+        <w:ind w:left="375" w:hanging="375"/>
+      </w:pPr>
+      <w:rPr>
+        <w:rFonts w:hint="default"/>
+      </w:rPr>
+    </w:lvl>
+    <w:lvl w:ilvl="2">
+      <w:start w:val="1"/>
+      <w:numFmt w:val="decimal"/>
+      <w:lvlText w:val="%1.%2.%3"/>
+      <w:lvlJc w:val="left"/>
+      <w:pPr>
+        <w:ind w:left="720" w:hanging="720"/>
+      </w:pPr>
+      <w:rPr>
+        <w:rFonts w:hint="default"/>
+      </w:rPr>
+    </w:lvl>
+    <w:lvl w:ilvl="3">
+      <w:start w:val="1"/>
+      <w:numFmt w:val="decimal"/>
+      <w:lvlText w:val="%1.%2.%3.%4"/>
+      <w:lvlJc w:val="left"/>
+      <w:pPr>
+        <w:ind w:left="1080" w:hanging="1080"/>
+      </w:pPr>
+      <w:rPr>
+        <w:rFonts w:hint="default"/>
+      </w:rPr>
+    </w:lvl>
+    <w:lvl w:ilvl="4">
+      <w:start w:val="1"/>
+      <w:numFmt w:val="decimal"/>
+      <w:lvlText w:val="%1.%2.%3.%4.%5"/>
+      <w:lvlJc w:val="left"/>
+      <w:pPr>
+        <w:ind w:left="1080" w:hanging="1080"/>
+      </w:pPr>
+      <w:rPr>
+        <w:rFonts w:hint="default"/>
+      </w:rPr>
+    </w:lvl>
+    <w:lvl w:ilvl="5">
+      <w:start w:val="1"/>
+      <w:numFmt w:val="decimal"/>
+      <w:lvlText w:val="%1.%2.%3.%4.%5.%6"/>
+      <w:lvlJc w:val="left"/>
+      <w:pPr>
+        <w:ind w:left="1440" w:hanging="1440"/>
+      </w:pPr>
+      <w:rPr>
+        <w:rFonts w:hint="default"/>
+      </w:rPr>
+    </w:lvl>
+    <w:lvl w:ilvl="6">
+      <w:start w:val="1"/>
+      <w:numFmt w:val="decimal"/>
+      <w:lvlText w:val="%1.%2.%3.%4.%5.%6.%7"/>
+      <w:lvlJc w:val="left"/>
+      <w:pPr>
+        <w:ind w:left="1440" w:hanging="1440"/>
+      </w:pPr>
+      <w:rPr>
+        <w:rFonts w:hint="default"/>
+      </w:rPr>
+    </w:lvl>
+    <w:lvl w:ilvl="7">
+      <w:start w:val="1"/>
+      <w:numFmt w:val="decimal"/>
+      <w:lvlText w:val="%1.%2.%3.%4.%5.%6.%7.%8"/>
+      <w:lvlJc w:val="left"/>
+      <w:pPr>
+        <w:ind w:left="1800" w:hanging="1800"/>
+      </w:pPr>
+      <w:rPr>
+        <w:rFonts w:hint="default"/>
+      </w:rPr>
+    </w:lvl>
+    <w:lvl w:ilvl="8">
+      <w:start w:val="1"/>
+      <w:numFmt w:val="decimal"/>
+      <w:lvlText w:val="%1.%2.%3.%4.%5.%6.%7.%8.%9"/>
+      <w:lvlJc w:val="left"/>
+      <w:pPr>
+        <w:ind w:left="1800" w:hanging="1800"/>
+      </w:pPr>
+      <w:rPr>
+        <w:rFonts w:hint="default"/>
+      </w:rPr>
+    </w:lvl>
+  </w:abstractNum>
   <w:num w:numId="1" w16cid:durableId="99105760">
+    <w:abstractNumId w:val="1"/>
+  </w:num>
+  <w:num w:numId="2" w16cid:durableId="775902240">
     <w:abstractNumId w:val="0"/>
   </w:num>
 </w:numbering>
@@ -593,7 +5357,7 @@
     <w:lsdException w:name="Table Web 2" w:semiHidden="1" w:unhideWhenUsed="1"/>
     <w:lsdException w:name="Table Web 3" w:semiHidden="1" w:unhideWhenUsed="1"/>
     <w:lsdException w:name="Balloon Text" w:semiHidden="1" w:unhideWhenUsed="1"/>
-    <w:lsdException w:name="Table Grid" w:uiPriority="39"/>
+    <w:lsdException w:name="Table Grid" w:uiPriority="59"/>
     <w:lsdException w:name="Table Theme" w:semiHidden="1" w:unhideWhenUsed="1"/>
     <w:lsdException w:name="Placeholder Text" w:semiHidden="1"/>
     <w:lsdException w:name="No Spacing" w:uiPriority="1" w:qFormat="1"/>
@@ -1333,6 +6097,116 @@
       <w:spacing w:val="5"/>
     </w:rPr>
   </w:style>
+  <w:style w:type="table" w:styleId="TableGrid">
+    <w:name w:val="Table Grid"/>
+    <w:basedOn w:val="TableNormal"/>
+    <w:uiPriority w:val="59"/>
+    <w:rsid w:val="00471C15"/>
+    <w:pPr>
+      <w:spacing w:after="0" w:line="240" w:lineRule="auto"/>
+    </w:pPr>
+    <w:rPr>
+      <w:rFonts w:eastAsiaTheme="minorEastAsia"/>
+      <w:kern w:val="0"/>
+      <w:sz w:val="22"/>
+      <w:szCs w:val="22"/>
+      <w:lang w:val="en-US"/>
+      <w14:ligatures w14:val="none"/>
+    </w:rPr>
+    <w:tblPr>
+      <w:tblBorders>
+        <w:top w:val="single" w:sz="4" w:space="0" w:color="auto"/>
+        <w:left w:val="single" w:sz="4" w:space="0" w:color="auto"/>
+        <w:bottom w:val="single" w:sz="4" w:space="0" w:color="auto"/>
+        <w:right w:val="single" w:sz="4" w:space="0" w:color="auto"/>
+        <w:insideH w:val="single" w:sz="4" w:space="0" w:color="auto"/>
+        <w:insideV w:val="single" w:sz="4" w:space="0" w:color="auto"/>
+      </w:tblBorders>
+    </w:tblPr>
+  </w:style>
+  <w:style w:type="paragraph" w:customStyle="1" w:styleId="TableCaption">
+    <w:name w:val="Table Caption"/>
+    <w:rsid w:val="00471C15"/>
+    <w:pPr>
+      <w:spacing w:before="120" w:after="60" w:line="276" w:lineRule="auto"/>
+    </w:pPr>
+    <w:rPr>
+      <w:rFonts w:ascii="Arial" w:eastAsiaTheme="minorEastAsia" w:hAnsi="Arial"/>
+      <w:b/>
+      <w:kern w:val="0"/>
+      <w:sz w:val="19"/>
+      <w:szCs w:val="22"/>
+      <w:lang w:val="en-US"/>
+      <w14:ligatures w14:val="none"/>
+    </w:rPr>
+  </w:style>
+  <w:style w:type="paragraph" w:styleId="NormalWeb">
+    <w:name w:val="Normal (Web)"/>
+    <w:basedOn w:val="Normal"/>
+    <w:uiPriority w:val="99"/>
+    <w:semiHidden/>
+    <w:unhideWhenUsed/>
+    <w:rsid w:val="0018160E"/>
+    <w:rPr>
+      <w:rFonts w:ascii="Times New Roman" w:hAnsi="Times New Roman" w:cs="Times New Roman"/>
+    </w:rPr>
+  </w:style>
+  <w:style w:type="character" w:styleId="Hyperlink">
+    <w:name w:val="Hyperlink"/>
+    <w:basedOn w:val="DefaultParagraphFont"/>
+    <w:uiPriority w:val="99"/>
+    <w:unhideWhenUsed/>
+    <w:rsid w:val="007F2E79"/>
+    <w:rPr>
+      <w:color w:val="467886" w:themeColor="hyperlink"/>
+      <w:u w:val="single"/>
+    </w:rPr>
+  </w:style>
+  <w:style w:type="paragraph" w:styleId="TOCHeading">
+    <w:name w:val="TOC Heading"/>
+    <w:basedOn w:val="Heading1"/>
+    <w:next w:val="Normal"/>
+    <w:uiPriority w:val="39"/>
+    <w:unhideWhenUsed/>
+    <w:qFormat/>
+    <w:rsid w:val="000E1858"/>
+    <w:pPr>
+      <w:spacing w:before="240" w:after="0" w:line="259" w:lineRule="auto"/>
+      <w:outlineLvl w:val="9"/>
+    </w:pPr>
+    <w:rPr>
+      <w:kern w:val="0"/>
+      <w:sz w:val="32"/>
+      <w:szCs w:val="32"/>
+      <w:lang w:val="en-US"/>
+      <w14:ligatures w14:val="none"/>
+    </w:rPr>
+  </w:style>
+  <w:style w:type="paragraph" w:styleId="TOC1">
+    <w:name w:val="toc 1"/>
+    <w:basedOn w:val="Normal"/>
+    <w:next w:val="Normal"/>
+    <w:autoRedefine/>
+    <w:uiPriority w:val="39"/>
+    <w:unhideWhenUsed/>
+    <w:rsid w:val="000E1858"/>
+    <w:pPr>
+      <w:spacing w:after="100"/>
+    </w:pPr>
+  </w:style>
+  <w:style w:type="paragraph" w:styleId="TOC2">
+    <w:name w:val="toc 2"/>
+    <w:basedOn w:val="Normal"/>
+    <w:next w:val="Normal"/>
+    <w:autoRedefine/>
+    <w:uiPriority w:val="39"/>
+    <w:unhideWhenUsed/>
+    <w:rsid w:val="000E1858"/>
+    <w:pPr>
+      <w:spacing w:after="100"/>
+      <w:ind w:left="240"/>
+    </w:pPr>
+  </w:style>
 </w:styles>
 </file>
 
@@ -1649,4 +6523,16 @@
     </a:ext>
   </a:extLst>
 </a:theme>
+</file>
+
+<file path=customXml/item1.xml><?xml version="1.0" encoding="utf-8"?>
+<b:Sources xmlns:b="http://schemas.openxmlformats.org/officeDocument/2006/bibliography" xmlns="http://schemas.openxmlformats.org/officeDocument/2006/bibliography" SelectedStyle="\APASixthEditionOfficeOnline.xsl" StyleName="APA" Version="6"/>
+</file>
+
+<file path=customXml/itemProps1.xml><?xml version="1.0" encoding="utf-8"?>
+<ds:datastoreItem xmlns:ds="http://schemas.openxmlformats.org/officeDocument/2006/customXml" ds:itemID="{E3AE3CD8-7698-45D7-847C-92569EE40D6E}">
+  <ds:schemaRefs>
+    <ds:schemaRef ds:uri="http://schemas.openxmlformats.org/officeDocument/2006/bibliography"/>
+  </ds:schemaRefs>
+</ds:datastoreItem>
 </file>